--- a/IM_manuscript_Cheap_Code_Costly_Choices.docx
+++ b/IM_manuscript_Cheap_Code_Costly_Choices.docx
@@ -516,7 +516,7 @@
           <w:i w:val="false"/>
           <w:iCs w:val="false"/>
         </w:rPr>
-        <w:t xml:space="preserve">The remainder of the paper is organized as follows. Section 2 reviews the background. Section 3 develops the theory and its rational rival, Section 4 formalizes it, and Section 5 states its empirical implications. Section 6 discusses contributions and limitations, and Section 7 concludes. The Online Appendix contains the proofs, an agent-based extension to teams, and two additional results.</w:t>
+        <w:t xml:space="preserve">The remainder of the paper is organized as follows. Section 2 reviews the background. Section 3 develops the theory and its rational rival, Section 4 formalizes it, and Section 5 states its empirical implications. Section 6 discusses contributions and limitations, and Section 7 concludes.</w:t>
       </w:r>
     </w:p>
     <w:p>
@@ -968,7 +968,7 @@
           <w:i w:val="false"/>
           <w:iCs w:val="false"/>
         </w:rPr>
-        <w:t xml:space="preserve">Table 1 lists the mechanisms and the eleven propositions they imply. The propositions are the empirical hypotheses of the verbal theory. Section 4 formalizes the timing, appearance, and possession mechanisms at the level of a single decision, and Online Appendix A carries the ownership and incentive mechanisms over to teams.</w:t>
+        <w:t xml:space="preserve">Table 1 lists the mechanisms and the eleven propositions they imply. The propositions are the empirical hypotheses of the verbal theory. Section 4 formalizes the timing, appearance, and possession mechanisms at the level of a single decision. The ownership and incentive mechanisms (P6 and P9 to P11) enter the paper as propositions to be tested and are not formalized here.</w:t>
       </w:r>
     </w:p>
     <w:p>
@@ -4018,7 +4018,7 @@
           <w:i w:val="false"/>
           <w:iCs w:val="false"/>
         </w:rPr>
-        <w:t xml:space="preserve">This section formalizes the frame shift. The model is deliberately minimal, with one developer, one task at a time, and four behavioral wedges, each corresponding to a component of the frame shift in Section 3. Present bias expresses timing, a perception wedge expresses appearance, and a default share and loss aversion express possession. The purpose of the model is to establish results that the verbal theory suggests but cannot prove: when debt rises as quality becomes cheaper, what can and cannot separate the behavioral theory from rational acceleration, how debt responds to better models, and how it evolves over time. Section 4.6 then places the developer in a game with a tool vendor and her organization. Proofs are in Online Appendix B. Every result was also verified numerically, and the illustrative values below come from those computations.</w:t>
+        <w:t xml:space="preserve">This section formalizes the frame shift. The model is deliberately minimal, with one developer, one task at a time, and four behavioral wedges, each corresponding to a component of the frame shift in Section 3. Present bias expresses timing, a perception wedge expresses appearance, and a default share and loss aversion express possession. The purpose of the model is to establish results that the verbal theory suggests but cannot prove: when debt rises as quality becomes cheaper, what can and cannot separate the behavioral theory from rational acceleration, how debt responds to better models, and how it evolves over time. Section 4.6 then places the developer in a game with a tool vendor and her organization. Every result was also verified numerically, and the illustrative values below come from those computations.</w:t>
       </w:r>
     </w:p>
     <w:p>
@@ -6627,7 +6627,7 @@
           <w:i w:val="false"/>
           <w:iCs w:val="false"/>
         </w:rPr>
-        <w:t xml:space="preserve"> only as far as developers are willing to comply, so enforcement against unsanctioned tools and choice architecture are complements. Third, as Figure 3 shows, the organization’s optimal friction is not monotone in the wedges. The closed forms rely on a quadratic friction cost and a constant rework cost, but the sign results do not: Online Appendix B shows that f</w:t>
+        <w:t xml:space="preserve"> only as far as developers are willing to comply, so enforcement against unsanctioned tools and choice architecture are complements. Third, as Figure 3 shows, the organization’s optimal friction is not monotone in the wedges. The closed forms rely on a quadratic friction cost and a constant rework cost. The sign result, f</w:t>
       </w:r>
       <w:r>
         <w:rPr>
@@ -6669,7 +6669,28 @@
           <w:i w:val="false"/>
           <w:iCs w:val="false"/>
         </w:rPr>
-        <w:t xml:space="preserve">, with equality if and only if no wedge binds, for any convex friction cost, any decreasing and convex default share, any distribution of inspection time, and heterogeneous rework costs.</w:t>
+        <w:t xml:space="preserve"> with equality if and only if no wedge binds, depends on the gap between Δ and Δ</w:t>
+      </w:r>
+      <w:r>
+        <w:rPr>
+          <w:rFonts w:ascii="Times New Roman" w:cs="Times New Roman" w:eastAsia="Times New Roman" w:hAnsi="Times New Roman"/>
+          <w:b w:val="false"/>
+          <w:bCs w:val="false"/>
+          <w:i w:val="false"/>
+          <w:iCs w:val="false"/>
+          <w:vertAlign w:val="subscript"/>
+        </w:rPr>
+        <w:t xml:space="preserve">p</w:t>
+      </w:r>
+      <w:r>
+        <w:rPr>
+          <w:rFonts w:ascii="Times New Roman" w:cs="Times New Roman" w:eastAsia="Times New Roman" w:hAnsi="Times New Roman"/>
+          <w:b w:val="false"/>
+          <w:bCs w:val="false"/>
+          <w:i w:val="false"/>
+          <w:iCs w:val="false"/>
+        </w:rPr>
+        <w:t xml:space="preserve"> rather than on those functional forms, and we conjecture that it survives other convex friction costs, other default-share functions, other distributions of inspection time, and heterogeneous rework costs; we have not established the general case here.</w:t>
       </w:r>
     </w:p>
     <w:p>
@@ -7198,7 +7219,7 @@
           <w:i w:val="false"/>
           <w:iCs w:val="false"/>
         </w:rPr>
-        <w:t xml:space="preserve">The model formalizes the frame shift at the level of a single decision. Present bias generates P1 and P2, the perception wedge generates P3, P4, and P7, the default share generates P8, and loss aversion generates the retention component of P5. Results 1 and 2 ground the contrast with rational acceleration in Table 2, and Results 3 to 8 add predictions that the verbal theory does not make. Online Appendix C reports two further results: the sign of a mandate’s effect on maintenance cost is diagnostic of the wedges (Result S1), and acceptance-linked vendor revenue lowers friction equally under both governance modes, which leaves the test of Result 6 intact (Result S2). Online Appendix A extends the model to teams, where ownership, moral hazard, rebound, and metric targeting operate.</w:t>
+        <w:t xml:space="preserve">The model formalizes the frame shift at the level of a single decision. Present bias generates P1 and P2, the perception wedge generates P3, P4, and P7, the default share generates P8, and loss aversion generates the retention component of P5. Results 1 and 2 ground the contrast with rational acceleration in Table 2, and Results 3 to 8 add predictions that the verbal theory does not make. The ownership and incentive mechanisms (P6 and P9 to P11) are not formalized; extending the model to teams, where ownership, moral hazard, rebound, and metric targeting operate, is left for future work.</w:t>
       </w:r>
     </w:p>
     <w:p>
@@ -7232,7 +7253,7 @@
           <w:i w:val="false"/>
           <w:iCs w:val="false"/>
         </w:rPr>
-        <w:t xml:space="preserve">The contribution of this paper is theoretical, but the theory and the model are built to be tested. This section states what evidence would bear on them and what would count against them. Online Appendix A shows by simulation that the proposed archival measures can separate the mechanisms and the two accounts.</w:t>
+        <w:t xml:space="preserve">The contribution of this paper is theoretical, but the theory and the model are built to be tested. This section states what evidence would bear on them and what would count against them.</w:t>
       </w:r>
     </w:p>
     <w:p>
@@ -7518,7 +7539,7 @@
           <w:i w:val="false"/>
           <w:iCs w:val="false"/>
         </w:rPr>
-        <w:t xml:space="preserve">The theory and model are developed here rather than tested; the propositions and results await the evidence that the design in Section 5 would produce. The formal model is deliberately minimal. Tasks are independent, inspection detects defects perfectly, and the debt-trap result relies on a particular form of interest on debt, so its results are statements about mechanisms and not calibrated magnitudes. The strategic extensions abstract from competition among the organizations that use the tools, and they model learning only about the defect rate, not about the heuristic component of fluency, which may resist statistical evidence. The simulation in Online Appendix A shows that the design can separate the mechanisms and the two accounts if they operate as theorized; because every effect in it is assumed, it is not evidence that they do. Several measurement challenges also remain unresolved. AI-authorship labels are noisy and probably understate usage, which biases Study 1 estimates toward zero. Static-analysis measures of debt are proxies that may not track the debt developers experience. The experiment’s cover story may not fully reproduce field conditions in which reviewers know which tools their colleagues use. Finally, the theory is silent on model capability. A sufficiently capable model might produce code whose surface fluency is matched by its structure, and the fluency mechanism would then become harmless. The evidence to date, which finds structural degradation increasing with model capability, suggests that this point has not been reached, but the theory should be understood as conditional on the current gap between apparent and actual quality.</w:t>
+        <w:t xml:space="preserve">The theory and model are developed here rather than tested; the propositions and results await the evidence that the design in Section 5 would produce. The formal model is deliberately minimal. Tasks are independent, inspection detects defects perfectly, and the debt-trap result relies on a particular form of interest on debt, so its results are statements about mechanisms and not calibrated magnitudes. The strategic extensions abstract from competition among the organizations that use the tools, and they model learning only about the defect rate, not about the heuristic component of fluency, which may resist statistical evidence. The ownership and incentive mechanisms, and with them Propositions 6 and 9 to 11, are stated verbally and are not formalized, and we have not verified by simulation that the proposed measures can separate the mechanisms and the two accounts. Several measurement challenges also remain unresolved. AI-authorship labels are noisy and probably understate usage, which biases Study 1 estimates toward zero. Static-analysis measures of debt are proxies that may not track the debt developers experience. The experiment’s cover story may not fully reproduce field conditions in which reviewers know which tools their colleagues use. Finally, the theory is silent on model capability. A sufficiently capable model might produce code whose surface fluency is matched by its structure, and the fluency mechanism would then become harmless. The evidence to date, which finds structural degradation increasing with model capability, suggests that this point has not been reached, but the theory should be understood as conditional on the current gap between apparent and actual quality.</w:t>
       </w:r>
     </w:p>
     <w:p>
@@ -7554,7 +7575,7 @@
           <w:i w:val="false"/>
           <w:iCs w:val="false"/>
         </w:rPr>
-        <w:t xml:space="preserve">Three extensions suggest themselves. First, the theory could be applied to other generative-AI artifacts, such as documentation, infrastructure configuration, and analytics notebooks, where the same mechanisms plausibly operate but the debt has not been named. Second, the propositions could be tested at the level of the individual developer over time, asking whether biases attenuate with experience or, as some automation-bias research suggests, intensify as trust accumulates. Third, the choice-architecture interventions in Section 6.2 could be studied as field experiments, which would provide both a test of the mechanisms and direct evidence on remedies. As Result S1 in Online Appendix C shows, the sign of such an intervention’s effect on maintenance cost is itself a test of the wedges.</w:t>
+        <w:t xml:space="preserve">Three extensions suggest themselves. First, the theory could be applied to other generative-AI artifacts, such as documentation, infrastructure configuration, and analytics notebooks, where the same mechanisms plausibly operate but the debt has not been named. Second, the propositions could be tested at the level of the individual developer over time, asking whether biases attenuate with experience or, as some automation-bias research suggests, intensify as trust accumulates. Third, the choice-architecture interventions in Section 6.2 could be studied as field experiments, which would provide both a test of the mechanisms and direct evidence on remedies. Extending the formal model to teams would also allow the incentive mechanisms to be analyzed jointly with the behavioral wedges.</w:t>
       </w:r>
     </w:p>
     <w:p>

--- a/IM_manuscript_Cheap_Code_Costly_Choices.docx
+++ b/IM_manuscript_Cheap_Code_Costly_Choices.docx
@@ -258,7 +258,7 @@
           <w:sz w:val="24"/>
           <w:szCs w:val="24"/>
         </w:rPr>
-        <w:t xml:space="preserve">Eleven propositions and three studies set out testable predictions</w:t>
+        <w:t xml:space="preserve">Pilot on a public repository: LLM commits carry far fewer self-admitted debt markers</w:t>
       </w:r>
     </w:p>
     <w:p>
@@ -321,7 +321,7 @@
           <w:i w:val="false"/>
           <w:iCs w:val="false"/>
         </w:rPr>
-        <w:t xml:space="preserve">Large language model (LLM) coding assistants have sharply lowered the cost of producing working code, yet maintainability appears to be deteriorating. A rational trade-off view of technical debt predicts less debt as clean code gets cheaper, although a rational account can produce rising debt if faster delivery raises the value of speed. We propose a behavioral theory built on a frame shift: assistance converts an ex ante choice between an expedient and a quality implementation into an ex post decision about accepting an artifact that already exists, works, and looks finished. A formal model with present-bias, perception, default, and loss-aversion wedges shows that debt can rise as quality gets cheaper, that more reliable models can generate more debt, and that present bias creates debt traps with hysteresis. Rational acceleration can match aggregate debt but not three other statistics. We derive testable propositions and recast technical debt as a choice-architecture problem.</w:t>
+        <w:t xml:space="preserve">Large language model (LLM) coding assistants have lowered the cost of producing working code, yet maintainability appears to be deteriorating. A rational trade-off view of technical debt predicts less debt as clean code gets cheaper, although faster delivery can raise the value of speed and debt with it. We propose a behavioral theory built on a frame shift: assistance converts an ex ante choice between an expedient and a quality implementation into an ex post decision about accepting an artifact that already exists, works, and looks finished. A formal model with four behavioral wedges shows that debt can rise as quality gets cheaper, that more reliable models can generate more debt, and that present bias creates debt traps with hysteresis. Rational acceleration can match aggregate debt but not three other statistics, and a pilot test points the way the behavioral theory predicts. We recast technical debt as a choice-architecture problem.</w:t>
       </w:r>
     </w:p>
     <w:p>
@@ -516,7 +516,7 @@
           <w:i w:val="false"/>
           <w:iCs w:val="false"/>
         </w:rPr>
-        <w:t xml:space="preserve">The remainder of the paper is organized as follows. Section 2 reviews the background. Section 3 develops the theory and its rational rival, Section 4 formalizes it, and Section 5 states its empirical implications. Section 6 discusses contributions and limitations, and Section 7 concludes.</w:t>
+        <w:t xml:space="preserve">The remainder of the paper is organized as follows. Section 2 reviews the background. Section 3 develops the theory and its rational rival, Section 4 formalizes it, and Section 5 states its empirical implications and reports a pilot test of one of them. Section 6 discusses contributions and limitations, and Section 7 concludes.</w:t>
       </w:r>
     </w:p>
     <w:p>
@@ -9701,7 +9701,7 @@
           <w:i w:val="false"/>
           <w:iCs w:val="false"/>
         </w:rPr>
-        <w:t xml:space="preserve">The contribution of this paper is theoretical, but the theory and the model are built to be tested. This section states what evidence would bear on them and what would count against them.</w:t>
+        <w:t xml:space="preserve">The contribution of this paper is theoretical, but the theory and the model are built to be tested. This section states what evidence would bear on them and what would count against them, and Section 5.1 reports a pilot test of one proposition.</w:t>
       </w:r>
     </w:p>
     <w:p>
@@ -9738,6 +9738,857 @@
           <w:iCs w:val="false"/>
         </w:rPr>
         <w:t xml:space="preserve">Public repositories in which LLM authorship can be identified, whether through co-author trailers, agent-opened pull requests, or assistant configuration files, support a staggered difference-in-differences comparison of adopting and non-adopting repositories, as well as change-level comparisons within repositories and reviewers. The model dictates the measures. Aggregate debt is reported but cannot adjudicate between the accounts (Result 2a). The adjudicating statistics are the self-admission rate of a change conditional on the static-analysis warnings it introduces (P4), the substantive review a change receives with reviewer fixed effects (P7), and the net-addition bias in single-contributor modules (P5). Refactoring is measured as commits per active contributor and not as a share of changed lines, which rebound would contaminate (P1a), and duplication that grows with contributor count identifies rebound rather than loss aversion (P10). The same data test the dynamic results: after adoption, the cross-repository distribution of debt should become bimodal, and repositories that enter adoption with more debt should be more likely to tip (Result 4). Within repositories that switch model generations, debt per LLM-assisted change should not fall monotonically with model reliability (Result 3).</w:t>
+      </w:r>
+    </w:p>
+    <w:p>
+      <w:pPr>
+        <w:spacing w:after="0" w:line="480" w:lineRule="auto"/>
+        <w:ind w:firstLine="720"/>
+      </w:pPr>
+      <w:r>
+        <w:rPr>
+          <w:rFonts w:ascii="Times New Roman" w:cs="Times New Roman" w:eastAsia="Times New Roman" w:hAnsi="Times New Roman"/>
+          <w:b/>
+          <w:bCs/>
+        </w:rPr>
+        <w:t xml:space="preserve">Pilot test of P4. </w:t>
+      </w:r>
+      <w:r>
+        <w:rPr>
+          <w:rFonts w:ascii="Times New Roman" w:cs="Times New Roman" w:eastAsia="Times New Roman" w:hAnsi="Times New Roman"/>
+          <w:b w:val="false"/>
+          <w:bCs w:val="false"/>
+          <w:i w:val="false"/>
+          <w:iCs w:val="false"/>
+        </w:rPr>
+        <w:t xml:space="preserve">As a first check, we tested P4 on the public history of the Aider repository (Aider-AI, 2026). The repository suits the purpose for two reasons. The tool marks the changes it writes by appending “(aider)” to the commit author’s name, which identifies LLM authorship directly, and one maintainer wrote most commits both with and without the tag, so much of the comparison is within a single developer. The analysis is exploratory and was not preregistered.</w:t>
+      </w:r>
+    </w:p>
+    <w:p>
+      <w:pPr>
+        <w:spacing w:after="0" w:line="480" w:lineRule="auto"/>
+        <w:ind w:firstLine="720"/>
+      </w:pPr>
+      <w:r>
+        <w:rPr>
+          <w:rFonts w:ascii="Times New Roman" w:cs="Times New Roman" w:eastAsia="Times New Roman" w:hAnsi="Times New Roman"/>
+          <w:b/>
+          <w:bCs/>
+        </w:rPr>
+        <w:t xml:space="preserve">Data and measures. </w:t>
+      </w:r>
+      <w:r>
+        <w:rPr>
+          <w:rFonts w:ascii="Times New Roman" w:cs="Times New Roman" w:eastAsia="Times New Roman" w:hAnsi="Times New Roman"/>
+          <w:b w:val="false"/>
+          <w:bCs w:val="false"/>
+          <w:i w:val="false"/>
+          <w:iCs w:val="false"/>
+        </w:rPr>
+        <w:t xml:space="preserve">We used the full history to May 2026 (13,138 commits) and kept the commits that add at least one line of Python after the author tag first appears, on 18 June 2024. This leaves 4,936 commits, of which 2,801 are LLM-authored and 2,135 human-authored, and one maintainer authored 4,707 of them. The tag no longer appears after the second quarter of 2025, so we include quarter fixed effects to absorb the change in composition. Self-admitted debt is the number of added comment lines containing TODO, FIXME, HACK, XXX, KLUDGE, or WORKAROUND (30 events; the strict measure). Because these markers turned out to be rare, we also report a broader measure, fixed after seeing the counts, that adds phrases such as “for now,” “temporary,” “quick fix,” “ugly,” and “refactor later” (121 events). Statically detected debt introduced is the increase, summed over the files a commit changes, in the number of warnings from the ruff linter (Astral, 2026) for excess complexity, too many branches, arguments, statements, or returns, magic values, simplifiable code, commented-out code, and likely bugs, computed on the parent and child versions of each file with suppression comments ignored.</w:t>
+      </w:r>
+    </w:p>
+    <w:p>
+      <w:pPr>
+        <w:spacing w:after="0" w:line="480" w:lineRule="auto"/>
+        <w:ind w:firstLine="720"/>
+      </w:pPr>
+      <w:r>
+        <w:rPr>
+          <w:rFonts w:ascii="Times New Roman" w:cs="Times New Roman" w:eastAsia="Times New Roman" w:hAnsi="Times New Roman"/>
+          <w:b/>
+          <w:bCs/>
+        </w:rPr>
+        <w:t xml:space="preserve">Results. </w:t>
+      </w:r>
+      <w:r>
+        <w:rPr>
+          <w:rFonts w:ascii="Times New Roman" w:cs="Times New Roman" w:eastAsia="Times New Roman" w:hAnsi="Times New Roman"/>
+          <w:b w:val="false"/>
+          <w:bCs w:val="false"/>
+          <w:i w:val="false"/>
+          <w:iCs w:val="false"/>
+        </w:rPr>
+        <w:t xml:space="preserve">We estimate Poisson regressions of marker counts on an indicator of LLM authorship, controlling for detected debt introduced, the logarithm of added lines, and quarter fixed effects, with standard errors clustered by month. LLM-authored commits carry far fewer markers. The incidence rate ratio is 0.02 (95% confidence interval 0.00 to 0.13) for the strict measure and 0.28 (0.14 to 0.56) for the broad one, and restricting the sample to the one maintainer or controlling for the number of added comment lines leaves the estimates essentially unchanged (Table 4). The gap does not arise because LLM commits contain fewer comments: they add 0.088 comment lines per added line, against 0.069 for human commits. Nor does it arise because LLM changes introduce less detected debt. The share of commits that raise the warning count is about 7.5 percent in both groups, and the number of markers per 100 new warnings is 0.2 for LLM-authored and 9.0 for human-authored commits on the strict measure, and 4.4 against 29.0 on the broad one.</w:t>
+      </w:r>
+    </w:p>
+    <w:p>
+      <w:pPr>
+        <w:keepNext/>
+        <w:spacing w:after="120" w:before="240" w:line="276"/>
+      </w:pPr>
+      <w:r>
+        <w:rPr>
+          <w:rFonts w:ascii="Times New Roman" w:cs="Times New Roman" w:eastAsia="Times New Roman" w:hAnsi="Times New Roman"/>
+          <w:b/>
+          <w:bCs/>
+          <w:i w:val="false"/>
+          <w:iCs w:val="false"/>
+        </w:rPr>
+        <w:t xml:space="preserve">Table 4. Pilot Test of P4: Self-Admitted Debt Markers in LLM-Authored versus Human-Authored Commits (Incidence Rate Ratios)</w:t>
+      </w:r>
+    </w:p>
+    <w:tbl>
+      <w:tblPr>
+        <w:tblW w:type="dxa" w:w="9360"/>
+        <w:tblBorders>
+          <w:top w:val="single" w:color="auto" w:sz="4"/>
+          <w:left w:val="single" w:color="auto" w:sz="4"/>
+          <w:bottom w:val="single" w:color="auto" w:sz="4"/>
+          <w:right w:val="single" w:color="auto" w:sz="4"/>
+          <w:insideH w:val="single" w:color="auto" w:sz="4"/>
+          <w:insideV w:val="single" w:color="auto" w:sz="4"/>
+        </w:tblBorders>
+      </w:tblPr>
+      <w:tblGrid>
+        <w:gridCol w:w="4200"/>
+        <w:gridCol w:w="1000"/>
+        <w:gridCol w:w="2080"/>
+        <w:gridCol w:w="2080"/>
+      </w:tblGrid>
+      <w:tr>
+        <w:trPr>
+          <w:cantSplit/>
+          <w:tblHeader/>
+        </w:trPr>
+        <w:tc>
+          <w:tcPr>
+            <w:tcW w:type="dxa" w:w="4200"/>
+            <w:tcBorders>
+              <w:top w:val="single" w:color="000000" w:sz="4"/>
+              <w:left w:val="single" w:color="000000" w:sz="4"/>
+              <w:bottom w:val="single" w:color="000000" w:sz="4"/>
+              <w:right w:val="single" w:color="000000" w:sz="4"/>
+            </w:tcBorders>
+            <w:shd w:fill="EDEDED" w:color="auto" w:val="clear"/>
+            <w:tcMar>
+              <w:top w:type="dxa" w:w="40"/>
+              <w:left w:type="dxa" w:w="80"/>
+              <w:bottom w:type="dxa" w:w="40"/>
+              <w:right w:type="dxa" w:w="80"/>
+            </w:tcMar>
+          </w:tcPr>
+          <w:p>
+            <w:pPr>
+              <w:spacing w:after="0" w:line="240"/>
+            </w:pPr>
+            <w:r>
+              <w:rPr>
+                <w:rFonts w:ascii="Times New Roman" w:cs="Times New Roman" w:eastAsia="Times New Roman" w:hAnsi="Times New Roman"/>
+                <w:b/>
+                <w:bCs/>
+                <w:i w:val="false"/>
+                <w:iCs w:val="false"/>
+                <w:sz w:val="20"/>
+                <w:szCs w:val="20"/>
+              </w:rPr>
+              <w:t xml:space="preserve">Specification</w:t>
+            </w:r>
+          </w:p>
+        </w:tc>
+        <w:tc>
+          <w:tcPr>
+            <w:tcW w:type="dxa" w:w="1000"/>
+            <w:tcBorders>
+              <w:top w:val="single" w:color="000000" w:sz="4"/>
+              <w:left w:val="single" w:color="000000" w:sz="4"/>
+              <w:bottom w:val="single" w:color="000000" w:sz="4"/>
+              <w:right w:val="single" w:color="000000" w:sz="4"/>
+            </w:tcBorders>
+            <w:shd w:fill="EDEDED" w:color="auto" w:val="clear"/>
+            <w:tcMar>
+              <w:top w:type="dxa" w:w="40"/>
+              <w:left w:type="dxa" w:w="80"/>
+              <w:bottom w:type="dxa" w:w="40"/>
+              <w:right w:type="dxa" w:w="80"/>
+            </w:tcMar>
+          </w:tcPr>
+          <w:p>
+            <w:pPr>
+              <w:spacing w:after="0" w:line="240"/>
+            </w:pPr>
+            <w:r>
+              <w:rPr>
+                <w:rFonts w:ascii="Times New Roman" w:cs="Times New Roman" w:eastAsia="Times New Roman" w:hAnsi="Times New Roman"/>
+                <w:b/>
+                <w:bCs/>
+                <w:i w:val="false"/>
+                <w:iCs w:val="false"/>
+                <w:sz w:val="20"/>
+                <w:szCs w:val="20"/>
+              </w:rPr>
+              <w:t xml:space="preserve">Commits</w:t>
+            </w:r>
+          </w:p>
+        </w:tc>
+        <w:tc>
+          <w:tcPr>
+            <w:tcW w:type="dxa" w:w="2080"/>
+            <w:tcBorders>
+              <w:top w:val="single" w:color="000000" w:sz="4"/>
+              <w:left w:val="single" w:color="000000" w:sz="4"/>
+              <w:bottom w:val="single" w:color="000000" w:sz="4"/>
+              <w:right w:val="single" w:color="000000" w:sz="4"/>
+            </w:tcBorders>
+            <w:shd w:fill="EDEDED" w:color="auto" w:val="clear"/>
+            <w:tcMar>
+              <w:top w:type="dxa" w:w="40"/>
+              <w:left w:type="dxa" w:w="80"/>
+              <w:bottom w:type="dxa" w:w="40"/>
+              <w:right w:type="dxa" w:w="80"/>
+            </w:tcMar>
+          </w:tcPr>
+          <w:p>
+            <w:pPr>
+              <w:spacing w:after="0" w:line="240"/>
+            </w:pPr>
+            <w:r>
+              <w:rPr>
+                <w:rFonts w:ascii="Times New Roman" w:cs="Times New Roman" w:eastAsia="Times New Roman" w:hAnsi="Times New Roman"/>
+                <w:b/>
+                <w:bCs/>
+                <w:i w:val="false"/>
+                <w:iCs w:val="false"/>
+                <w:sz w:val="20"/>
+                <w:szCs w:val="20"/>
+              </w:rPr>
+              <w:t xml:space="preserve">Strict markers (30 events)</w:t>
+            </w:r>
+          </w:p>
+        </w:tc>
+        <w:tc>
+          <w:tcPr>
+            <w:tcW w:type="dxa" w:w="2080"/>
+            <w:tcBorders>
+              <w:top w:val="single" w:color="000000" w:sz="4"/>
+              <w:left w:val="single" w:color="000000" w:sz="4"/>
+              <w:bottom w:val="single" w:color="000000" w:sz="4"/>
+              <w:right w:val="single" w:color="000000" w:sz="4"/>
+            </w:tcBorders>
+            <w:shd w:fill="EDEDED" w:color="auto" w:val="clear"/>
+            <w:tcMar>
+              <w:top w:type="dxa" w:w="40"/>
+              <w:left w:type="dxa" w:w="80"/>
+              <w:bottom w:type="dxa" w:w="40"/>
+              <w:right w:type="dxa" w:w="80"/>
+            </w:tcMar>
+          </w:tcPr>
+          <w:p>
+            <w:pPr>
+              <w:spacing w:after="0" w:line="240"/>
+            </w:pPr>
+            <w:r>
+              <w:rPr>
+                <w:rFonts w:ascii="Times New Roman" w:cs="Times New Roman" w:eastAsia="Times New Roman" w:hAnsi="Times New Roman"/>
+                <w:b/>
+                <w:bCs/>
+                <w:i w:val="false"/>
+                <w:iCs w:val="false"/>
+                <w:sz w:val="20"/>
+                <w:szCs w:val="20"/>
+              </w:rPr>
+              <w:t xml:space="preserve">Broad markers (121 events)</w:t>
+            </w:r>
+          </w:p>
+        </w:tc>
+      </w:tr>
+      <w:tr>
+        <w:trPr>
+          <w:cantSplit/>
+        </w:trPr>
+        <w:tc>
+          <w:tcPr>
+            <w:tcW w:type="dxa" w:w="4200"/>
+            <w:tcBorders>
+              <w:top w:val="single" w:color="000000" w:sz="4"/>
+              <w:left w:val="single" w:color="000000" w:sz="4"/>
+              <w:bottom w:val="single" w:color="000000" w:sz="4"/>
+              <w:right w:val="single" w:color="000000" w:sz="4"/>
+            </w:tcBorders>
+            <w:tcMar>
+              <w:top w:type="dxa" w:w="40"/>
+              <w:left w:type="dxa" w:w="80"/>
+              <w:bottom w:type="dxa" w:w="40"/>
+              <w:right w:type="dxa" w:w="80"/>
+            </w:tcMar>
+          </w:tcPr>
+          <w:p>
+            <w:pPr>
+              <w:spacing w:after="0" w:line="240"/>
+            </w:pPr>
+            <w:r>
+              <w:rPr>
+                <w:rFonts w:ascii="Times New Roman" w:cs="Times New Roman" w:eastAsia="Times New Roman" w:hAnsi="Times New Roman"/>
+                <w:b w:val="false"/>
+                <w:bCs w:val="false"/>
+                <w:i w:val="false"/>
+                <w:iCs w:val="false"/>
+                <w:sz w:val="20"/>
+                <w:szCs w:val="20"/>
+              </w:rPr>
+              <w:t xml:space="preserve">All authors</w:t>
+            </w:r>
+          </w:p>
+        </w:tc>
+        <w:tc>
+          <w:tcPr>
+            <w:tcW w:type="dxa" w:w="1000"/>
+            <w:tcBorders>
+              <w:top w:val="single" w:color="000000" w:sz="4"/>
+              <w:left w:val="single" w:color="000000" w:sz="4"/>
+              <w:bottom w:val="single" w:color="000000" w:sz="4"/>
+              <w:right w:val="single" w:color="000000" w:sz="4"/>
+            </w:tcBorders>
+            <w:tcMar>
+              <w:top w:type="dxa" w:w="40"/>
+              <w:left w:type="dxa" w:w="80"/>
+              <w:bottom w:type="dxa" w:w="40"/>
+              <w:right w:type="dxa" w:w="80"/>
+            </w:tcMar>
+          </w:tcPr>
+          <w:p>
+            <w:pPr>
+              <w:spacing w:after="0" w:line="240"/>
+            </w:pPr>
+            <w:r>
+              <w:rPr>
+                <w:rFonts w:ascii="Times New Roman" w:cs="Times New Roman" w:eastAsia="Times New Roman" w:hAnsi="Times New Roman"/>
+                <w:b w:val="false"/>
+                <w:bCs w:val="false"/>
+                <w:i w:val="false"/>
+                <w:iCs w:val="false"/>
+                <w:sz w:val="20"/>
+                <w:szCs w:val="20"/>
+              </w:rPr>
+              <w:t xml:space="preserve">4,936</w:t>
+            </w:r>
+          </w:p>
+        </w:tc>
+        <w:tc>
+          <w:tcPr>
+            <w:tcW w:type="dxa" w:w="2080"/>
+            <w:tcBorders>
+              <w:top w:val="single" w:color="000000" w:sz="4"/>
+              <w:left w:val="single" w:color="000000" w:sz="4"/>
+              <w:bottom w:val="single" w:color="000000" w:sz="4"/>
+              <w:right w:val="single" w:color="000000" w:sz="4"/>
+            </w:tcBorders>
+            <w:tcMar>
+              <w:top w:type="dxa" w:w="40"/>
+              <w:left w:type="dxa" w:w="80"/>
+              <w:bottom w:type="dxa" w:w="40"/>
+              <w:right w:type="dxa" w:w="80"/>
+            </w:tcMar>
+          </w:tcPr>
+          <w:p>
+            <w:pPr>
+              <w:spacing w:after="0" w:line="240"/>
+            </w:pPr>
+            <w:r>
+              <w:rPr>
+                <w:rFonts w:ascii="Times New Roman" w:cs="Times New Roman" w:eastAsia="Times New Roman" w:hAnsi="Times New Roman"/>
+                <w:b w:val="false"/>
+                <w:bCs w:val="false"/>
+                <w:i w:val="false"/>
+                <w:iCs w:val="false"/>
+                <w:sz w:val="20"/>
+                <w:szCs w:val="20"/>
+              </w:rPr>
+              <w:t xml:space="preserve">0.02 [0.00, 0.13]</w:t>
+            </w:r>
+          </w:p>
+        </w:tc>
+        <w:tc>
+          <w:tcPr>
+            <w:tcW w:type="dxa" w:w="2080"/>
+            <w:tcBorders>
+              <w:top w:val="single" w:color="000000" w:sz="4"/>
+              <w:left w:val="single" w:color="000000" w:sz="4"/>
+              <w:bottom w:val="single" w:color="000000" w:sz="4"/>
+              <w:right w:val="single" w:color="000000" w:sz="4"/>
+            </w:tcBorders>
+            <w:tcMar>
+              <w:top w:type="dxa" w:w="40"/>
+              <w:left w:type="dxa" w:w="80"/>
+              <w:bottom w:type="dxa" w:w="40"/>
+              <w:right w:type="dxa" w:w="80"/>
+            </w:tcMar>
+          </w:tcPr>
+          <w:p>
+            <w:pPr>
+              <w:spacing w:after="0" w:line="240"/>
+            </w:pPr>
+            <w:r>
+              <w:rPr>
+                <w:rFonts w:ascii="Times New Roman" w:cs="Times New Roman" w:eastAsia="Times New Roman" w:hAnsi="Times New Roman"/>
+                <w:b w:val="false"/>
+                <w:bCs w:val="false"/>
+                <w:i w:val="false"/>
+                <w:iCs w:val="false"/>
+                <w:sz w:val="20"/>
+                <w:szCs w:val="20"/>
+              </w:rPr>
+              <w:t xml:space="preserve">0.28 [0.14, 0.56]</w:t>
+            </w:r>
+          </w:p>
+        </w:tc>
+      </w:tr>
+      <w:tr>
+        <w:trPr>
+          <w:cantSplit/>
+        </w:trPr>
+        <w:tc>
+          <w:tcPr>
+            <w:tcW w:type="dxa" w:w="4200"/>
+            <w:tcBorders>
+              <w:top w:val="single" w:color="000000" w:sz="4"/>
+              <w:left w:val="single" w:color="000000" w:sz="4"/>
+              <w:bottom w:val="single" w:color="000000" w:sz="4"/>
+              <w:right w:val="single" w:color="000000" w:sz="4"/>
+            </w:tcBorders>
+            <w:tcMar>
+              <w:top w:type="dxa" w:w="40"/>
+              <w:left w:type="dxa" w:w="80"/>
+              <w:bottom w:type="dxa" w:w="40"/>
+              <w:right w:type="dxa" w:w="80"/>
+            </w:tcMar>
+          </w:tcPr>
+          <w:p>
+            <w:pPr>
+              <w:spacing w:after="0" w:line="240"/>
+            </w:pPr>
+            <w:r>
+              <w:rPr>
+                <w:rFonts w:ascii="Times New Roman" w:cs="Times New Roman" w:eastAsia="Times New Roman" w:hAnsi="Times New Roman"/>
+                <w:b w:val="false"/>
+                <w:bCs w:val="false"/>
+                <w:i w:val="false"/>
+                <w:iCs w:val="false"/>
+                <w:sz w:val="20"/>
+                <w:szCs w:val="20"/>
+              </w:rPr>
+              <w:t xml:space="preserve">One maintainer only</w:t>
+            </w:r>
+          </w:p>
+        </w:tc>
+        <w:tc>
+          <w:tcPr>
+            <w:tcW w:type="dxa" w:w="1000"/>
+            <w:tcBorders>
+              <w:top w:val="single" w:color="000000" w:sz="4"/>
+              <w:left w:val="single" w:color="000000" w:sz="4"/>
+              <w:bottom w:val="single" w:color="000000" w:sz="4"/>
+              <w:right w:val="single" w:color="000000" w:sz="4"/>
+            </w:tcBorders>
+            <w:tcMar>
+              <w:top w:type="dxa" w:w="40"/>
+              <w:left w:type="dxa" w:w="80"/>
+              <w:bottom w:type="dxa" w:w="40"/>
+              <w:right w:type="dxa" w:w="80"/>
+            </w:tcMar>
+          </w:tcPr>
+          <w:p>
+            <w:pPr>
+              <w:spacing w:after="0" w:line="240"/>
+            </w:pPr>
+            <w:r>
+              <w:rPr>
+                <w:rFonts w:ascii="Times New Roman" w:cs="Times New Roman" w:eastAsia="Times New Roman" w:hAnsi="Times New Roman"/>
+                <w:b w:val="false"/>
+                <w:bCs w:val="false"/>
+                <w:i w:val="false"/>
+                <w:iCs w:val="false"/>
+                <w:sz w:val="20"/>
+                <w:szCs w:val="20"/>
+              </w:rPr>
+              <w:t xml:space="preserve">4,707</w:t>
+            </w:r>
+          </w:p>
+        </w:tc>
+        <w:tc>
+          <w:tcPr>
+            <w:tcW w:type="dxa" w:w="2080"/>
+            <w:tcBorders>
+              <w:top w:val="single" w:color="000000" w:sz="4"/>
+              <w:left w:val="single" w:color="000000" w:sz="4"/>
+              <w:bottom w:val="single" w:color="000000" w:sz="4"/>
+              <w:right w:val="single" w:color="000000" w:sz="4"/>
+            </w:tcBorders>
+            <w:tcMar>
+              <w:top w:type="dxa" w:w="40"/>
+              <w:left w:type="dxa" w:w="80"/>
+              <w:bottom w:type="dxa" w:w="40"/>
+              <w:right w:type="dxa" w:w="80"/>
+            </w:tcMar>
+          </w:tcPr>
+          <w:p>
+            <w:pPr>
+              <w:spacing w:after="0" w:line="240"/>
+            </w:pPr>
+            <w:r>
+              <w:rPr>
+                <w:rFonts w:ascii="Times New Roman" w:cs="Times New Roman" w:eastAsia="Times New Roman" w:hAnsi="Times New Roman"/>
+                <w:b w:val="false"/>
+                <w:bCs w:val="false"/>
+                <w:i w:val="false"/>
+                <w:iCs w:val="false"/>
+                <w:sz w:val="20"/>
+                <w:szCs w:val="20"/>
+              </w:rPr>
+              <w:t xml:space="preserve">0.02 [0.00, 0.12]</w:t>
+            </w:r>
+          </w:p>
+        </w:tc>
+        <w:tc>
+          <w:tcPr>
+            <w:tcW w:type="dxa" w:w="2080"/>
+            <w:tcBorders>
+              <w:top w:val="single" w:color="000000" w:sz="4"/>
+              <w:left w:val="single" w:color="000000" w:sz="4"/>
+              <w:bottom w:val="single" w:color="000000" w:sz="4"/>
+              <w:right w:val="single" w:color="000000" w:sz="4"/>
+            </w:tcBorders>
+            <w:tcMar>
+              <w:top w:type="dxa" w:w="40"/>
+              <w:left w:type="dxa" w:w="80"/>
+              <w:bottom w:type="dxa" w:w="40"/>
+              <w:right w:type="dxa" w:w="80"/>
+            </w:tcMar>
+          </w:tcPr>
+          <w:p>
+            <w:pPr>
+              <w:spacing w:after="0" w:line="240"/>
+            </w:pPr>
+            <w:r>
+              <w:rPr>
+                <w:rFonts w:ascii="Times New Roman" w:cs="Times New Roman" w:eastAsia="Times New Roman" w:hAnsi="Times New Roman"/>
+                <w:b w:val="false"/>
+                <w:bCs w:val="false"/>
+                <w:i w:val="false"/>
+                <w:iCs w:val="false"/>
+                <w:sz w:val="20"/>
+                <w:szCs w:val="20"/>
+              </w:rPr>
+              <w:t xml:space="preserve">0.27 [0.14, 0.52]</w:t>
+            </w:r>
+          </w:p>
+        </w:tc>
+      </w:tr>
+      <w:tr>
+        <w:trPr>
+          <w:cantSplit/>
+        </w:trPr>
+        <w:tc>
+          <w:tcPr>
+            <w:tcW w:type="dxa" w:w="4200"/>
+            <w:tcBorders>
+              <w:top w:val="single" w:color="000000" w:sz="4"/>
+              <w:left w:val="single" w:color="000000" w:sz="4"/>
+              <w:bottom w:val="single" w:color="000000" w:sz="4"/>
+              <w:right w:val="single" w:color="000000" w:sz="4"/>
+            </w:tcBorders>
+            <w:tcMar>
+              <w:top w:type="dxa" w:w="40"/>
+              <w:left w:type="dxa" w:w="80"/>
+              <w:bottom w:type="dxa" w:w="40"/>
+              <w:right w:type="dxa" w:w="80"/>
+            </w:tcMar>
+          </w:tcPr>
+          <w:p>
+            <w:pPr>
+              <w:spacing w:after="0" w:line="240"/>
+            </w:pPr>
+            <w:r>
+              <w:rPr>
+                <w:rFonts w:ascii="Times New Roman" w:cs="Times New Roman" w:eastAsia="Times New Roman" w:hAnsi="Times New Roman"/>
+                <w:b w:val="false"/>
+                <w:bCs w:val="false"/>
+                <w:i w:val="false"/>
+                <w:iCs w:val="false"/>
+                <w:sz w:val="20"/>
+                <w:szCs w:val="20"/>
+              </w:rPr>
+              <w:t xml:space="preserve">Adding added comment lines as a control</w:t>
+            </w:r>
+          </w:p>
+        </w:tc>
+        <w:tc>
+          <w:tcPr>
+            <w:tcW w:type="dxa" w:w="1000"/>
+            <w:tcBorders>
+              <w:top w:val="single" w:color="000000" w:sz="4"/>
+              <w:left w:val="single" w:color="000000" w:sz="4"/>
+              <w:bottom w:val="single" w:color="000000" w:sz="4"/>
+              <w:right w:val="single" w:color="000000" w:sz="4"/>
+            </w:tcBorders>
+            <w:tcMar>
+              <w:top w:type="dxa" w:w="40"/>
+              <w:left w:type="dxa" w:w="80"/>
+              <w:bottom w:type="dxa" w:w="40"/>
+              <w:right w:type="dxa" w:w="80"/>
+            </w:tcMar>
+          </w:tcPr>
+          <w:p>
+            <w:pPr>
+              <w:spacing w:after="0" w:line="240"/>
+            </w:pPr>
+            <w:r>
+              <w:rPr>
+                <w:rFonts w:ascii="Times New Roman" w:cs="Times New Roman" w:eastAsia="Times New Roman" w:hAnsi="Times New Roman"/>
+                <w:b w:val="false"/>
+                <w:bCs w:val="false"/>
+                <w:i w:val="false"/>
+                <w:iCs w:val="false"/>
+                <w:sz w:val="20"/>
+                <w:szCs w:val="20"/>
+              </w:rPr>
+              <w:t xml:space="preserve">4,936</w:t>
+            </w:r>
+          </w:p>
+        </w:tc>
+        <w:tc>
+          <w:tcPr>
+            <w:tcW w:type="dxa" w:w="2080"/>
+            <w:tcBorders>
+              <w:top w:val="single" w:color="000000" w:sz="4"/>
+              <w:left w:val="single" w:color="000000" w:sz="4"/>
+              <w:bottom w:val="single" w:color="000000" w:sz="4"/>
+              <w:right w:val="single" w:color="000000" w:sz="4"/>
+            </w:tcBorders>
+            <w:tcMar>
+              <w:top w:type="dxa" w:w="40"/>
+              <w:left w:type="dxa" w:w="80"/>
+              <w:bottom w:type="dxa" w:w="40"/>
+              <w:right w:type="dxa" w:w="80"/>
+            </w:tcMar>
+          </w:tcPr>
+          <w:p>
+            <w:pPr>
+              <w:spacing w:after="0" w:line="240"/>
+            </w:pPr>
+            <w:r>
+              <w:rPr>
+                <w:rFonts w:ascii="Times New Roman" w:cs="Times New Roman" w:eastAsia="Times New Roman" w:hAnsi="Times New Roman"/>
+                <w:b w:val="false"/>
+                <w:bCs w:val="false"/>
+                <w:i w:val="false"/>
+                <w:iCs w:val="false"/>
+                <w:sz w:val="20"/>
+                <w:szCs w:val="20"/>
+              </w:rPr>
+              <w:t xml:space="preserve">0.02 [0.00, 0.12]</w:t>
+            </w:r>
+          </w:p>
+        </w:tc>
+        <w:tc>
+          <w:tcPr>
+            <w:tcW w:type="dxa" w:w="2080"/>
+            <w:tcBorders>
+              <w:top w:val="single" w:color="000000" w:sz="4"/>
+              <w:left w:val="single" w:color="000000" w:sz="4"/>
+              <w:bottom w:val="single" w:color="000000" w:sz="4"/>
+              <w:right w:val="single" w:color="000000" w:sz="4"/>
+            </w:tcBorders>
+            <w:tcMar>
+              <w:top w:type="dxa" w:w="40"/>
+              <w:left w:type="dxa" w:w="80"/>
+              <w:bottom w:type="dxa" w:w="40"/>
+              <w:right w:type="dxa" w:w="80"/>
+            </w:tcMar>
+          </w:tcPr>
+          <w:p>
+            <w:pPr>
+              <w:spacing w:after="0" w:line="240"/>
+            </w:pPr>
+            <w:r>
+              <w:rPr>
+                <w:rFonts w:ascii="Times New Roman" w:cs="Times New Roman" w:eastAsia="Times New Roman" w:hAnsi="Times New Roman"/>
+                <w:b w:val="false"/>
+                <w:bCs w:val="false"/>
+                <w:i w:val="false"/>
+                <w:iCs w:val="false"/>
+                <w:sz w:val="20"/>
+                <w:szCs w:val="20"/>
+              </w:rPr>
+              <w:t xml:space="preserve">0.32 [0.17, 0.60]</w:t>
+            </w:r>
+          </w:p>
+        </w:tc>
+      </w:tr>
+      <w:tr>
+        <w:trPr>
+          <w:cantSplit/>
+        </w:trPr>
+        <w:tc>
+          <w:tcPr>
+            <w:tcW w:type="dxa" w:w="4200"/>
+            <w:tcBorders>
+              <w:top w:val="single" w:color="000000" w:sz="4"/>
+              <w:left w:val="single" w:color="000000" w:sz="4"/>
+              <w:bottom w:val="single" w:color="000000" w:sz="4"/>
+              <w:right w:val="single" w:color="000000" w:sz="4"/>
+            </w:tcBorders>
+            <w:tcMar>
+              <w:top w:type="dxa" w:w="40"/>
+              <w:left w:type="dxa" w:w="80"/>
+              <w:bottom w:type="dxa" w:w="40"/>
+              <w:right w:type="dxa" w:w="80"/>
+            </w:tcMar>
+          </w:tcPr>
+          <w:p>
+            <w:pPr>
+              <w:spacing w:after="0" w:line="240"/>
+            </w:pPr>
+            <w:r>
+              <w:rPr>
+                <w:rFonts w:ascii="Times New Roman" w:cs="Times New Roman" w:eastAsia="Times New Roman" w:hAnsi="Times New Roman"/>
+                <w:b w:val="false"/>
+                <w:bCs w:val="false"/>
+                <w:i w:val="false"/>
+                <w:iCs w:val="false"/>
+                <w:sz w:val="20"/>
+                <w:szCs w:val="20"/>
+              </w:rPr>
+              <w:t xml:space="preserve">Excluding test- and benchmark-only commits</w:t>
+            </w:r>
+          </w:p>
+        </w:tc>
+        <w:tc>
+          <w:tcPr>
+            <w:tcW w:type="dxa" w:w="1000"/>
+            <w:tcBorders>
+              <w:top w:val="single" w:color="000000" w:sz="4"/>
+              <w:left w:val="single" w:color="000000" w:sz="4"/>
+              <w:bottom w:val="single" w:color="000000" w:sz="4"/>
+              <w:right w:val="single" w:color="000000" w:sz="4"/>
+            </w:tcBorders>
+            <w:tcMar>
+              <w:top w:type="dxa" w:w="40"/>
+              <w:left w:type="dxa" w:w="80"/>
+              <w:bottom w:type="dxa" w:w="40"/>
+              <w:right w:type="dxa" w:w="80"/>
+            </w:tcMar>
+          </w:tcPr>
+          <w:p>
+            <w:pPr>
+              <w:spacing w:after="0" w:line="240"/>
+            </w:pPr>
+            <w:r>
+              <w:rPr>
+                <w:rFonts w:ascii="Times New Roman" w:cs="Times New Roman" w:eastAsia="Times New Roman" w:hAnsi="Times New Roman"/>
+                <w:b w:val="false"/>
+                <w:bCs w:val="false"/>
+                <w:i w:val="false"/>
+                <w:iCs w:val="false"/>
+                <w:sz w:val="20"/>
+                <w:szCs w:val="20"/>
+              </w:rPr>
+              <w:t xml:space="preserve">3,867</w:t>
+            </w:r>
+          </w:p>
+        </w:tc>
+        <w:tc>
+          <w:tcPr>
+            <w:tcW w:type="dxa" w:w="2080"/>
+            <w:tcBorders>
+              <w:top w:val="single" w:color="000000" w:sz="4"/>
+              <w:left w:val="single" w:color="000000" w:sz="4"/>
+              <w:bottom w:val="single" w:color="000000" w:sz="4"/>
+              <w:right w:val="single" w:color="000000" w:sz="4"/>
+            </w:tcBorders>
+            <w:tcMar>
+              <w:top w:type="dxa" w:w="40"/>
+              <w:left w:type="dxa" w:w="80"/>
+              <w:bottom w:type="dxa" w:w="40"/>
+              <w:right w:type="dxa" w:w="80"/>
+            </w:tcMar>
+          </w:tcPr>
+          <w:p>
+            <w:pPr>
+              <w:spacing w:after="0" w:line="240"/>
+            </w:pPr>
+            <w:r>
+              <w:rPr>
+                <w:rFonts w:ascii="Times New Roman" w:cs="Times New Roman" w:eastAsia="Times New Roman" w:hAnsi="Times New Roman"/>
+                <w:b w:val="false"/>
+                <w:bCs w:val="false"/>
+                <w:i w:val="false"/>
+                <w:iCs w:val="false"/>
+                <w:sz w:val="20"/>
+                <w:szCs w:val="20"/>
+              </w:rPr>
+              <w:t xml:space="preserve">0.03 [0.01, 0.19]</w:t>
+            </w:r>
+          </w:p>
+        </w:tc>
+        <w:tc>
+          <w:tcPr>
+            <w:tcW w:type="dxa" w:w="2080"/>
+            <w:tcBorders>
+              <w:top w:val="single" w:color="000000" w:sz="4"/>
+              <w:left w:val="single" w:color="000000" w:sz="4"/>
+              <w:bottom w:val="single" w:color="000000" w:sz="4"/>
+              <w:right w:val="single" w:color="000000" w:sz="4"/>
+            </w:tcBorders>
+            <w:tcMar>
+              <w:top w:type="dxa" w:w="40"/>
+              <w:left w:type="dxa" w:w="80"/>
+              <w:bottom w:type="dxa" w:w="40"/>
+              <w:right w:type="dxa" w:w="80"/>
+            </w:tcMar>
+          </w:tcPr>
+          <w:p>
+            <w:pPr>
+              <w:spacing w:after="0" w:line="240"/>
+            </w:pPr>
+            <w:r>
+              <w:rPr>
+                <w:rFonts w:ascii="Times New Roman" w:cs="Times New Roman" w:eastAsia="Times New Roman" w:hAnsi="Times New Roman"/>
+                <w:b w:val="false"/>
+                <w:bCs w:val="false"/>
+                <w:i w:val="false"/>
+                <w:iCs w:val="false"/>
+                <w:sz w:val="20"/>
+                <w:szCs w:val="20"/>
+              </w:rPr>
+              <w:t xml:space="preserve">0.33 [0.16, 0.68]</w:t>
+            </w:r>
+          </w:p>
+        </w:tc>
+      </w:tr>
+    </w:tbl>
+    <w:p>
+      <w:pPr>
+        <w:spacing w:after="240" w:before="80" w:line="240"/>
+      </w:pPr>
+      <w:r>
+        <w:rPr>
+          <w:rFonts w:ascii="Times New Roman" w:cs="Times New Roman" w:eastAsia="Times New Roman" w:hAnsi="Times New Roman"/>
+          <w:b w:val="false"/>
+          <w:bCs w:val="false"/>
+          <w:i w:val="false"/>
+          <w:iCs w:val="false"/>
+          <w:sz w:val="20"/>
+          <w:szCs w:val="20"/>
+        </w:rPr>
+        <w:t xml:space="preserve">Note. Poisson regressions with controls for detected debt introduced, the logarithm of added lines, and quarter fixed effects; 95% confidence intervals in brackets, based on standard errors clustered by month. Values below 1 mean fewer markers in LLM-authored commits.</w:t>
+      </w:r>
+    </w:p>
+    <w:p>
+      <w:pPr>
+        <w:spacing w:after="0" w:before="0" w:line="480" w:lineRule="auto"/>
+        <w:ind w:firstLine="720"/>
+        <w:jc w:val="left"/>
+      </w:pPr>
+      <w:r>
+        <w:rPr>
+          <w:rFonts w:ascii="Times New Roman" w:cs="Times New Roman" w:eastAsia="Times New Roman" w:hAnsi="Times New Roman"/>
+          <w:b w:val="false"/>
+          <w:bCs w:val="false"/>
+          <w:i w:val="false"/>
+          <w:iCs w:val="false"/>
+        </w:rPr>
+        <w:t xml:space="preserve">The direction matches P4 and contradicts the prediction of rational acceleration that self-admission per unit of detected debt does not depend on authorship (Table 2). The evidence is weak in four respects. It comes from one repository and mainly one maintainer. The tool’s own prompts and conventions, which we did not examine, may discourage TODO comments, in which case the gap reflects tool design rather than the fluency mechanism. Developers choose which tasks to give the assistant, so authorship is not randomly assigned. And the comparison relies on a static-analysis proxy for debt: among the 373 commits that introduce new warnings, the strict measure yields only two events and is uninformative, while the broad measure yields 65 events for human-authored and 11 for LLM-authored commits. We therefore read the result as a consistency check that motivates the full design of Study 1, with several repositories identified through co-author trailers and agent-opened pull requests, and not as a test that the theory has passed. P7 requires review data from the platform’s interface and was not tested.</w:t>
       </w:r>
     </w:p>
     <w:p>
@@ -9987,7 +10838,7 @@
           <w:i w:val="false"/>
           <w:iCs w:val="false"/>
         </w:rPr>
-        <w:t xml:space="preserve">The theory and model are developed here rather than tested; the propositions and results await the evidence that the design in Section 5 would produce. The formal model is deliberately minimal. Tasks are independent, inspection detects defects perfectly, and the debt-trap result relies on a particular form of interest on debt, so its results are statements about mechanisms and not calibrated magnitudes. The strategic extensions abstract from competition among the organizations that use the tools, and they model learning only about the defect rate, not about the heuristic component of fluency, which may resist statistical evidence. The ownership and incentive mechanisms, and with them Propositions 6 and 9 to 11, are stated verbally rather than derived, and extending the formal model to teams is left for future work. The results also rest on regularity assumptions, namely continuous rework-cost and inspection-time distributions with positive density, a representative developer, and complete information in the game, and on a constant rework cost and uniform inspection time for the closed forms. Several measurement challenges also remain unresolved. AI-authorship labels are noisy and probably understate usage, which biases Study 1 estimates toward zero. Static-analysis measures of debt are proxies that may not track the debt developers experience. The experiment’s cover story may not fully reproduce field conditions in which reviewers know which tools their colleagues use. Finally, the theory is silent on model capability. A sufficiently capable model might produce code whose surface fluency is matched by its structure, and the fluency mechanism would then become harmless. The evidence to date, which finds structural degradation increasing with model capability, suggests that this point has not been reached, but the theory should be understood as conditional on the current gap between apparent and actual quality.</w:t>
+        <w:t xml:space="preserve">With the exception of the exploratory pilot test of P4 in Section 5.1, which covers a single repository, the theory and model are developed here rather than tested; the propositions and results await the evidence that the design in Section 5 would produce. The formal model is deliberately minimal. Tasks are independent, inspection detects defects perfectly, and the debt-trap result relies on a particular form of interest on debt, so its results are statements about mechanisms and not calibrated magnitudes. The strategic extensions abstract from competition among the organizations that use the tools, and they model learning only about the defect rate, not about the heuristic component of fluency, which may resist statistical evidence. The ownership and incentive mechanisms, and with them Propositions 6 and 9 to 11, are stated verbally rather than derived, and extending the formal model to teams is left for future work. The results also rest on regularity assumptions, namely continuous rework-cost and inspection-time distributions with positive density, a representative developer, and complete information in the game, and on a constant rework cost and uniform inspection time for the closed forms. Several measurement challenges also remain unresolved. AI-authorship labels are noisy and probably understate usage, which biases Study 1 estimates toward zero. Static-analysis measures of debt are proxies that may not track the debt developers experience. The experiment’s cover story may not fully reproduce field conditions in which reviewers know which tools their colleagues use. Finally, the theory is silent on model capability. A sufficiently capable model might produce code whose surface fluency is matched by its structure, and the fluency mechanism would then become harmless. The evidence to date, which finds structural degradation increasing with model capability, suggests that this point has not been reached, but the theory should be understood as conditional on the current gap between apparent and actual quality.</w:t>
       </w:r>
     </w:p>
     <w:p>
@@ -17609,27 +18460,27 @@
           <w:i w:val="false"/>
           <w:iCs w:val="false"/>
         </w:rPr>
-        <w:t xml:space="preserve">Alter, A. L., &amp; Oppenheimer, D. M. (2009). Uniting the tribes of fluency to form a metacognitive nation. </w:t>
-      </w:r>
-      <w:r>
-        <w:rPr>
-          <w:rFonts w:ascii="Times New Roman" w:cs="Times New Roman" w:eastAsia="Times New Roman" w:hAnsi="Times New Roman"/>
-          <w:b w:val="false"/>
-          <w:bCs w:val="false"/>
-          <w:i/>
-          <w:iCs/>
-        </w:rPr>
-        <w:t xml:space="preserve">Personality and Social Psychology Review, 13</w:t>
-      </w:r>
-      <w:r>
-        <w:rPr>
-          <w:rFonts w:ascii="Times New Roman" w:cs="Times New Roman" w:eastAsia="Times New Roman" w:hAnsi="Times New Roman"/>
-          <w:b w:val="false"/>
-          <w:bCs w:val="false"/>
-          <w:i w:val="false"/>
-          <w:iCs w:val="false"/>
-        </w:rPr>
-        <w:t xml:space="preserve">(3), 219–235.</w:t>
+        <w:t xml:space="preserve">Aider-AI. (2026). </w:t>
+      </w:r>
+      <w:r>
+        <w:rPr>
+          <w:rFonts w:ascii="Times New Roman" w:cs="Times New Roman" w:eastAsia="Times New Roman" w:hAnsi="Times New Roman"/>
+          <w:b w:val="false"/>
+          <w:bCs w:val="false"/>
+          <w:i/>
+          <w:iCs/>
+        </w:rPr>
+        <w:t xml:space="preserve">aider</w:t>
+      </w:r>
+      <w:r>
+        <w:rPr>
+          <w:rFonts w:ascii="Times New Roman" w:cs="Times New Roman" w:eastAsia="Times New Roman" w:hAnsi="Times New Roman"/>
+          <w:b w:val="false"/>
+          <w:bCs w:val="false"/>
+          <w:i w:val="false"/>
+          <w:iCs w:val="false"/>
+        </w:rPr>
+        <w:t xml:space="preserve"> [Source code repository]. GitHub. https://github.com/Aider-AI/aider</w:t>
       </w:r>
     </w:p>
     <w:p>
@@ -17645,6 +18496,42 @@
           <w:i w:val="false"/>
           <w:iCs w:val="false"/>
         </w:rPr>
+        <w:t xml:space="preserve">Alter, A. L., &amp; Oppenheimer, D. M. (2009). Uniting the tribes of fluency to form a metacognitive nation. </w:t>
+      </w:r>
+      <w:r>
+        <w:rPr>
+          <w:rFonts w:ascii="Times New Roman" w:cs="Times New Roman" w:eastAsia="Times New Roman" w:hAnsi="Times New Roman"/>
+          <w:b w:val="false"/>
+          <w:bCs w:val="false"/>
+          <w:i/>
+          <w:iCs/>
+        </w:rPr>
+        <w:t xml:space="preserve">Personality and Social Psychology Review, 13</w:t>
+      </w:r>
+      <w:r>
+        <w:rPr>
+          <w:rFonts w:ascii="Times New Roman" w:cs="Times New Roman" w:eastAsia="Times New Roman" w:hAnsi="Times New Roman"/>
+          <w:b w:val="false"/>
+          <w:bCs w:val="false"/>
+          <w:i w:val="false"/>
+          <w:iCs w:val="false"/>
+        </w:rPr>
+        <w:t xml:space="preserve">(3), 219–235.</w:t>
+      </w:r>
+    </w:p>
+    <w:p>
+      <w:pPr>
+        <w:spacing w:after="0" w:line="480" w:lineRule="auto"/>
+        <w:ind w:left="720" w:hanging="720"/>
+      </w:pPr>
+      <w:r>
+        <w:rPr>
+          <w:rFonts w:ascii="Times New Roman" w:cs="Times New Roman" w:eastAsia="Times New Roman" w:hAnsi="Times New Roman"/>
+          <w:b w:val="false"/>
+          <w:bCs w:val="false"/>
+          <w:i w:val="false"/>
+          <w:iCs w:val="false"/>
+        </w:rPr>
         <w:t xml:space="preserve">Arrow, K. J. (1963). Uncertainty and the welfare economics of medical care. </w:t>
       </w:r>
       <w:r>
@@ -17666,6 +18553,42 @@
           <w:iCs w:val="false"/>
         </w:rPr>
         <w:t xml:space="preserve">(5), 941–973.</w:t>
+      </w:r>
+    </w:p>
+    <w:p>
+      <w:pPr>
+        <w:spacing w:after="0" w:line="480" w:lineRule="auto"/>
+        <w:ind w:left="720" w:hanging="720"/>
+      </w:pPr>
+      <w:r>
+        <w:rPr>
+          <w:rFonts w:ascii="Times New Roman" w:cs="Times New Roman" w:eastAsia="Times New Roman" w:hAnsi="Times New Roman"/>
+          <w:b w:val="false"/>
+          <w:bCs w:val="false"/>
+          <w:i w:val="false"/>
+          <w:iCs w:val="false"/>
+        </w:rPr>
+        <w:t xml:space="preserve">Astral. (2026). </w:t>
+      </w:r>
+      <w:r>
+        <w:rPr>
+          <w:rFonts w:ascii="Times New Roman" w:cs="Times New Roman" w:eastAsia="Times New Roman" w:hAnsi="Times New Roman"/>
+          <w:b w:val="false"/>
+          <w:bCs w:val="false"/>
+          <w:i/>
+          <w:iCs/>
+        </w:rPr>
+        <w:t xml:space="preserve">Ruff</w:t>
+      </w:r>
+      <w:r>
+        <w:rPr>
+          <w:rFonts w:ascii="Times New Roman" w:cs="Times New Roman" w:eastAsia="Times New Roman" w:hAnsi="Times New Roman"/>
+          <w:b w:val="false"/>
+          <w:bCs w:val="false"/>
+          <w:i w:val="false"/>
+          <w:iCs w:val="false"/>
+        </w:rPr>
+        <w:t xml:space="preserve"> [Computer software]. https://github.com/astral-sh/ruff</w:t>
       </w:r>
     </w:p>
     <w:p>

--- a/IM_manuscript_Cheap_Code_Costly_Choices.docx
+++ b/IM_manuscript_Cheap_Code_Costly_Choices.docx
@@ -31,7 +31,7 @@
           <w:sz w:val="28"/>
           <w:szCs w:val="28"/>
         </w:rPr>
-        <w:t xml:space="preserve">Cheap Code, Costly Choices: A Behavioral Economics Theory of Technical Debt Accumulation in LLM-Assisted Software Development</w:t>
+        <w:t xml:space="preserve">Cheap Code, Costly Choices: A Behavioral Decision Model of Technical Debt and Its Governance in LLM-Assisted Software Development</w:t>
       </w:r>
     </w:p>
     <w:p>
@@ -186,7 +186,7 @@
           <w:sz w:val="24"/>
           <w:szCs w:val="24"/>
         </w:rPr>
-        <w:t xml:space="preserve">LLM assistants turn choosing quality into accepting a finished-looking artifact</w:t>
+        <w:t xml:space="preserve">LLM assistants turn choosing quality into deciding whether to accept finished code</w:t>
       </w:r>
     </w:p>
     <w:p>
@@ -204,7 +204,7 @@
           <w:sz w:val="24"/>
           <w:szCs w:val="24"/>
         </w:rPr>
-        <w:t xml:space="preserve">Aggregate debt cannot separate behavioral theory from rational acceleration</w:t>
+        <w:t xml:space="preserve">Debt registers and dashboards assume debt is perceived; generated code hides it</w:t>
       </w:r>
     </w:p>
     <w:p>
@@ -222,7 +222,7 @@
           <w:sz w:val="24"/>
           <w:szCs w:val="24"/>
         </w:rPr>
-        <w:t xml:space="preserve">More reliable models can raise debt; present bias creates debt traps</w:t>
+        <w:t xml:space="preserve">More reliable models can raise debt; present bias creates hysteresis traps</w:t>
       </w:r>
     </w:p>
     <w:p>
@@ -258,7 +258,7 @@
           <w:sz w:val="24"/>
           <w:szCs w:val="24"/>
         </w:rPr>
-        <w:t xml:space="preserve">Pilot on a public repository: LLM commits carry far fewer self-admitted debt markers</w:t>
+        <w:t xml:space="preserve">Seven public repositories: LLM commits carry fewer self-admitted debt markers</w:t>
       </w:r>
     </w:p>
     <w:p>
@@ -290,7 +290,7 @@
           <w:sz w:val="28"/>
           <w:szCs w:val="28"/>
         </w:rPr>
-        <w:t xml:space="preserve">Cheap Code, Costly Choices: A Behavioral Economics Theory of Technical Debt Accumulation in LLM-Assisted Software Development</w:t>
+        <w:t xml:space="preserve">Cheap Code, Costly Choices: A Behavioral Decision Model of Technical Debt and Its Governance in LLM-Assisted Software Development</w:t>
       </w:r>
     </w:p>
     <w:p>
@@ -321,7 +321,7 @@
           <w:i w:val="false"/>
           <w:iCs w:val="false"/>
         </w:rPr>
-        <w:t xml:space="preserve">Large language model (LLM) coding assistants have lowered the cost of producing working code, yet maintainability appears to be deteriorating. A rational trade-off view of technical debt predicts less debt as clean code gets cheaper, although faster delivery can raise the value of speed and debt with it. We propose a behavioral theory built on a frame shift: assistance converts an ex ante choice between an expedient and a quality implementation into an ex post decision about accepting an artifact that already exists, works, and looks finished. A formal model with four behavioral wedges shows that debt can rise as quality gets cheaper, that more reliable models can generate more debt, and that present bias creates debt traps with hysteresis. Rational acceleration can match aggregate debt but not three other statistics, and a pilot test points the way the behavioral theory predicts. We recast technical debt as a choice-architecture problem.</w:t>
+        <w:t xml:space="preserve">Large language model (LLM) coding assistants turn a developer’s choice between an expedient and a quality implementation into a decision about whether to accept, inspect, or refactor an artifact that already exists and looks finished. We model that decision and the organization’s decision about how to configure and oversee the assistant, and derive what decision support must therefore do. Aggregate debt cannot separate the behavioral account from a rational-acceleration rival, but the self-admitted share of debt, the effect of possessing an artifact on refactoring, and the lapse of planned refactoring can. More reliable models can increase debt, present bias creates debt traps with hysteresis, and central control of configuration lowers debt within limits set by shadow AI. Archival data from seven public repositories are consistent with the self-admission prediction. We derive prescriptions for decision-support design.</w:t>
       </w:r>
     </w:p>
     <w:p>
@@ -340,7 +340,7 @@
         <w:rPr>
           <w:rFonts w:ascii="Times New Roman" w:cs="Times New Roman" w:eastAsia="Times New Roman" w:hAnsi="Times New Roman"/>
         </w:rPr>
-        <w:t xml:space="preserve">technical debt; large language models; AI-assisted software development; behavioral economics; present bias; automation bias; choice architecture</w:t>
+        <w:t xml:space="preserve">technical debt; decision support; large language models; human–AI decision making; behavioral economics; present bias; automation bias; choice architecture; IT governance</w:t>
       </w:r>
     </w:p>
     <w:p>
@@ -482,7 +482,7 @@
           <w:i w:val="false"/>
           <w:iCs w:val="false"/>
         </w:rPr>
-        <w:t xml:space="preserve">We therefore ask through which mechanisms LLM-assisted development accelerates the accumulation of technical debt, how those mechanisms can be told apart from a rational response to cheaper code, and what they imply for the evolution and governance of debt.</w:t>
+        <w:t xml:space="preserve">The puzzle is also a problem for decision support. Organizations manage technical debt with tools that assume the debt is perceived: debt registers, interest estimates, static-analysis dashboards, and quality gates all presuppose that someone has recognized a shortcut as a shortcut and will act when the numbers justify it. If LLM assistance changes how the acceptance decision is framed, these tools are being asked to support a decision that has moved. Where they should intervene, and which parts of the decision environment an organization should control, are questions that a model of the decision can answer and that a purely descriptive account cannot.</w:t>
       </w:r>
     </w:p>
     <w:p>
@@ -499,7 +499,7 @@
           <w:i w:val="false"/>
           <w:iCs w:val="false"/>
         </w:rPr>
-        <w:t xml:space="preserve">The paper makes three contributions. First, it offers a theory of technical debt accumulation organized around a single construct, the frame shift from choosing to accepting. Second, it formalizes the frame shift and derives results that a verbal argument cannot establish: when debt rises as quality becomes cheaper; that aggregate debt cannot separate the behavioral theory from rational acceleration whereas three other statistics can; that better models can increase debt; that present bias creates debt traps with hysteresis; and that the governance of tool adoption, together with the ease of bypassing it, limits how much of this debt an organization can prevent. Third, it turns these results into testable propositions and prescriptions grounded in choice architecture. We write for IS researchers who study the value, risks, and governance of AI tools in organizations, and for the managers who decide how such tools are configured and overseen.</w:t>
+        <w:t xml:space="preserve">We therefore ask how the acceptance decision differs from the choice it replaces, what that implies for the debt that accumulates and for what can be inferred from aggregate debt, and how an organization should design the decision environment, meaning defaults, friction, inspection requirements, and control over the assistant’s configuration.</w:t>
       </w:r>
     </w:p>
     <w:p>
@@ -516,7 +516,24 @@
           <w:i w:val="false"/>
           <w:iCs w:val="false"/>
         </w:rPr>
-        <w:t xml:space="preserve">The remainder of the paper is organized as follows. Section 2 reviews the background. Section 3 develops the theory and its rational rival, Section 4 formalizes it, and Section 5 states its empirical implications and reports a pilot test of one of them. Section 6 discusses contributions and limitations, and Section 7 concludes.</w:t>
+        <w:t xml:space="preserve">The paper makes three contributions. First, it offers a behavioral decision model of how developers accept, inspect, and refactor LLM-generated code, organized around a single construct, the frame shift from choosing to accepting. Second, it derives results that matter for the design of decision support and that a verbal argument cannot establish: that aggregate debt cannot separate the behavioral account from rational acceleration whereas three other statistics can; that better models can increase debt; that present bias creates debt traps with hysteresis; that who controls the assistant’s configuration, and how easily developers can bypass it, limits how much debt an organization can prevent; and that a temporary inspection mandate can have permanent effects. Third, it translates these results into prescriptions for decision-support design and into testable propositions, some of which we check against archival data. We write for researchers who study decision support, human–AI decision making, and the governance of AI tools in organizations, and for the managers who decide how such tools are configured and overseen.</w:t>
+      </w:r>
+    </w:p>
+    <w:p>
+      <w:pPr>
+        <w:spacing w:after="0" w:before="0" w:line="480" w:lineRule="auto"/>
+        <w:ind w:firstLine="720"/>
+        <w:jc w:val="left"/>
+      </w:pPr>
+      <w:r>
+        <w:rPr>
+          <w:rFonts w:ascii="Times New Roman" w:cs="Times New Roman" w:eastAsia="Times New Roman" w:hAnsi="Times New Roman"/>
+          <w:b w:val="false"/>
+          <w:bCs w:val="false"/>
+          <w:i w:val="false"/>
+          <w:iCs w:val="false"/>
+        </w:rPr>
+        <w:t xml:space="preserve">The remainder of the paper is organized as follows. Section 2 reviews the background. Section 3 develops the theory and its rational rival, Section 4 formalizes it, and Section 5 states its empirical implications and reports an exploratory archival test of one of them. Section 6 discusses contributions and limitations, and Section 7 concludes.</w:t>
       </w:r>
     </w:p>
     <w:p>
@@ -750,6 +767,59 @@
           <w:iCs w:val="false"/>
         </w:rPr>
         <w:t xml:space="preserve">A fifth group is not behavioral at all. Moral hazard (Arrow, 1963), common-pool dynamics (Hardin, 1968; Ostrom, 1990), Goodhart’s law, and the rebound effect (Jevons, 1865; Sorrell, 2009) all follow from rational responses to incentives. We build the theory on the first four groups and treat the fifth as incentive conditions that amplify it. Taken alone, those conditions form the core of the rational account that we develop as a rival in Section 3.3. Section 3.2 applies each construct to LLM-assisted development.</w:t>
+      </w:r>
+    </w:p>
+    <w:p>
+      <w:pPr>
+        <w:pStyle w:val="Heading2"/>
+        <w:keepNext/>
+        <w:spacing w:after="0" w:before="120" w:line="480" w:lineRule="auto"/>
+      </w:pPr>
+      <w:r>
+        <w:rPr>
+          <w:rFonts w:ascii="Times New Roman" w:cs="Times New Roman" w:eastAsia="Times New Roman" w:hAnsi="Times New Roman"/>
+          <w:b/>
+          <w:bCs/>
+          <w:i/>
+          <w:iCs/>
+          <w:sz w:val="24"/>
+          <w:szCs w:val="24"/>
+        </w:rPr>
+        <w:t xml:space="preserve">2.4 Decision Support for Accepting and Governing AI Output</w:t>
+      </w:r>
+    </w:p>
+    <w:p>
+      <w:pPr>
+        <w:spacing w:after="0" w:before="0" w:line="480" w:lineRule="auto"/>
+        <w:ind w:firstLine="720"/>
+        <w:jc w:val="left"/>
+      </w:pPr>
+      <w:r>
+        <w:rPr>
+          <w:rFonts w:ascii="Times New Roman" w:cs="Times New Roman" w:eastAsia="Times New Roman" w:hAnsi="Times New Roman"/>
+          <w:b w:val="false"/>
+          <w:bCs w:val="false"/>
+          <w:i w:val="false"/>
+          <w:iCs w:val="false"/>
+        </w:rPr>
+        <w:t xml:space="preserve">Two bodies of work frame the practical problem. The first concerns decision support for technical debt. Debt registers, interest estimates, and repayment schedules (Buschmann, 2011; Seaman &amp; Guo, 2011) support an actor who is assumed to perceive the debt and to act on it when repayment pays, so their value depends on the debt being recorded and on repayment decisions being carried out. The second concerns human use of automated decision aids. Automation bias is documented for clinical decision support (Goddard et al., 2012), and reliance on an aid depends on how it is presented and on the effort needed to override it (Parasuraman &amp; Manzey, 2010). In experiments on AI-assisted decisions, interfaces that force users to engage with the problem before seeing the AI’s answer reduced overreliance, but they were less popular with users and helped some users more than others (Buçinca et al., 2021). That result anticipates the conflict between developers and their organization that our governance game formalizes.</w:t>
+      </w:r>
+    </w:p>
+    <w:p>
+      <w:pPr>
+        <w:spacing w:after="0" w:before="0" w:line="480" w:lineRule="auto"/>
+        <w:ind w:firstLine="720"/>
+        <w:jc w:val="left"/>
+      </w:pPr>
+      <w:r>
+        <w:rPr>
+          <w:rFonts w:ascii="Times New Roman" w:cs="Times New Roman" w:eastAsia="Times New Roman" w:hAnsi="Times New Roman"/>
+          <w:b w:val="false"/>
+          <w:bCs w:val="false"/>
+          <w:i w:val="false"/>
+          <w:iCs w:val="false"/>
+        </w:rPr>
+        <w:t xml:space="preserve">We bring the two together by treating the acceptance of generated code as a decision that decision support can shape, and by modeling both the developer’s decision and the organization’s decision about how to support it.</w:t>
       </w:r>
     </w:p>
     <w:p>
@@ -9701,7 +9771,7 @@
           <w:i w:val="false"/>
           <w:iCs w:val="false"/>
         </w:rPr>
-        <w:t xml:space="preserve">The contribution of this paper is theoretical, but the theory and the model are built to be tested. This section states what evidence would bear on them and what would count against them, and Section 5.1 reports a pilot test of one proposition.</w:t>
+        <w:t xml:space="preserve">The contribution of this paper is theoretical, but the theory and the model are built to be tested. This section states what evidence would bear on them and what would count against them, and Section 5.1 reports an exploratory archival test of one proposition.</w:t>
       </w:r>
     </w:p>
     <w:p>
@@ -9751,17 +9821,17 @@
           <w:b/>
           <w:bCs/>
         </w:rPr>
-        <w:t xml:space="preserve">Pilot test of P4. </w:t>
-      </w:r>
-      <w:r>
-        <w:rPr>
-          <w:rFonts w:ascii="Times New Roman" w:cs="Times New Roman" w:eastAsia="Times New Roman" w:hAnsi="Times New Roman"/>
-          <w:b w:val="false"/>
-          <w:bCs w:val="false"/>
-          <w:i w:val="false"/>
-          <w:iCs w:val="false"/>
-        </w:rPr>
-        <w:t xml:space="preserve">As a first check, we tested P4 on the public history of the Aider repository (Aider-AI, 2026). The repository suits the purpose for two reasons. The tool marks the changes it writes by appending “(aider)” to the commit author’s name, which identifies LLM authorship directly, and one maintainer wrote most commits both with and without the tag, so much of the comparison is within a single developer. The analysis is exploratory and was not preregistered.</w:t>
+        <w:t xml:space="preserve">Exploratory archival test of P4. </w:t>
+      </w:r>
+      <w:r>
+        <w:rPr>
+          <w:rFonts w:ascii="Times New Roman" w:cs="Times New Roman" w:eastAsia="Times New Roman" w:hAnsi="Times New Roman"/>
+          <w:b w:val="false"/>
+          <w:bCs w:val="false"/>
+          <w:i w:val="false"/>
+          <w:iCs w:val="false"/>
+        </w:rPr>
+        <w:t xml:space="preserve">We tested P4 on the public histories of seven repositories in which LLM assistance can be identified. The first is the Aider repository (Aider-AI, 2026), whose tool appends “(aider)” to the author name of the commits it writes. The others are BerriAI/litellm (BerriAI, 2026), mlflow/mlflow (MLflow, 2026), pydantic/pydantic-ai (Pydantic, 2026), PrefectHQ/fastmcp (PrefectHQ, 2026), simonw/datasette (Willison, 2026), and crewAIInc/crewAI (crewAIInc, 2026), where commits carry a Claude co-author or “Generated with Claude Code” trailer. We screened ten candidate repositories by counting marked commits since 1 January 2025 and kept the six with at least 100; the other four (modelcontextprotocol/python-sdk, marimo-team/marimo, langchain-ai/langchain, and run-llama/llama_index) had between 12 and 49. The analysis is exploratory and was not preregistered.</w:t>
       </w:r>
     </w:p>
     <w:p>
@@ -9785,7 +9855,7 @@
           <w:i w:val="false"/>
           <w:iCs w:val="false"/>
         </w:rPr>
-        <w:t xml:space="preserve">We used the full history to May 2026 (13,138 commits) and kept the commits that add at least one line of Python after the author tag first appears, on 18 June 2024. This leaves 4,936 commits, of which 2,801 are LLM-authored and 2,135 human-authored, and one maintainer authored 4,707 of them. The tag no longer appears after the second quarter of 2025, so we include quarter fixed effects to absorb the change in composition. Self-admitted debt is the number of added comment lines containing TODO, FIXME, HACK, XXX, KLUDGE, or WORKAROUND (30 events; the strict measure). Because these markers turned out to be rare, we also report a broader measure, fixed after seeing the counts, that adds phrases such as “for now,” “temporary,” “quick fix,” “ugly,” and “refactor later” (121 events). Statically detected debt introduced is the increase, summed over the files a commit changes, in the number of warnings from the ruff linter (Astral, 2026) for excess complexity, too many branches, arguments, statements, or returns, magic values, simplifiable code, commented-out code, and likely bugs, computed on the parent and child versions of each file with suppression comments ignored.</w:t>
+        <w:t xml:space="preserve">Within each repository we kept the authors who have at least eight marked and eight unmarked commits that change Python files, so that the comparison is within author, and we excluded accounts that are themselves agents. The window starts on 1 January 2025 (18 June 2024 for Aider, when its author tag first appears). For litellm, which has the most commits, we analyzed the 12,000 most recent commits by the selected authors. The sample contains 22,176 commits by 43 authors, of which 4,811 are marked as LLM-assisted. Marking captures disclosed use only, so unmarked commits that involved an assistant bias the estimates toward zero. Self-admitted debt is the number of added comment lines containing TODO, FIXME, HACK, XXX, KLUDGE, or WORKAROUND (584 events; the strict measure). Because these markers are rare, we also report a broader measure, fixed after seeing the counts, that adds phrases such as “for now,” “temporary,” “quick fix,” “ugly,” and “refactor later” (910 events). Statically detected debt introduced is the increase, summed over the files a commit changes, in the number of warnings from the ruff linter (Astral, 2026) for excess complexity, too many branches, arguments, statements, or returns, magic values, simplifiable code, commented-out code, and likely bugs, computed on the parent and child versions of each file with suppression comments ignored.</w:t>
       </w:r>
     </w:p>
     <w:p>
@@ -9809,7 +9879,7 @@
           <w:i w:val="false"/>
           <w:iCs w:val="false"/>
         </w:rPr>
-        <w:t xml:space="preserve">We estimate Poisson regressions of marker counts on an indicator of LLM authorship, controlling for detected debt introduced, the logarithm of added lines, and quarter fixed effects, with standard errors clustered by month. LLM-authored commits carry far fewer markers. The incidence rate ratio is 0.02 (95% confidence interval 0.00 to 0.13) for the strict measure and 0.28 (0.14 to 0.56) for the broad one, and restricting the sample to the one maintainer or controlling for the number of added comment lines leaves the estimates essentially unchanged (Table 4). The gap does not arise because LLM commits contain fewer comments: they add 0.088 comment lines per added line, against 0.069 for human commits. Nor does it arise because LLM changes introduce less detected debt. The share of commits that raise the warning count is about 7.5 percent in both groups, and the number of markers per 100 new warnings is 0.2 for LLM-authored and 9.0 for human-authored commits on the strict measure, and 4.4 against 29.0 on the broad one.</w:t>
+        <w:t xml:space="preserve">We estimate Poisson regressions of marker counts on an indicator of LLM assistance, controlling for detected debt introduced, the logarithm of added lines, author fixed effects, and repository-by-quarter fixed effects, with standard errors clustered by author. Marked commits carry fewer markers (Table 4). The pooled incidence rate ratio is 0.48 (95% confidence interval 0.24 to 0.96) for the strict measure and 0.40 (0.23 to 0.69) for the broad one. The estimates change little when we add the number of added comment lines as a control, cap added lines at 5,000, or drop test-only commits, and they stay below one when each repository is left out in turn, although the strict estimate then loses significance in several cases. The pattern is not uniform. Estimated separately, five of the six repositories with enough events show ratios below one on both measures, whereas mlflow shows no difference (1.04 and 1.02), and the random-effects average over the six is 0.47 (0.23 to 0.97) on the strict measure and 0.46 (0.29 to 0.72) on the broad one, with substantial heterogeneity (I² of 69 and 57 percent). The effect is also weaker without Aider, where the sample relies only on trailers: 0.66 (0.44 to 1.01) strict and 0.60 (0.43 to 0.84) broad.</w:t>
       </w:r>
     </w:p>
     <w:p>
@@ -9825,7 +9895,7 @@
           <w:i w:val="false"/>
           <w:iCs w:val="false"/>
         </w:rPr>
-        <w:t xml:space="preserve">Table 4. Pilot Test of P4: Self-Admitted Debt Markers in LLM-Authored versus Human-Authored Commits (Incidence Rate Ratios)</w:t>
+        <w:t xml:space="preserve">Table 4. Self-Admitted Debt Markers in LLM-Assisted versus Other Commits (Incidence Rate Ratios)</w:t>
       </w:r>
     </w:p>
     <w:tbl>
@@ -9841,10 +9911,13 @@
         </w:tblBorders>
       </w:tblPr>
       <w:tblGrid>
-        <w:gridCol w:w="4200"/>
+        <w:gridCol w:w="1900"/>
         <w:gridCol w:w="1000"/>
-        <w:gridCol w:w="2080"/>
-        <w:gridCol w:w="2080"/>
+        <w:gridCol w:w="1100"/>
+        <w:gridCol w:w="800"/>
+        <w:gridCol w:w="800"/>
+        <w:gridCol w:w="1880"/>
+        <w:gridCol w:w="1880"/>
       </w:tblGrid>
       <w:tr>
         <w:trPr>
@@ -9853,7 +9926,7 @@
         </w:trPr>
         <w:tc>
           <w:tcPr>
-            <w:tcW w:type="dxa" w:w="4200"/>
+            <w:tcW w:type="dxa" w:w="1900"/>
             <w:tcBorders>
               <w:top w:val="single" w:color="000000" w:sz="4"/>
               <w:left w:val="single" w:color="000000" w:sz="4"/>
@@ -9882,7 +9955,7 @@
                 <w:sz w:val="20"/>
                 <w:szCs w:val="20"/>
               </w:rPr>
-              <w:t xml:space="preserve">Specification</w:t>
+              <w:t xml:space="preserve">Repository</w:t>
             </w:r>
           </w:p>
         </w:tc>
@@ -9923,7 +9996,7 @@
         </w:tc>
         <w:tc>
           <w:tcPr>
-            <w:tcW w:type="dxa" w:w="2080"/>
+            <w:tcW w:type="dxa" w:w="1100"/>
             <w:tcBorders>
               <w:top w:val="single" w:color="000000" w:sz="4"/>
               <w:left w:val="single" w:color="000000" w:sz="4"/>
@@ -9952,13 +10025,13 @@
                 <w:sz w:val="20"/>
                 <w:szCs w:val="20"/>
               </w:rPr>
-              <w:t xml:space="preserve">Strict markers (30 events)</w:t>
+              <w:t xml:space="preserve">LLM-marked</w:t>
             </w:r>
           </w:p>
         </w:tc>
         <w:tc>
           <w:tcPr>
-            <w:tcW w:type="dxa" w:w="2080"/>
+            <w:tcW w:type="dxa" w:w="800"/>
             <w:tcBorders>
               <w:top w:val="single" w:color="000000" w:sz="4"/>
               <w:left w:val="single" w:color="000000" w:sz="4"/>
@@ -9987,7 +10060,112 @@
                 <w:sz w:val="20"/>
                 <w:szCs w:val="20"/>
               </w:rPr>
-              <w:t xml:space="preserve">Broad markers (121 events)</w:t>
+              <w:t xml:space="preserve">Strict events</w:t>
+            </w:r>
+          </w:p>
+        </w:tc>
+        <w:tc>
+          <w:tcPr>
+            <w:tcW w:type="dxa" w:w="800"/>
+            <w:tcBorders>
+              <w:top w:val="single" w:color="000000" w:sz="4"/>
+              <w:left w:val="single" w:color="000000" w:sz="4"/>
+              <w:bottom w:val="single" w:color="000000" w:sz="4"/>
+              <w:right w:val="single" w:color="000000" w:sz="4"/>
+            </w:tcBorders>
+            <w:shd w:fill="EDEDED" w:color="auto" w:val="clear"/>
+            <w:tcMar>
+              <w:top w:type="dxa" w:w="40"/>
+              <w:left w:type="dxa" w:w="80"/>
+              <w:bottom w:type="dxa" w:w="40"/>
+              <w:right w:type="dxa" w:w="80"/>
+            </w:tcMar>
+          </w:tcPr>
+          <w:p>
+            <w:pPr>
+              <w:spacing w:after="0" w:line="240"/>
+            </w:pPr>
+            <w:r>
+              <w:rPr>
+                <w:rFonts w:ascii="Times New Roman" w:cs="Times New Roman" w:eastAsia="Times New Roman" w:hAnsi="Times New Roman"/>
+                <w:b/>
+                <w:bCs/>
+                <w:i w:val="false"/>
+                <w:iCs w:val="false"/>
+                <w:sz w:val="20"/>
+                <w:szCs w:val="20"/>
+              </w:rPr>
+              <w:t xml:space="preserve">Broad events</w:t>
+            </w:r>
+          </w:p>
+        </w:tc>
+        <w:tc>
+          <w:tcPr>
+            <w:tcW w:type="dxa" w:w="1880"/>
+            <w:tcBorders>
+              <w:top w:val="single" w:color="000000" w:sz="4"/>
+              <w:left w:val="single" w:color="000000" w:sz="4"/>
+              <w:bottom w:val="single" w:color="000000" w:sz="4"/>
+              <w:right w:val="single" w:color="000000" w:sz="4"/>
+            </w:tcBorders>
+            <w:shd w:fill="EDEDED" w:color="auto" w:val="clear"/>
+            <w:tcMar>
+              <w:top w:type="dxa" w:w="40"/>
+              <w:left w:type="dxa" w:w="80"/>
+              <w:bottom w:type="dxa" w:w="40"/>
+              <w:right w:type="dxa" w:w="80"/>
+            </w:tcMar>
+          </w:tcPr>
+          <w:p>
+            <w:pPr>
+              <w:spacing w:after="0" w:line="240"/>
+            </w:pPr>
+            <w:r>
+              <w:rPr>
+                <w:rFonts w:ascii="Times New Roman" w:cs="Times New Roman" w:eastAsia="Times New Roman" w:hAnsi="Times New Roman"/>
+                <w:b/>
+                <w:bCs/>
+                <w:i w:val="false"/>
+                <w:iCs w:val="false"/>
+                <w:sz w:val="20"/>
+                <w:szCs w:val="20"/>
+              </w:rPr>
+              <w:t xml:space="preserve">Strict IRR [95% CI]</w:t>
+            </w:r>
+          </w:p>
+        </w:tc>
+        <w:tc>
+          <w:tcPr>
+            <w:tcW w:type="dxa" w:w="1880"/>
+            <w:tcBorders>
+              <w:top w:val="single" w:color="000000" w:sz="4"/>
+              <w:left w:val="single" w:color="000000" w:sz="4"/>
+              <w:bottom w:val="single" w:color="000000" w:sz="4"/>
+              <w:right w:val="single" w:color="000000" w:sz="4"/>
+            </w:tcBorders>
+            <w:shd w:fill="EDEDED" w:color="auto" w:val="clear"/>
+            <w:tcMar>
+              <w:top w:type="dxa" w:w="40"/>
+              <w:left w:type="dxa" w:w="80"/>
+              <w:bottom w:type="dxa" w:w="40"/>
+              <w:right w:type="dxa" w:w="80"/>
+            </w:tcMar>
+          </w:tcPr>
+          <w:p>
+            <w:pPr>
+              <w:spacing w:after="0" w:line="240"/>
+            </w:pPr>
+            <w:r>
+              <w:rPr>
+                <w:rFonts w:ascii="Times New Roman" w:cs="Times New Roman" w:eastAsia="Times New Roman" w:hAnsi="Times New Roman"/>
+                <w:b/>
+                <w:bCs/>
+                <w:i w:val="false"/>
+                <w:iCs w:val="false"/>
+                <w:sz w:val="20"/>
+                <w:szCs w:val="20"/>
+              </w:rPr>
+              <w:t xml:space="preserve">Broad IRR [95% CI]</w:t>
             </w:r>
           </w:p>
         </w:tc>
@@ -9998,7 +10176,7 @@
         </w:trPr>
         <w:tc>
           <w:tcPr>
-            <w:tcW w:type="dxa" w:w="4200"/>
+            <w:tcW w:type="dxa" w:w="1900"/>
             <w:tcBorders>
               <w:top w:val="single" w:color="000000" w:sz="4"/>
               <w:left w:val="single" w:color="000000" w:sz="4"/>
@@ -10026,7 +10204,7 @@
                 <w:sz w:val="20"/>
                 <w:szCs w:val="20"/>
               </w:rPr>
-              <w:t xml:space="preserve">All authors</w:t>
+              <w:t xml:space="preserve">Aider-AI/aider</w:t>
             </w:r>
           </w:p>
         </w:tc>
@@ -10060,13 +10238,13 @@
                 <w:sz w:val="20"/>
                 <w:szCs w:val="20"/>
               </w:rPr>
-              <w:t xml:space="preserve">4,936</w:t>
+              <w:t xml:space="preserve">4,773</w:t>
             </w:r>
           </w:p>
         </w:tc>
         <w:tc>
           <w:tcPr>
-            <w:tcW w:type="dxa" w:w="2080"/>
+            <w:tcW w:type="dxa" w:w="1100"/>
             <w:tcBorders>
               <w:top w:val="single" w:color="000000" w:sz="4"/>
               <w:left w:val="single" w:color="000000" w:sz="4"/>
@@ -10094,13 +10272,13 @@
                 <w:sz w:val="20"/>
                 <w:szCs w:val="20"/>
               </w:rPr>
-              <w:t xml:space="preserve">0.02 [0.00, 0.13]</w:t>
+              <w:t xml:space="preserve">2,768</w:t>
             </w:r>
           </w:p>
         </w:tc>
         <w:tc>
           <w:tcPr>
-            <w:tcW w:type="dxa" w:w="2080"/>
+            <w:tcW w:type="dxa" w:w="800"/>
             <w:tcBorders>
               <w:top w:val="single" w:color="000000" w:sz="4"/>
               <w:left w:val="single" w:color="000000" w:sz="4"/>
@@ -10128,18 +10306,13 @@
                 <w:sz w:val="20"/>
                 <w:szCs w:val="20"/>
               </w:rPr>
-              <w:t xml:space="preserve">0.28 [0.14, 0.56]</w:t>
+              <w:t xml:space="preserve">30</w:t>
             </w:r>
           </w:p>
         </w:tc>
-      </w:tr>
-      <w:tr>
-        <w:trPr>
-          <w:cantSplit/>
-        </w:trPr>
         <w:tc>
           <w:tcPr>
-            <w:tcW w:type="dxa" w:w="4200"/>
+            <w:tcW w:type="dxa" w:w="800"/>
             <w:tcBorders>
               <w:top w:val="single" w:color="000000" w:sz="4"/>
               <w:left w:val="single" w:color="000000" w:sz="4"/>
@@ -10167,47 +10340,13 @@
                 <w:sz w:val="20"/>
                 <w:szCs w:val="20"/>
               </w:rPr>
-              <w:t xml:space="preserve">One maintainer only</w:t>
+              <w:t xml:space="preserve">117</w:t>
             </w:r>
           </w:p>
         </w:tc>
         <w:tc>
           <w:tcPr>
-            <w:tcW w:type="dxa" w:w="1000"/>
-            <w:tcBorders>
-              <w:top w:val="single" w:color="000000" w:sz="4"/>
-              <w:left w:val="single" w:color="000000" w:sz="4"/>
-              <w:bottom w:val="single" w:color="000000" w:sz="4"/>
-              <w:right w:val="single" w:color="000000" w:sz="4"/>
-            </w:tcBorders>
-            <w:tcMar>
-              <w:top w:type="dxa" w:w="40"/>
-              <w:left w:type="dxa" w:w="80"/>
-              <w:bottom w:type="dxa" w:w="40"/>
-              <w:right w:type="dxa" w:w="80"/>
-            </w:tcMar>
-          </w:tcPr>
-          <w:p>
-            <w:pPr>
-              <w:spacing w:after="0" w:line="240"/>
-            </w:pPr>
-            <w:r>
-              <w:rPr>
-                <w:rFonts w:ascii="Times New Roman" w:cs="Times New Roman" w:eastAsia="Times New Roman" w:hAnsi="Times New Roman"/>
-                <w:b w:val="false"/>
-                <w:bCs w:val="false"/>
-                <w:i w:val="false"/>
-                <w:iCs w:val="false"/>
-                <w:sz w:val="20"/>
-                <w:szCs w:val="20"/>
-              </w:rPr>
-              <w:t xml:space="preserve">4,707</w:t>
-            </w:r>
-          </w:p>
-        </w:tc>
-        <w:tc>
-          <w:tcPr>
-            <w:tcW w:type="dxa" w:w="2080"/>
+            <w:tcW w:type="dxa" w:w="1880"/>
             <w:tcBorders>
               <w:top w:val="single" w:color="000000" w:sz="4"/>
               <w:left w:val="single" w:color="000000" w:sz="4"/>
@@ -10241,7 +10380,7 @@
         </w:tc>
         <w:tc>
           <w:tcPr>
-            <w:tcW w:type="dxa" w:w="2080"/>
+            <w:tcW w:type="dxa" w:w="1880"/>
             <w:tcBorders>
               <w:top w:val="single" w:color="000000" w:sz="4"/>
               <w:left w:val="single" w:color="000000" w:sz="4"/>
@@ -10280,7 +10419,7 @@
         </w:trPr>
         <w:tc>
           <w:tcPr>
-            <w:tcW w:type="dxa" w:w="4200"/>
+            <w:tcW w:type="dxa" w:w="1900"/>
             <w:tcBorders>
               <w:top w:val="single" w:color="000000" w:sz="4"/>
               <w:left w:val="single" w:color="000000" w:sz="4"/>
@@ -10308,7 +10447,7 @@
                 <w:sz w:val="20"/>
                 <w:szCs w:val="20"/>
               </w:rPr>
-              <w:t xml:space="preserve">Adding added comment lines as a control</w:t>
+              <w:t xml:space="preserve">BerriAI/litellm</w:t>
             </w:r>
           </w:p>
         </w:tc>
@@ -10342,13 +10481,13 @@
                 <w:sz w:val="20"/>
                 <w:szCs w:val="20"/>
               </w:rPr>
-              <w:t xml:space="preserve">4,936</w:t>
+              <w:t xml:space="preserve">11,611</w:t>
             </w:r>
           </w:p>
         </w:tc>
         <w:tc>
           <w:tcPr>
-            <w:tcW w:type="dxa" w:w="2080"/>
+            <w:tcW w:type="dxa" w:w="1100"/>
             <w:tcBorders>
               <w:top w:val="single" w:color="000000" w:sz="4"/>
               <w:left w:val="single" w:color="000000" w:sz="4"/>
@@ -10376,13 +10515,13 @@
                 <w:sz w:val="20"/>
                 <w:szCs w:val="20"/>
               </w:rPr>
-              <w:t xml:space="preserve">0.02 [0.00, 0.12]</w:t>
+              <w:t xml:space="preserve">811</w:t>
             </w:r>
           </w:p>
         </w:tc>
         <w:tc>
           <w:tcPr>
-            <w:tcW w:type="dxa" w:w="2080"/>
+            <w:tcW w:type="dxa" w:w="800"/>
             <w:tcBorders>
               <w:top w:val="single" w:color="000000" w:sz="4"/>
               <w:left w:val="single" w:color="000000" w:sz="4"/>
@@ -10410,18 +10549,13 @@
                 <w:sz w:val="20"/>
                 <w:szCs w:val="20"/>
               </w:rPr>
-              <w:t xml:space="preserve">0.32 [0.17, 0.60]</w:t>
+              <w:t xml:space="preserve">69</w:t>
             </w:r>
           </w:p>
         </w:tc>
-      </w:tr>
-      <w:tr>
-        <w:trPr>
-          <w:cantSplit/>
-        </w:trPr>
         <w:tc>
           <w:tcPr>
-            <w:tcW w:type="dxa" w:w="4200"/>
+            <w:tcW w:type="dxa" w:w="800"/>
             <w:tcBorders>
               <w:top w:val="single" w:color="000000" w:sz="4"/>
               <w:left w:val="single" w:color="000000" w:sz="4"/>
@@ -10449,7 +10583,114 @@
                 <w:sz w:val="20"/>
                 <w:szCs w:val="20"/>
               </w:rPr>
-              <w:t xml:space="preserve">Excluding test- and benchmark-only commits</w:t>
+              <w:t xml:space="preserve">233</w:t>
+            </w:r>
+          </w:p>
+        </w:tc>
+        <w:tc>
+          <w:tcPr>
+            <w:tcW w:type="dxa" w:w="1880"/>
+            <w:tcBorders>
+              <w:top w:val="single" w:color="000000" w:sz="4"/>
+              <w:left w:val="single" w:color="000000" w:sz="4"/>
+              <w:bottom w:val="single" w:color="000000" w:sz="4"/>
+              <w:right w:val="single" w:color="000000" w:sz="4"/>
+            </w:tcBorders>
+            <w:tcMar>
+              <w:top w:type="dxa" w:w="40"/>
+              <w:left w:type="dxa" w:w="80"/>
+              <w:bottom w:type="dxa" w:w="40"/>
+              <w:right w:type="dxa" w:w="80"/>
+            </w:tcMar>
+          </w:tcPr>
+          <w:p>
+            <w:pPr>
+              <w:spacing w:after="0" w:line="240"/>
+            </w:pPr>
+            <w:r>
+              <w:rPr>
+                <w:rFonts w:ascii="Times New Roman" w:cs="Times New Roman" w:eastAsia="Times New Roman" w:hAnsi="Times New Roman"/>
+                <w:b w:val="false"/>
+                <w:bCs w:val="false"/>
+                <w:i w:val="false"/>
+                <w:iCs w:val="false"/>
+                <w:sz w:val="20"/>
+                <w:szCs w:val="20"/>
+              </w:rPr>
+              <w:t xml:space="preserve">0.62 [0.22, 1.73]</w:t>
+            </w:r>
+          </w:p>
+        </w:tc>
+        <w:tc>
+          <w:tcPr>
+            <w:tcW w:type="dxa" w:w="1880"/>
+            <w:tcBorders>
+              <w:top w:val="single" w:color="000000" w:sz="4"/>
+              <w:left w:val="single" w:color="000000" w:sz="4"/>
+              <w:bottom w:val="single" w:color="000000" w:sz="4"/>
+              <w:right w:val="single" w:color="000000" w:sz="4"/>
+            </w:tcBorders>
+            <w:tcMar>
+              <w:top w:type="dxa" w:w="40"/>
+              <w:left w:type="dxa" w:w="80"/>
+              <w:bottom w:type="dxa" w:w="40"/>
+              <w:right w:type="dxa" w:w="80"/>
+            </w:tcMar>
+          </w:tcPr>
+          <w:p>
+            <w:pPr>
+              <w:spacing w:after="0" w:line="240"/>
+            </w:pPr>
+            <w:r>
+              <w:rPr>
+                <w:rFonts w:ascii="Times New Roman" w:cs="Times New Roman" w:eastAsia="Times New Roman" w:hAnsi="Times New Roman"/>
+                <w:b w:val="false"/>
+                <w:bCs w:val="false"/>
+                <w:i w:val="false"/>
+                <w:iCs w:val="false"/>
+                <w:sz w:val="20"/>
+                <w:szCs w:val="20"/>
+              </w:rPr>
+              <w:t xml:space="preserve">0.31 [0.16, 0.62]</w:t>
+            </w:r>
+          </w:p>
+        </w:tc>
+      </w:tr>
+      <w:tr>
+        <w:trPr>
+          <w:cantSplit/>
+        </w:trPr>
+        <w:tc>
+          <w:tcPr>
+            <w:tcW w:type="dxa" w:w="1900"/>
+            <w:tcBorders>
+              <w:top w:val="single" w:color="000000" w:sz="4"/>
+              <w:left w:val="single" w:color="000000" w:sz="4"/>
+              <w:bottom w:val="single" w:color="000000" w:sz="4"/>
+              <w:right w:val="single" w:color="000000" w:sz="4"/>
+            </w:tcBorders>
+            <w:tcMar>
+              <w:top w:type="dxa" w:w="40"/>
+              <w:left w:type="dxa" w:w="80"/>
+              <w:bottom w:type="dxa" w:w="40"/>
+              <w:right w:type="dxa" w:w="80"/>
+            </w:tcMar>
+          </w:tcPr>
+          <w:p>
+            <w:pPr>
+              <w:spacing w:after="0" w:line="240"/>
+            </w:pPr>
+            <w:r>
+              <w:rPr>
+                <w:rFonts w:ascii="Times New Roman" w:cs="Times New Roman" w:eastAsia="Times New Roman" w:hAnsi="Times New Roman"/>
+                <w:b w:val="false"/>
+                <w:bCs w:val="false"/>
+                <w:i w:val="false"/>
+                <w:iCs w:val="false"/>
+                <w:sz w:val="20"/>
+                <w:szCs w:val="20"/>
+              </w:rPr>
+              <w:t xml:space="preserve">mlflow/mlflow</w:t>
             </w:r>
           </w:p>
         </w:tc>
@@ -10483,13 +10724,13 @@
                 <w:sz w:val="20"/>
                 <w:szCs w:val="20"/>
               </w:rPr>
-              <w:t xml:space="preserve">3,867</w:t>
+              <w:t xml:space="preserve">1,928</w:t>
             </w:r>
           </w:p>
         </w:tc>
         <w:tc>
           <w:tcPr>
-            <w:tcW w:type="dxa" w:w="2080"/>
+            <w:tcW w:type="dxa" w:w="1100"/>
             <w:tcBorders>
               <w:top w:val="single" w:color="000000" w:sz="4"/>
               <w:left w:val="single" w:color="000000" w:sz="4"/>
@@ -10517,13 +10758,13 @@
                 <w:sz w:val="20"/>
                 <w:szCs w:val="20"/>
               </w:rPr>
-              <w:t xml:space="preserve">0.03 [0.01, 0.19]</w:t>
+              <w:t xml:space="preserve">674</w:t>
             </w:r>
           </w:p>
         </w:tc>
         <w:tc>
           <w:tcPr>
-            <w:tcW w:type="dxa" w:w="2080"/>
+            <w:tcW w:type="dxa" w:w="800"/>
             <w:tcBorders>
               <w:top w:val="single" w:color="000000" w:sz="4"/>
               <w:left w:val="single" w:color="000000" w:sz="4"/>
@@ -10551,7 +10792,2005 @@
                 <w:sz w:val="20"/>
                 <w:szCs w:val="20"/>
               </w:rPr>
-              <w:t xml:space="preserve">0.33 [0.16, 0.68]</w:t>
+              <w:t xml:space="preserve">220</w:t>
+            </w:r>
+          </w:p>
+        </w:tc>
+        <w:tc>
+          <w:tcPr>
+            <w:tcW w:type="dxa" w:w="800"/>
+            <w:tcBorders>
+              <w:top w:val="single" w:color="000000" w:sz="4"/>
+              <w:left w:val="single" w:color="000000" w:sz="4"/>
+              <w:bottom w:val="single" w:color="000000" w:sz="4"/>
+              <w:right w:val="single" w:color="000000" w:sz="4"/>
+            </w:tcBorders>
+            <w:tcMar>
+              <w:top w:type="dxa" w:w="40"/>
+              <w:left w:type="dxa" w:w="80"/>
+              <w:bottom w:type="dxa" w:w="40"/>
+              <w:right w:type="dxa" w:w="80"/>
+            </w:tcMar>
+          </w:tcPr>
+          <w:p>
+            <w:pPr>
+              <w:spacing w:after="0" w:line="240"/>
+            </w:pPr>
+            <w:r>
+              <w:rPr>
+                <w:rFonts w:ascii="Times New Roman" w:cs="Times New Roman" w:eastAsia="Times New Roman" w:hAnsi="Times New Roman"/>
+                <w:b w:val="false"/>
+                <w:bCs w:val="false"/>
+                <w:i w:val="false"/>
+                <w:iCs w:val="false"/>
+                <w:sz w:val="20"/>
+                <w:szCs w:val="20"/>
+              </w:rPr>
+              <w:t xml:space="preserve">241</w:t>
+            </w:r>
+          </w:p>
+        </w:tc>
+        <w:tc>
+          <w:tcPr>
+            <w:tcW w:type="dxa" w:w="1880"/>
+            <w:tcBorders>
+              <w:top w:val="single" w:color="000000" w:sz="4"/>
+              <w:left w:val="single" w:color="000000" w:sz="4"/>
+              <w:bottom w:val="single" w:color="000000" w:sz="4"/>
+              <w:right w:val="single" w:color="000000" w:sz="4"/>
+            </w:tcBorders>
+            <w:tcMar>
+              <w:top w:type="dxa" w:w="40"/>
+              <w:left w:type="dxa" w:w="80"/>
+              <w:bottom w:type="dxa" w:w="40"/>
+              <w:right w:type="dxa" w:w="80"/>
+            </w:tcMar>
+          </w:tcPr>
+          <w:p>
+            <w:pPr>
+              <w:spacing w:after="0" w:line="240"/>
+            </w:pPr>
+            <w:r>
+              <w:rPr>
+                <w:rFonts w:ascii="Times New Roman" w:cs="Times New Roman" w:eastAsia="Times New Roman" w:hAnsi="Times New Roman"/>
+                <w:b w:val="false"/>
+                <w:bCs w:val="false"/>
+                <w:i w:val="false"/>
+                <w:iCs w:val="false"/>
+                <w:sz w:val="20"/>
+                <w:szCs w:val="20"/>
+              </w:rPr>
+              <w:t xml:space="preserve">1.04 [0.50, 2.16]</w:t>
+            </w:r>
+          </w:p>
+        </w:tc>
+        <w:tc>
+          <w:tcPr>
+            <w:tcW w:type="dxa" w:w="1880"/>
+            <w:tcBorders>
+              <w:top w:val="single" w:color="000000" w:sz="4"/>
+              <w:left w:val="single" w:color="000000" w:sz="4"/>
+              <w:bottom w:val="single" w:color="000000" w:sz="4"/>
+              <w:right w:val="single" w:color="000000" w:sz="4"/>
+            </w:tcBorders>
+            <w:tcMar>
+              <w:top w:type="dxa" w:w="40"/>
+              <w:left w:type="dxa" w:w="80"/>
+              <w:bottom w:type="dxa" w:w="40"/>
+              <w:right w:type="dxa" w:w="80"/>
+            </w:tcMar>
+          </w:tcPr>
+          <w:p>
+            <w:pPr>
+              <w:spacing w:after="0" w:line="240"/>
+            </w:pPr>
+            <w:r>
+              <w:rPr>
+                <w:rFonts w:ascii="Times New Roman" w:cs="Times New Roman" w:eastAsia="Times New Roman" w:hAnsi="Times New Roman"/>
+                <w:b w:val="false"/>
+                <w:bCs w:val="false"/>
+                <w:i w:val="false"/>
+                <w:iCs w:val="false"/>
+                <w:sz w:val="20"/>
+                <w:szCs w:val="20"/>
+              </w:rPr>
+              <w:t xml:space="preserve">1.02 [0.51, 2.05]</w:t>
+            </w:r>
+          </w:p>
+        </w:tc>
+      </w:tr>
+      <w:tr>
+        <w:trPr>
+          <w:cantSplit/>
+        </w:trPr>
+        <w:tc>
+          <w:tcPr>
+            <w:tcW w:type="dxa" w:w="1900"/>
+            <w:tcBorders>
+              <w:top w:val="single" w:color="000000" w:sz="4"/>
+              <w:left w:val="single" w:color="000000" w:sz="4"/>
+              <w:bottom w:val="single" w:color="000000" w:sz="4"/>
+              <w:right w:val="single" w:color="000000" w:sz="4"/>
+            </w:tcBorders>
+            <w:tcMar>
+              <w:top w:type="dxa" w:w="40"/>
+              <w:left w:type="dxa" w:w="80"/>
+              <w:bottom w:type="dxa" w:w="40"/>
+              <w:right w:type="dxa" w:w="80"/>
+            </w:tcMar>
+          </w:tcPr>
+          <w:p>
+            <w:pPr>
+              <w:spacing w:after="0" w:line="240"/>
+            </w:pPr>
+            <w:r>
+              <w:rPr>
+                <w:rFonts w:ascii="Times New Roman" w:cs="Times New Roman" w:eastAsia="Times New Roman" w:hAnsi="Times New Roman"/>
+                <w:b w:val="false"/>
+                <w:bCs w:val="false"/>
+                <w:i w:val="false"/>
+                <w:iCs w:val="false"/>
+                <w:sz w:val="20"/>
+                <w:szCs w:val="20"/>
+              </w:rPr>
+              <w:t xml:space="preserve">pydantic/pydantic-ai</w:t>
+            </w:r>
+          </w:p>
+        </w:tc>
+        <w:tc>
+          <w:tcPr>
+            <w:tcW w:type="dxa" w:w="1000"/>
+            <w:tcBorders>
+              <w:top w:val="single" w:color="000000" w:sz="4"/>
+              <w:left w:val="single" w:color="000000" w:sz="4"/>
+              <w:bottom w:val="single" w:color="000000" w:sz="4"/>
+              <w:right w:val="single" w:color="000000" w:sz="4"/>
+            </w:tcBorders>
+            <w:tcMar>
+              <w:top w:type="dxa" w:w="40"/>
+              <w:left w:type="dxa" w:w="80"/>
+              <w:bottom w:type="dxa" w:w="40"/>
+              <w:right w:type="dxa" w:w="80"/>
+            </w:tcMar>
+          </w:tcPr>
+          <w:p>
+            <w:pPr>
+              <w:spacing w:after="0" w:line="240"/>
+            </w:pPr>
+            <w:r>
+              <w:rPr>
+                <w:rFonts w:ascii="Times New Roman" w:cs="Times New Roman" w:eastAsia="Times New Roman" w:hAnsi="Times New Roman"/>
+                <w:b w:val="false"/>
+                <w:bCs w:val="false"/>
+                <w:i w:val="false"/>
+                <w:iCs w:val="false"/>
+                <w:sz w:val="20"/>
+                <w:szCs w:val="20"/>
+              </w:rPr>
+              <w:t xml:space="preserve">1,529</w:t>
+            </w:r>
+          </w:p>
+        </w:tc>
+        <w:tc>
+          <w:tcPr>
+            <w:tcW w:type="dxa" w:w="1100"/>
+            <w:tcBorders>
+              <w:top w:val="single" w:color="000000" w:sz="4"/>
+              <w:left w:val="single" w:color="000000" w:sz="4"/>
+              <w:bottom w:val="single" w:color="000000" w:sz="4"/>
+              <w:right w:val="single" w:color="000000" w:sz="4"/>
+            </w:tcBorders>
+            <w:tcMar>
+              <w:top w:type="dxa" w:w="40"/>
+              <w:left w:type="dxa" w:w="80"/>
+              <w:bottom w:type="dxa" w:w="40"/>
+              <w:right w:type="dxa" w:w="80"/>
+            </w:tcMar>
+          </w:tcPr>
+          <w:p>
+            <w:pPr>
+              <w:spacing w:after="0" w:line="240"/>
+            </w:pPr>
+            <w:r>
+              <w:rPr>
+                <w:rFonts w:ascii="Times New Roman" w:cs="Times New Roman" w:eastAsia="Times New Roman" w:hAnsi="Times New Roman"/>
+                <w:b w:val="false"/>
+                <w:bCs w:val="false"/>
+                <w:i w:val="false"/>
+                <w:iCs w:val="false"/>
+                <w:sz w:val="20"/>
+                <w:szCs w:val="20"/>
+              </w:rPr>
+              <w:t xml:space="preserve">160</w:t>
+            </w:r>
+          </w:p>
+        </w:tc>
+        <w:tc>
+          <w:tcPr>
+            <w:tcW w:type="dxa" w:w="800"/>
+            <w:tcBorders>
+              <w:top w:val="single" w:color="000000" w:sz="4"/>
+              <w:left w:val="single" w:color="000000" w:sz="4"/>
+              <w:bottom w:val="single" w:color="000000" w:sz="4"/>
+              <w:right w:val="single" w:color="000000" w:sz="4"/>
+            </w:tcBorders>
+            <w:tcMar>
+              <w:top w:type="dxa" w:w="40"/>
+              <w:left w:type="dxa" w:w="80"/>
+              <w:bottom w:type="dxa" w:w="40"/>
+              <w:right w:type="dxa" w:w="80"/>
+            </w:tcMar>
+          </w:tcPr>
+          <w:p>
+            <w:pPr>
+              <w:spacing w:after="0" w:line="240"/>
+            </w:pPr>
+            <w:r>
+              <w:rPr>
+                <w:rFonts w:ascii="Times New Roman" w:cs="Times New Roman" w:eastAsia="Times New Roman" w:hAnsi="Times New Roman"/>
+                <w:b w:val="false"/>
+                <w:bCs w:val="false"/>
+                <w:i w:val="false"/>
+                <w:iCs w:val="false"/>
+                <w:sz w:val="20"/>
+                <w:szCs w:val="20"/>
+              </w:rPr>
+              <w:t xml:space="preserve">177</w:t>
+            </w:r>
+          </w:p>
+        </w:tc>
+        <w:tc>
+          <w:tcPr>
+            <w:tcW w:type="dxa" w:w="800"/>
+            <w:tcBorders>
+              <w:top w:val="single" w:color="000000" w:sz="4"/>
+              <w:left w:val="single" w:color="000000" w:sz="4"/>
+              <w:bottom w:val="single" w:color="000000" w:sz="4"/>
+              <w:right w:val="single" w:color="000000" w:sz="4"/>
+            </w:tcBorders>
+            <w:tcMar>
+              <w:top w:type="dxa" w:w="40"/>
+              <w:left w:type="dxa" w:w="80"/>
+              <w:bottom w:type="dxa" w:w="40"/>
+              <w:right w:type="dxa" w:w="80"/>
+            </w:tcMar>
+          </w:tcPr>
+          <w:p>
+            <w:pPr>
+              <w:spacing w:after="0" w:line="240"/>
+            </w:pPr>
+            <w:r>
+              <w:rPr>
+                <w:rFonts w:ascii="Times New Roman" w:cs="Times New Roman" w:eastAsia="Times New Roman" w:hAnsi="Times New Roman"/>
+                <w:b w:val="false"/>
+                <w:bCs w:val="false"/>
+                <w:i w:val="false"/>
+                <w:iCs w:val="false"/>
+                <w:sz w:val="20"/>
+                <w:szCs w:val="20"/>
+              </w:rPr>
+              <w:t xml:space="preserve">194</w:t>
+            </w:r>
+          </w:p>
+        </w:tc>
+        <w:tc>
+          <w:tcPr>
+            <w:tcW w:type="dxa" w:w="1880"/>
+            <w:tcBorders>
+              <w:top w:val="single" w:color="000000" w:sz="4"/>
+              <w:left w:val="single" w:color="000000" w:sz="4"/>
+              <w:bottom w:val="single" w:color="000000" w:sz="4"/>
+              <w:right w:val="single" w:color="000000" w:sz="4"/>
+            </w:tcBorders>
+            <w:tcMar>
+              <w:top w:type="dxa" w:w="40"/>
+              <w:left w:type="dxa" w:w="80"/>
+              <w:bottom w:type="dxa" w:w="40"/>
+              <w:right w:type="dxa" w:w="80"/>
+            </w:tcMar>
+          </w:tcPr>
+          <w:p>
+            <w:pPr>
+              <w:spacing w:after="0" w:line="240"/>
+            </w:pPr>
+            <w:r>
+              <w:rPr>
+                <w:rFonts w:ascii="Times New Roman" w:cs="Times New Roman" w:eastAsia="Times New Roman" w:hAnsi="Times New Roman"/>
+                <w:b w:val="false"/>
+                <w:bCs w:val="false"/>
+                <w:i w:val="false"/>
+                <w:iCs w:val="false"/>
+                <w:sz w:val="20"/>
+                <w:szCs w:val="20"/>
+              </w:rPr>
+              <w:t xml:space="preserve">0.49 [0.21, 1.12]</w:t>
+            </w:r>
+          </w:p>
+        </w:tc>
+        <w:tc>
+          <w:tcPr>
+            <w:tcW w:type="dxa" w:w="1880"/>
+            <w:tcBorders>
+              <w:top w:val="single" w:color="000000" w:sz="4"/>
+              <w:left w:val="single" w:color="000000" w:sz="4"/>
+              <w:bottom w:val="single" w:color="000000" w:sz="4"/>
+              <w:right w:val="single" w:color="000000" w:sz="4"/>
+            </w:tcBorders>
+            <w:tcMar>
+              <w:top w:type="dxa" w:w="40"/>
+              <w:left w:type="dxa" w:w="80"/>
+              <w:bottom w:type="dxa" w:w="40"/>
+              <w:right w:type="dxa" w:w="80"/>
+            </w:tcMar>
+          </w:tcPr>
+          <w:p>
+            <w:pPr>
+              <w:spacing w:after="0" w:line="240"/>
+            </w:pPr>
+            <w:r>
+              <w:rPr>
+                <w:rFonts w:ascii="Times New Roman" w:cs="Times New Roman" w:eastAsia="Times New Roman" w:hAnsi="Times New Roman"/>
+                <w:b w:val="false"/>
+                <w:bCs w:val="false"/>
+                <w:i w:val="false"/>
+                <w:iCs w:val="false"/>
+                <w:sz w:val="20"/>
+                <w:szCs w:val="20"/>
+              </w:rPr>
+              <w:t xml:space="preserve">0.50 [0.24, 1.05]</w:t>
+            </w:r>
+          </w:p>
+        </w:tc>
+      </w:tr>
+      <w:tr>
+        <w:trPr>
+          <w:cantSplit/>
+        </w:trPr>
+        <w:tc>
+          <w:tcPr>
+            <w:tcW w:type="dxa" w:w="1900"/>
+            <w:tcBorders>
+              <w:top w:val="single" w:color="000000" w:sz="4"/>
+              <w:left w:val="single" w:color="000000" w:sz="4"/>
+              <w:bottom w:val="single" w:color="000000" w:sz="4"/>
+              <w:right w:val="single" w:color="000000" w:sz="4"/>
+            </w:tcBorders>
+            <w:tcMar>
+              <w:top w:type="dxa" w:w="40"/>
+              <w:left w:type="dxa" w:w="80"/>
+              <w:bottom w:type="dxa" w:w="40"/>
+              <w:right w:type="dxa" w:w="80"/>
+            </w:tcMar>
+          </w:tcPr>
+          <w:p>
+            <w:pPr>
+              <w:spacing w:after="0" w:line="240"/>
+            </w:pPr>
+            <w:r>
+              <w:rPr>
+                <w:rFonts w:ascii="Times New Roman" w:cs="Times New Roman" w:eastAsia="Times New Roman" w:hAnsi="Times New Roman"/>
+                <w:b w:val="false"/>
+                <w:bCs w:val="false"/>
+                <w:i w:val="false"/>
+                <w:iCs w:val="false"/>
+                <w:sz w:val="20"/>
+                <w:szCs w:val="20"/>
+              </w:rPr>
+              <w:t xml:space="preserve">PrefectHQ/fastmcp</w:t>
+            </w:r>
+          </w:p>
+        </w:tc>
+        <w:tc>
+          <w:tcPr>
+            <w:tcW w:type="dxa" w:w="1000"/>
+            <w:tcBorders>
+              <w:top w:val="single" w:color="000000" w:sz="4"/>
+              <w:left w:val="single" w:color="000000" w:sz="4"/>
+              <w:bottom w:val="single" w:color="000000" w:sz="4"/>
+              <w:right w:val="single" w:color="000000" w:sz="4"/>
+            </w:tcBorders>
+            <w:tcMar>
+              <w:top w:type="dxa" w:w="40"/>
+              <w:left w:type="dxa" w:w="80"/>
+              <w:bottom w:type="dxa" w:w="40"/>
+              <w:right w:type="dxa" w:w="80"/>
+            </w:tcMar>
+          </w:tcPr>
+          <w:p>
+            <w:pPr>
+              <w:spacing w:after="0" w:line="240"/>
+            </w:pPr>
+            <w:r>
+              <w:rPr>
+                <w:rFonts w:ascii="Times New Roman" w:cs="Times New Roman" w:eastAsia="Times New Roman" w:hAnsi="Times New Roman"/>
+                <w:b w:val="false"/>
+                <w:bCs w:val="false"/>
+                <w:i w:val="false"/>
+                <w:iCs w:val="false"/>
+                <w:sz w:val="20"/>
+                <w:szCs w:val="20"/>
+              </w:rPr>
+              <w:t xml:space="preserve">1,573</w:t>
+            </w:r>
+          </w:p>
+        </w:tc>
+        <w:tc>
+          <w:tcPr>
+            <w:tcW w:type="dxa" w:w="1100"/>
+            <w:tcBorders>
+              <w:top w:val="single" w:color="000000" w:sz="4"/>
+              <w:left w:val="single" w:color="000000" w:sz="4"/>
+              <w:bottom w:val="single" w:color="000000" w:sz="4"/>
+              <w:right w:val="single" w:color="000000" w:sz="4"/>
+            </w:tcBorders>
+            <w:tcMar>
+              <w:top w:type="dxa" w:w="40"/>
+              <w:left w:type="dxa" w:w="80"/>
+              <w:bottom w:type="dxa" w:w="40"/>
+              <w:right w:type="dxa" w:w="80"/>
+            </w:tcMar>
+          </w:tcPr>
+          <w:p>
+            <w:pPr>
+              <w:spacing w:after="0" w:line="240"/>
+            </w:pPr>
+            <w:r>
+              <w:rPr>
+                <w:rFonts w:ascii="Times New Roman" w:cs="Times New Roman" w:eastAsia="Times New Roman" w:hAnsi="Times New Roman"/>
+                <w:b w:val="false"/>
+                <w:bCs w:val="false"/>
+                <w:i w:val="false"/>
+                <w:iCs w:val="false"/>
+                <w:sz w:val="20"/>
+                <w:szCs w:val="20"/>
+              </w:rPr>
+              <w:t xml:space="preserve">218</w:t>
+            </w:r>
+          </w:p>
+        </w:tc>
+        <w:tc>
+          <w:tcPr>
+            <w:tcW w:type="dxa" w:w="800"/>
+            <w:tcBorders>
+              <w:top w:val="single" w:color="000000" w:sz="4"/>
+              <w:left w:val="single" w:color="000000" w:sz="4"/>
+              <w:bottom w:val="single" w:color="000000" w:sz="4"/>
+              <w:right w:val="single" w:color="000000" w:sz="4"/>
+            </w:tcBorders>
+            <w:tcMar>
+              <w:top w:type="dxa" w:w="40"/>
+              <w:left w:type="dxa" w:w="80"/>
+              <w:bottom w:type="dxa" w:w="40"/>
+              <w:right w:type="dxa" w:w="80"/>
+            </w:tcMar>
+          </w:tcPr>
+          <w:p>
+            <w:pPr>
+              <w:spacing w:after="0" w:line="240"/>
+            </w:pPr>
+            <w:r>
+              <w:rPr>
+                <w:rFonts w:ascii="Times New Roman" w:cs="Times New Roman" w:eastAsia="Times New Roman" w:hAnsi="Times New Roman"/>
+                <w:b w:val="false"/>
+                <w:bCs w:val="false"/>
+                <w:i w:val="false"/>
+                <w:iCs w:val="false"/>
+                <w:sz w:val="20"/>
+                <w:szCs w:val="20"/>
+              </w:rPr>
+              <w:t xml:space="preserve">76</w:t>
+            </w:r>
+          </w:p>
+        </w:tc>
+        <w:tc>
+          <w:tcPr>
+            <w:tcW w:type="dxa" w:w="800"/>
+            <w:tcBorders>
+              <w:top w:val="single" w:color="000000" w:sz="4"/>
+              <w:left w:val="single" w:color="000000" w:sz="4"/>
+              <w:bottom w:val="single" w:color="000000" w:sz="4"/>
+              <w:right w:val="single" w:color="000000" w:sz="4"/>
+            </w:tcBorders>
+            <w:tcMar>
+              <w:top w:type="dxa" w:w="40"/>
+              <w:left w:type="dxa" w:w="80"/>
+              <w:bottom w:type="dxa" w:w="40"/>
+              <w:right w:type="dxa" w:w="80"/>
+            </w:tcMar>
+          </w:tcPr>
+          <w:p>
+            <w:pPr>
+              <w:spacing w:after="0" w:line="240"/>
+            </w:pPr>
+            <w:r>
+              <w:rPr>
+                <w:rFonts w:ascii="Times New Roman" w:cs="Times New Roman" w:eastAsia="Times New Roman" w:hAnsi="Times New Roman"/>
+                <w:b w:val="false"/>
+                <w:bCs w:val="false"/>
+                <w:i w:val="false"/>
+                <w:iCs w:val="false"/>
+                <w:sz w:val="20"/>
+                <w:szCs w:val="20"/>
+              </w:rPr>
+              <w:t xml:space="preserve">103</w:t>
+            </w:r>
+          </w:p>
+        </w:tc>
+        <w:tc>
+          <w:tcPr>
+            <w:tcW w:type="dxa" w:w="1880"/>
+            <w:tcBorders>
+              <w:top w:val="single" w:color="000000" w:sz="4"/>
+              <w:left w:val="single" w:color="000000" w:sz="4"/>
+              <w:bottom w:val="single" w:color="000000" w:sz="4"/>
+              <w:right w:val="single" w:color="000000" w:sz="4"/>
+            </w:tcBorders>
+            <w:tcMar>
+              <w:top w:type="dxa" w:w="40"/>
+              <w:left w:type="dxa" w:w="80"/>
+              <w:bottom w:type="dxa" w:w="40"/>
+              <w:right w:type="dxa" w:w="80"/>
+            </w:tcMar>
+          </w:tcPr>
+          <w:p>
+            <w:pPr>
+              <w:spacing w:after="0" w:line="240"/>
+            </w:pPr>
+            <w:r>
+              <w:rPr>
+                <w:rFonts w:ascii="Times New Roman" w:cs="Times New Roman" w:eastAsia="Times New Roman" w:hAnsi="Times New Roman"/>
+                <w:b w:val="false"/>
+                <w:bCs w:val="false"/>
+                <w:i w:val="false"/>
+                <w:iCs w:val="false"/>
+                <w:sz w:val="20"/>
+                <w:szCs w:val="20"/>
+              </w:rPr>
+              <w:t xml:space="preserve">0.56 [0.21, 1.51]</w:t>
+            </w:r>
+          </w:p>
+        </w:tc>
+        <w:tc>
+          <w:tcPr>
+            <w:tcW w:type="dxa" w:w="1880"/>
+            <w:tcBorders>
+              <w:top w:val="single" w:color="000000" w:sz="4"/>
+              <w:left w:val="single" w:color="000000" w:sz="4"/>
+              <w:bottom w:val="single" w:color="000000" w:sz="4"/>
+              <w:right w:val="single" w:color="000000" w:sz="4"/>
+            </w:tcBorders>
+            <w:tcMar>
+              <w:top w:type="dxa" w:w="40"/>
+              <w:left w:type="dxa" w:w="80"/>
+              <w:bottom w:type="dxa" w:w="40"/>
+              <w:right w:type="dxa" w:w="80"/>
+            </w:tcMar>
+          </w:tcPr>
+          <w:p>
+            <w:pPr>
+              <w:spacing w:after="0" w:line="240"/>
+            </w:pPr>
+            <w:r>
+              <w:rPr>
+                <w:rFonts w:ascii="Times New Roman" w:cs="Times New Roman" w:eastAsia="Times New Roman" w:hAnsi="Times New Roman"/>
+                <w:b w:val="false"/>
+                <w:bCs w:val="false"/>
+                <w:i w:val="false"/>
+                <w:iCs w:val="false"/>
+                <w:sz w:val="20"/>
+                <w:szCs w:val="20"/>
+              </w:rPr>
+              <w:t xml:space="preserve">0.74 [0.35, 1.57]</w:t>
+            </w:r>
+          </w:p>
+        </w:tc>
+      </w:tr>
+      <w:tr>
+        <w:trPr>
+          <w:cantSplit/>
+        </w:trPr>
+        <w:tc>
+          <w:tcPr>
+            <w:tcW w:type="dxa" w:w="1900"/>
+            <w:tcBorders>
+              <w:top w:val="single" w:color="000000" w:sz="4"/>
+              <w:left w:val="single" w:color="000000" w:sz="4"/>
+              <w:bottom w:val="single" w:color="000000" w:sz="4"/>
+              <w:right w:val="single" w:color="000000" w:sz="4"/>
+            </w:tcBorders>
+            <w:tcMar>
+              <w:top w:type="dxa" w:w="40"/>
+              <w:left w:type="dxa" w:w="80"/>
+              <w:bottom w:type="dxa" w:w="40"/>
+              <w:right w:type="dxa" w:w="80"/>
+            </w:tcMar>
+          </w:tcPr>
+          <w:p>
+            <w:pPr>
+              <w:spacing w:after="0" w:line="240"/>
+            </w:pPr>
+            <w:r>
+              <w:rPr>
+                <w:rFonts w:ascii="Times New Roman" w:cs="Times New Roman" w:eastAsia="Times New Roman" w:hAnsi="Times New Roman"/>
+                <w:b w:val="false"/>
+                <w:bCs w:val="false"/>
+                <w:i w:val="false"/>
+                <w:iCs w:val="false"/>
+                <w:sz w:val="20"/>
+                <w:szCs w:val="20"/>
+              </w:rPr>
+              <w:t xml:space="preserve">simonw/datasette</w:t>
+            </w:r>
+          </w:p>
+        </w:tc>
+        <w:tc>
+          <w:tcPr>
+            <w:tcW w:type="dxa" w:w="1000"/>
+            <w:tcBorders>
+              <w:top w:val="single" w:color="000000" w:sz="4"/>
+              <w:left w:val="single" w:color="000000" w:sz="4"/>
+              <w:bottom w:val="single" w:color="000000" w:sz="4"/>
+              <w:right w:val="single" w:color="000000" w:sz="4"/>
+            </w:tcBorders>
+            <w:tcMar>
+              <w:top w:type="dxa" w:w="40"/>
+              <w:left w:type="dxa" w:w="80"/>
+              <w:bottom w:type="dxa" w:w="40"/>
+              <w:right w:type="dxa" w:w="80"/>
+            </w:tcMar>
+          </w:tcPr>
+          <w:p>
+            <w:pPr>
+              <w:spacing w:after="0" w:line="240"/>
+            </w:pPr>
+            <w:r>
+              <w:rPr>
+                <w:rFonts w:ascii="Times New Roman" w:cs="Times New Roman" w:eastAsia="Times New Roman" w:hAnsi="Times New Roman"/>
+                <w:b w:val="false"/>
+                <w:bCs w:val="false"/>
+                <w:i w:val="false"/>
+                <w:iCs w:val="false"/>
+                <w:sz w:val="20"/>
+                <w:szCs w:val="20"/>
+              </w:rPr>
+              <w:t xml:space="preserve">572</w:t>
+            </w:r>
+          </w:p>
+        </w:tc>
+        <w:tc>
+          <w:tcPr>
+            <w:tcW w:type="dxa" w:w="1100"/>
+            <w:tcBorders>
+              <w:top w:val="single" w:color="000000" w:sz="4"/>
+              <w:left w:val="single" w:color="000000" w:sz="4"/>
+              <w:bottom w:val="single" w:color="000000" w:sz="4"/>
+              <w:right w:val="single" w:color="000000" w:sz="4"/>
+            </w:tcBorders>
+            <w:tcMar>
+              <w:top w:type="dxa" w:w="40"/>
+              <w:left w:type="dxa" w:w="80"/>
+              <w:bottom w:type="dxa" w:w="40"/>
+              <w:right w:type="dxa" w:w="80"/>
+            </w:tcMar>
+          </w:tcPr>
+          <w:p>
+            <w:pPr>
+              <w:spacing w:after="0" w:line="240"/>
+            </w:pPr>
+            <w:r>
+              <w:rPr>
+                <w:rFonts w:ascii="Times New Roman" w:cs="Times New Roman" w:eastAsia="Times New Roman" w:hAnsi="Times New Roman"/>
+                <w:b w:val="false"/>
+                <w:bCs w:val="false"/>
+                <w:i w:val="false"/>
+                <w:iCs w:val="false"/>
+                <w:sz w:val="20"/>
+                <w:szCs w:val="20"/>
+              </w:rPr>
+              <w:t xml:space="preserve">91</w:t>
+            </w:r>
+          </w:p>
+        </w:tc>
+        <w:tc>
+          <w:tcPr>
+            <w:tcW w:type="dxa" w:w="800"/>
+            <w:tcBorders>
+              <w:top w:val="single" w:color="000000" w:sz="4"/>
+              <w:left w:val="single" w:color="000000" w:sz="4"/>
+              <w:bottom w:val="single" w:color="000000" w:sz="4"/>
+              <w:right w:val="single" w:color="000000" w:sz="4"/>
+            </w:tcBorders>
+            <w:tcMar>
+              <w:top w:type="dxa" w:w="40"/>
+              <w:left w:type="dxa" w:w="80"/>
+              <w:bottom w:type="dxa" w:w="40"/>
+              <w:right w:type="dxa" w:w="80"/>
+            </w:tcMar>
+          </w:tcPr>
+          <w:p>
+            <w:pPr>
+              <w:spacing w:after="0" w:line="240"/>
+            </w:pPr>
+            <w:r>
+              <w:rPr>
+                <w:rFonts w:ascii="Times New Roman" w:cs="Times New Roman" w:eastAsia="Times New Roman" w:hAnsi="Times New Roman"/>
+                <w:b w:val="false"/>
+                <w:bCs w:val="false"/>
+                <w:i w:val="false"/>
+                <w:iCs w:val="false"/>
+                <w:sz w:val="20"/>
+                <w:szCs w:val="20"/>
+              </w:rPr>
+              <w:t xml:space="preserve">12</w:t>
+            </w:r>
+          </w:p>
+        </w:tc>
+        <w:tc>
+          <w:tcPr>
+            <w:tcW w:type="dxa" w:w="800"/>
+            <w:tcBorders>
+              <w:top w:val="single" w:color="000000" w:sz="4"/>
+              <w:left w:val="single" w:color="000000" w:sz="4"/>
+              <w:bottom w:val="single" w:color="000000" w:sz="4"/>
+              <w:right w:val="single" w:color="000000" w:sz="4"/>
+            </w:tcBorders>
+            <w:tcMar>
+              <w:top w:type="dxa" w:w="40"/>
+              <w:left w:type="dxa" w:w="80"/>
+              <w:bottom w:type="dxa" w:w="40"/>
+              <w:right w:type="dxa" w:w="80"/>
+            </w:tcMar>
+          </w:tcPr>
+          <w:p>
+            <w:pPr>
+              <w:spacing w:after="0" w:line="240"/>
+            </w:pPr>
+            <w:r>
+              <w:rPr>
+                <w:rFonts w:ascii="Times New Roman" w:cs="Times New Roman" w:eastAsia="Times New Roman" w:hAnsi="Times New Roman"/>
+                <w:b w:val="false"/>
+                <w:bCs w:val="false"/>
+                <w:i w:val="false"/>
+                <w:iCs w:val="false"/>
+                <w:sz w:val="20"/>
+                <w:szCs w:val="20"/>
+              </w:rPr>
+              <w:t xml:space="preserve">18</w:t>
+            </w:r>
+          </w:p>
+        </w:tc>
+        <w:tc>
+          <w:tcPr>
+            <w:tcW w:type="dxa" w:w="1880"/>
+            <w:tcBorders>
+              <w:top w:val="single" w:color="000000" w:sz="4"/>
+              <w:left w:val="single" w:color="000000" w:sz="4"/>
+              <w:bottom w:val="single" w:color="000000" w:sz="4"/>
+              <w:right w:val="single" w:color="000000" w:sz="4"/>
+            </w:tcBorders>
+            <w:tcMar>
+              <w:top w:type="dxa" w:w="40"/>
+              <w:left w:type="dxa" w:w="80"/>
+              <w:bottom w:type="dxa" w:w="40"/>
+              <w:right w:type="dxa" w:w="80"/>
+            </w:tcMar>
+          </w:tcPr>
+          <w:p>
+            <w:pPr>
+              <w:spacing w:after="0" w:line="240"/>
+            </w:pPr>
+            <w:r>
+              <w:rPr>
+                <w:rFonts w:ascii="Times New Roman" w:cs="Times New Roman" w:eastAsia="Times New Roman" w:hAnsi="Times New Roman"/>
+                <w:b w:val="false"/>
+                <w:bCs w:val="false"/>
+                <w:i w:val="false"/>
+                <w:iCs w:val="false"/>
+                <w:sz w:val="20"/>
+                <w:szCs w:val="20"/>
+              </w:rPr>
+              <w:t xml:space="preserve">0.68 [0.26, 1.78]</w:t>
+            </w:r>
+          </w:p>
+        </w:tc>
+        <w:tc>
+          <w:tcPr>
+            <w:tcW w:type="dxa" w:w="1880"/>
+            <w:tcBorders>
+              <w:top w:val="single" w:color="000000" w:sz="4"/>
+              <w:left w:val="single" w:color="000000" w:sz="4"/>
+              <w:bottom w:val="single" w:color="000000" w:sz="4"/>
+              <w:right w:val="single" w:color="000000" w:sz="4"/>
+            </w:tcBorders>
+            <w:tcMar>
+              <w:top w:type="dxa" w:w="40"/>
+              <w:left w:type="dxa" w:w="80"/>
+              <w:bottom w:type="dxa" w:w="40"/>
+              <w:right w:type="dxa" w:w="80"/>
+            </w:tcMar>
+          </w:tcPr>
+          <w:p>
+            <w:pPr>
+              <w:spacing w:after="0" w:line="240"/>
+            </w:pPr>
+            <w:r>
+              <w:rPr>
+                <w:rFonts w:ascii="Times New Roman" w:cs="Times New Roman" w:eastAsia="Times New Roman" w:hAnsi="Times New Roman"/>
+                <w:b w:val="false"/>
+                <w:bCs w:val="false"/>
+                <w:i w:val="false"/>
+                <w:iCs w:val="false"/>
+                <w:sz w:val="20"/>
+                <w:szCs w:val="20"/>
+              </w:rPr>
+              <w:t xml:space="preserve">0.28 [0.11, 0.71]</w:t>
+            </w:r>
+          </w:p>
+        </w:tc>
+      </w:tr>
+      <w:tr>
+        <w:trPr>
+          <w:cantSplit/>
+        </w:trPr>
+        <w:tc>
+          <w:tcPr>
+            <w:tcW w:type="dxa" w:w="1900"/>
+            <w:tcBorders>
+              <w:top w:val="single" w:color="000000" w:sz="4"/>
+              <w:left w:val="single" w:color="000000" w:sz="4"/>
+              <w:bottom w:val="single" w:color="000000" w:sz="4"/>
+              <w:right w:val="single" w:color="000000" w:sz="4"/>
+            </w:tcBorders>
+            <w:tcMar>
+              <w:top w:type="dxa" w:w="40"/>
+              <w:left w:type="dxa" w:w="80"/>
+              <w:bottom w:type="dxa" w:w="40"/>
+              <w:right w:type="dxa" w:w="80"/>
+            </w:tcMar>
+          </w:tcPr>
+          <w:p>
+            <w:pPr>
+              <w:spacing w:after="0" w:line="240"/>
+            </w:pPr>
+            <w:r>
+              <w:rPr>
+                <w:rFonts w:ascii="Times New Roman" w:cs="Times New Roman" w:eastAsia="Times New Roman" w:hAnsi="Times New Roman"/>
+                <w:b w:val="false"/>
+                <w:bCs w:val="false"/>
+                <w:i w:val="false"/>
+                <w:iCs w:val="false"/>
+                <w:sz w:val="20"/>
+                <w:szCs w:val="20"/>
+              </w:rPr>
+              <w:t xml:space="preserve">crewAIInc/crewAI</w:t>
+            </w:r>
+          </w:p>
+        </w:tc>
+        <w:tc>
+          <w:tcPr>
+            <w:tcW w:type="dxa" w:w="1000"/>
+            <w:tcBorders>
+              <w:top w:val="single" w:color="000000" w:sz="4"/>
+              <w:left w:val="single" w:color="000000" w:sz="4"/>
+              <w:bottom w:val="single" w:color="000000" w:sz="4"/>
+              <w:right w:val="single" w:color="000000" w:sz="4"/>
+            </w:tcBorders>
+            <w:tcMar>
+              <w:top w:type="dxa" w:w="40"/>
+              <w:left w:type="dxa" w:w="80"/>
+              <w:bottom w:type="dxa" w:w="40"/>
+              <w:right w:type="dxa" w:w="80"/>
+            </w:tcMar>
+          </w:tcPr>
+          <w:p>
+            <w:pPr>
+              <w:spacing w:after="0" w:line="240"/>
+            </w:pPr>
+            <w:r>
+              <w:rPr>
+                <w:rFonts w:ascii="Times New Roman" w:cs="Times New Roman" w:eastAsia="Times New Roman" w:hAnsi="Times New Roman"/>
+                <w:b w:val="false"/>
+                <w:bCs w:val="false"/>
+                <w:i w:val="false"/>
+                <w:iCs w:val="false"/>
+                <w:sz w:val="20"/>
+                <w:szCs w:val="20"/>
+              </w:rPr>
+              <w:t xml:space="preserve">190</w:t>
+            </w:r>
+          </w:p>
+        </w:tc>
+        <w:tc>
+          <w:tcPr>
+            <w:tcW w:type="dxa" w:w="1100"/>
+            <w:tcBorders>
+              <w:top w:val="single" w:color="000000" w:sz="4"/>
+              <w:left w:val="single" w:color="000000" w:sz="4"/>
+              <w:bottom w:val="single" w:color="000000" w:sz="4"/>
+              <w:right w:val="single" w:color="000000" w:sz="4"/>
+            </w:tcBorders>
+            <w:tcMar>
+              <w:top w:type="dxa" w:w="40"/>
+              <w:left w:type="dxa" w:w="80"/>
+              <w:bottom w:type="dxa" w:w="40"/>
+              <w:right w:type="dxa" w:w="80"/>
+            </w:tcMar>
+          </w:tcPr>
+          <w:p>
+            <w:pPr>
+              <w:spacing w:after="0" w:line="240"/>
+            </w:pPr>
+            <w:r>
+              <w:rPr>
+                <w:rFonts w:ascii="Times New Roman" w:cs="Times New Roman" w:eastAsia="Times New Roman" w:hAnsi="Times New Roman"/>
+                <w:b w:val="false"/>
+                <w:bCs w:val="false"/>
+                <w:i w:val="false"/>
+                <w:iCs w:val="false"/>
+                <w:sz w:val="20"/>
+                <w:szCs w:val="20"/>
+              </w:rPr>
+              <w:t xml:space="preserve">89</w:t>
+            </w:r>
+          </w:p>
+        </w:tc>
+        <w:tc>
+          <w:tcPr>
+            <w:tcW w:type="dxa" w:w="800"/>
+            <w:tcBorders>
+              <w:top w:val="single" w:color="000000" w:sz="4"/>
+              <w:left w:val="single" w:color="000000" w:sz="4"/>
+              <w:bottom w:val="single" w:color="000000" w:sz="4"/>
+              <w:right w:val="single" w:color="000000" w:sz="4"/>
+            </w:tcBorders>
+            <w:tcMar>
+              <w:top w:type="dxa" w:w="40"/>
+              <w:left w:type="dxa" w:w="80"/>
+              <w:bottom w:type="dxa" w:w="40"/>
+              <w:right w:type="dxa" w:w="80"/>
+            </w:tcMar>
+          </w:tcPr>
+          <w:p>
+            <w:pPr>
+              <w:spacing w:after="0" w:line="240"/>
+            </w:pPr>
+            <w:r>
+              <w:rPr>
+                <w:rFonts w:ascii="Times New Roman" w:cs="Times New Roman" w:eastAsia="Times New Roman" w:hAnsi="Times New Roman"/>
+                <w:b w:val="false"/>
+                <w:bCs w:val="false"/>
+                <w:i w:val="false"/>
+                <w:iCs w:val="false"/>
+                <w:sz w:val="20"/>
+                <w:szCs w:val="20"/>
+              </w:rPr>
+              <w:t xml:space="preserve">0</w:t>
+            </w:r>
+          </w:p>
+        </w:tc>
+        <w:tc>
+          <w:tcPr>
+            <w:tcW w:type="dxa" w:w="800"/>
+            <w:tcBorders>
+              <w:top w:val="single" w:color="000000" w:sz="4"/>
+              <w:left w:val="single" w:color="000000" w:sz="4"/>
+              <w:bottom w:val="single" w:color="000000" w:sz="4"/>
+              <w:right w:val="single" w:color="000000" w:sz="4"/>
+            </w:tcBorders>
+            <w:tcMar>
+              <w:top w:type="dxa" w:w="40"/>
+              <w:left w:type="dxa" w:w="80"/>
+              <w:bottom w:type="dxa" w:w="40"/>
+              <w:right w:type="dxa" w:w="80"/>
+            </w:tcMar>
+          </w:tcPr>
+          <w:p>
+            <w:pPr>
+              <w:spacing w:after="0" w:line="240"/>
+            </w:pPr>
+            <w:r>
+              <w:rPr>
+                <w:rFonts w:ascii="Times New Roman" w:cs="Times New Roman" w:eastAsia="Times New Roman" w:hAnsi="Times New Roman"/>
+                <w:b w:val="false"/>
+                <w:bCs w:val="false"/>
+                <w:i w:val="false"/>
+                <w:iCs w:val="false"/>
+                <w:sz w:val="20"/>
+                <w:szCs w:val="20"/>
+              </w:rPr>
+              <w:t xml:space="preserve">4</w:t>
+            </w:r>
+          </w:p>
+        </w:tc>
+        <w:tc>
+          <w:tcPr>
+            <w:tcW w:type="dxa" w:w="1880"/>
+            <w:tcBorders>
+              <w:top w:val="single" w:color="000000" w:sz="4"/>
+              <w:left w:val="single" w:color="000000" w:sz="4"/>
+              <w:bottom w:val="single" w:color="000000" w:sz="4"/>
+              <w:right w:val="single" w:color="000000" w:sz="4"/>
+            </w:tcBorders>
+            <w:tcMar>
+              <w:top w:type="dxa" w:w="40"/>
+              <w:left w:type="dxa" w:w="80"/>
+              <w:bottom w:type="dxa" w:w="40"/>
+              <w:right w:type="dxa" w:w="80"/>
+            </w:tcMar>
+          </w:tcPr>
+          <w:p>
+            <w:pPr>
+              <w:spacing w:after="0" w:line="240"/>
+            </w:pPr>
+            <w:r>
+              <w:rPr>
+                <w:rFonts w:ascii="Times New Roman" w:cs="Times New Roman" w:eastAsia="Times New Roman" w:hAnsi="Times New Roman"/>
+                <w:b w:val="false"/>
+                <w:bCs w:val="false"/>
+                <w:i w:val="false"/>
+                <w:iCs w:val="false"/>
+                <w:sz w:val="20"/>
+                <w:szCs w:val="20"/>
+              </w:rPr>
+              <w:t xml:space="preserve">n/a</w:t>
+            </w:r>
+          </w:p>
+        </w:tc>
+        <w:tc>
+          <w:tcPr>
+            <w:tcW w:type="dxa" w:w="1880"/>
+            <w:tcBorders>
+              <w:top w:val="single" w:color="000000" w:sz="4"/>
+              <w:left w:val="single" w:color="000000" w:sz="4"/>
+              <w:bottom w:val="single" w:color="000000" w:sz="4"/>
+              <w:right w:val="single" w:color="000000" w:sz="4"/>
+            </w:tcBorders>
+            <w:tcMar>
+              <w:top w:type="dxa" w:w="40"/>
+              <w:left w:type="dxa" w:w="80"/>
+              <w:bottom w:type="dxa" w:w="40"/>
+              <w:right w:type="dxa" w:w="80"/>
+            </w:tcMar>
+          </w:tcPr>
+          <w:p>
+            <w:pPr>
+              <w:spacing w:after="0" w:line="240"/>
+            </w:pPr>
+            <w:r>
+              <w:rPr>
+                <w:rFonts w:ascii="Times New Roman" w:cs="Times New Roman" w:eastAsia="Times New Roman" w:hAnsi="Times New Roman"/>
+                <w:b w:val="false"/>
+                <w:bCs w:val="false"/>
+                <w:i w:val="false"/>
+                <w:iCs w:val="false"/>
+                <w:sz w:val="20"/>
+                <w:szCs w:val="20"/>
+              </w:rPr>
+              <w:t xml:space="preserve">n/a</w:t>
+            </w:r>
+          </w:p>
+        </w:tc>
+      </w:tr>
+      <w:tr>
+        <w:trPr>
+          <w:cantSplit/>
+        </w:trPr>
+        <w:tc>
+          <w:tcPr>
+            <w:tcW w:type="dxa" w:w="1900"/>
+            <w:tcBorders>
+              <w:top w:val="single" w:color="000000" w:sz="4"/>
+              <w:left w:val="single" w:color="000000" w:sz="4"/>
+              <w:bottom w:val="single" w:color="000000" w:sz="4"/>
+              <w:right w:val="single" w:color="000000" w:sz="4"/>
+            </w:tcBorders>
+            <w:tcMar>
+              <w:top w:type="dxa" w:w="40"/>
+              <w:left w:type="dxa" w:w="80"/>
+              <w:bottom w:type="dxa" w:w="40"/>
+              <w:right w:type="dxa" w:w="80"/>
+            </w:tcMar>
+          </w:tcPr>
+          <w:p>
+            <w:pPr>
+              <w:spacing w:after="0" w:line="240"/>
+            </w:pPr>
+            <w:r>
+              <w:rPr>
+                <w:rFonts w:ascii="Times New Roman" w:cs="Times New Roman" w:eastAsia="Times New Roman" w:hAnsi="Times New Roman"/>
+                <w:b w:val="false"/>
+                <w:bCs w:val="false"/>
+                <w:i w:val="false"/>
+                <w:iCs w:val="false"/>
+                <w:sz w:val="20"/>
+                <w:szCs w:val="20"/>
+              </w:rPr>
+              <w:t xml:space="preserve">Pooled (author and repository-quarter fixed effects)</w:t>
+            </w:r>
+          </w:p>
+        </w:tc>
+        <w:tc>
+          <w:tcPr>
+            <w:tcW w:type="dxa" w:w="1000"/>
+            <w:tcBorders>
+              <w:top w:val="single" w:color="000000" w:sz="4"/>
+              <w:left w:val="single" w:color="000000" w:sz="4"/>
+              <w:bottom w:val="single" w:color="000000" w:sz="4"/>
+              <w:right w:val="single" w:color="000000" w:sz="4"/>
+            </w:tcBorders>
+            <w:tcMar>
+              <w:top w:type="dxa" w:w="40"/>
+              <w:left w:type="dxa" w:w="80"/>
+              <w:bottom w:type="dxa" w:w="40"/>
+              <w:right w:type="dxa" w:w="80"/>
+            </w:tcMar>
+          </w:tcPr>
+          <w:p>
+            <w:pPr>
+              <w:spacing w:after="0" w:line="240"/>
+            </w:pPr>
+            <w:r>
+              <w:rPr>
+                <w:rFonts w:ascii="Times New Roman" w:cs="Times New Roman" w:eastAsia="Times New Roman" w:hAnsi="Times New Roman"/>
+                <w:b w:val="false"/>
+                <w:bCs w:val="false"/>
+                <w:i w:val="false"/>
+                <w:iCs w:val="false"/>
+                <w:sz w:val="20"/>
+                <w:szCs w:val="20"/>
+              </w:rPr>
+              <w:t xml:space="preserve">22,176</w:t>
+            </w:r>
+          </w:p>
+        </w:tc>
+        <w:tc>
+          <w:tcPr>
+            <w:tcW w:type="dxa" w:w="1100"/>
+            <w:tcBorders>
+              <w:top w:val="single" w:color="000000" w:sz="4"/>
+              <w:left w:val="single" w:color="000000" w:sz="4"/>
+              <w:bottom w:val="single" w:color="000000" w:sz="4"/>
+              <w:right w:val="single" w:color="000000" w:sz="4"/>
+            </w:tcBorders>
+            <w:tcMar>
+              <w:top w:type="dxa" w:w="40"/>
+              <w:left w:type="dxa" w:w="80"/>
+              <w:bottom w:type="dxa" w:w="40"/>
+              <w:right w:type="dxa" w:w="80"/>
+            </w:tcMar>
+          </w:tcPr>
+          <w:p>
+            <w:pPr>
+              <w:spacing w:after="0" w:line="240"/>
+            </w:pPr>
+            <w:r>
+              <w:rPr>
+                <w:rFonts w:ascii="Times New Roman" w:cs="Times New Roman" w:eastAsia="Times New Roman" w:hAnsi="Times New Roman"/>
+                <w:b w:val="false"/>
+                <w:bCs w:val="false"/>
+                <w:i w:val="false"/>
+                <w:iCs w:val="false"/>
+                <w:sz w:val="20"/>
+                <w:szCs w:val="20"/>
+              </w:rPr>
+              <w:t xml:space="preserve">4,811</w:t>
+            </w:r>
+          </w:p>
+        </w:tc>
+        <w:tc>
+          <w:tcPr>
+            <w:tcW w:type="dxa" w:w="800"/>
+            <w:tcBorders>
+              <w:top w:val="single" w:color="000000" w:sz="4"/>
+              <w:left w:val="single" w:color="000000" w:sz="4"/>
+              <w:bottom w:val="single" w:color="000000" w:sz="4"/>
+              <w:right w:val="single" w:color="000000" w:sz="4"/>
+            </w:tcBorders>
+            <w:tcMar>
+              <w:top w:type="dxa" w:w="40"/>
+              <w:left w:type="dxa" w:w="80"/>
+              <w:bottom w:type="dxa" w:w="40"/>
+              <w:right w:type="dxa" w:w="80"/>
+            </w:tcMar>
+          </w:tcPr>
+          <w:p>
+            <w:pPr>
+              <w:spacing w:after="0" w:line="240"/>
+            </w:pPr>
+            <w:r>
+              <w:rPr>
+                <w:rFonts w:ascii="Times New Roman" w:cs="Times New Roman" w:eastAsia="Times New Roman" w:hAnsi="Times New Roman"/>
+                <w:b w:val="false"/>
+                <w:bCs w:val="false"/>
+                <w:i w:val="false"/>
+                <w:iCs w:val="false"/>
+                <w:sz w:val="20"/>
+                <w:szCs w:val="20"/>
+              </w:rPr>
+              <w:t xml:space="preserve">584</w:t>
+            </w:r>
+          </w:p>
+        </w:tc>
+        <w:tc>
+          <w:tcPr>
+            <w:tcW w:type="dxa" w:w="800"/>
+            <w:tcBorders>
+              <w:top w:val="single" w:color="000000" w:sz="4"/>
+              <w:left w:val="single" w:color="000000" w:sz="4"/>
+              <w:bottom w:val="single" w:color="000000" w:sz="4"/>
+              <w:right w:val="single" w:color="000000" w:sz="4"/>
+            </w:tcBorders>
+            <w:tcMar>
+              <w:top w:type="dxa" w:w="40"/>
+              <w:left w:type="dxa" w:w="80"/>
+              <w:bottom w:type="dxa" w:w="40"/>
+              <w:right w:type="dxa" w:w="80"/>
+            </w:tcMar>
+          </w:tcPr>
+          <w:p>
+            <w:pPr>
+              <w:spacing w:after="0" w:line="240"/>
+            </w:pPr>
+            <w:r>
+              <w:rPr>
+                <w:rFonts w:ascii="Times New Roman" w:cs="Times New Roman" w:eastAsia="Times New Roman" w:hAnsi="Times New Roman"/>
+                <w:b w:val="false"/>
+                <w:bCs w:val="false"/>
+                <w:i w:val="false"/>
+                <w:iCs w:val="false"/>
+                <w:sz w:val="20"/>
+                <w:szCs w:val="20"/>
+              </w:rPr>
+              <w:t xml:space="preserve">910</w:t>
+            </w:r>
+          </w:p>
+        </w:tc>
+        <w:tc>
+          <w:tcPr>
+            <w:tcW w:type="dxa" w:w="1880"/>
+            <w:tcBorders>
+              <w:top w:val="single" w:color="000000" w:sz="4"/>
+              <w:left w:val="single" w:color="000000" w:sz="4"/>
+              <w:bottom w:val="single" w:color="000000" w:sz="4"/>
+              <w:right w:val="single" w:color="000000" w:sz="4"/>
+            </w:tcBorders>
+            <w:tcMar>
+              <w:top w:type="dxa" w:w="40"/>
+              <w:left w:type="dxa" w:w="80"/>
+              <w:bottom w:type="dxa" w:w="40"/>
+              <w:right w:type="dxa" w:w="80"/>
+            </w:tcMar>
+          </w:tcPr>
+          <w:p>
+            <w:pPr>
+              <w:spacing w:after="0" w:line="240"/>
+            </w:pPr>
+            <w:r>
+              <w:rPr>
+                <w:rFonts w:ascii="Times New Roman" w:cs="Times New Roman" w:eastAsia="Times New Roman" w:hAnsi="Times New Roman"/>
+                <w:b w:val="false"/>
+                <w:bCs w:val="false"/>
+                <w:i w:val="false"/>
+                <w:iCs w:val="false"/>
+                <w:sz w:val="20"/>
+                <w:szCs w:val="20"/>
+              </w:rPr>
+              <w:t xml:space="preserve">0.48 [0.24, 0.96]</w:t>
+            </w:r>
+          </w:p>
+        </w:tc>
+        <w:tc>
+          <w:tcPr>
+            <w:tcW w:type="dxa" w:w="1880"/>
+            <w:tcBorders>
+              <w:top w:val="single" w:color="000000" w:sz="4"/>
+              <w:left w:val="single" w:color="000000" w:sz="4"/>
+              <w:bottom w:val="single" w:color="000000" w:sz="4"/>
+              <w:right w:val="single" w:color="000000" w:sz="4"/>
+            </w:tcBorders>
+            <w:tcMar>
+              <w:top w:type="dxa" w:w="40"/>
+              <w:left w:type="dxa" w:w="80"/>
+              <w:bottom w:type="dxa" w:w="40"/>
+              <w:right w:type="dxa" w:w="80"/>
+            </w:tcMar>
+          </w:tcPr>
+          <w:p>
+            <w:pPr>
+              <w:spacing w:after="0" w:line="240"/>
+            </w:pPr>
+            <w:r>
+              <w:rPr>
+                <w:rFonts w:ascii="Times New Roman" w:cs="Times New Roman" w:eastAsia="Times New Roman" w:hAnsi="Times New Roman"/>
+                <w:b w:val="false"/>
+                <w:bCs w:val="false"/>
+                <w:i w:val="false"/>
+                <w:iCs w:val="false"/>
+                <w:sz w:val="20"/>
+                <w:szCs w:val="20"/>
+              </w:rPr>
+              <w:t xml:space="preserve">0.40 [0.23, 0.69]</w:t>
+            </w:r>
+          </w:p>
+        </w:tc>
+      </w:tr>
+      <w:tr>
+        <w:trPr>
+          <w:cantSplit/>
+        </w:trPr>
+        <w:tc>
+          <w:tcPr>
+            <w:tcW w:type="dxa" w:w="1900"/>
+            <w:tcBorders>
+              <w:top w:val="single" w:color="000000" w:sz="4"/>
+              <w:left w:val="single" w:color="000000" w:sz="4"/>
+              <w:bottom w:val="single" w:color="000000" w:sz="4"/>
+              <w:right w:val="single" w:color="000000" w:sz="4"/>
+            </w:tcBorders>
+            <w:tcMar>
+              <w:top w:type="dxa" w:w="40"/>
+              <w:left w:type="dxa" w:w="80"/>
+              <w:bottom w:type="dxa" w:w="40"/>
+              <w:right w:type="dxa" w:w="80"/>
+            </w:tcMar>
+          </w:tcPr>
+          <w:p>
+            <w:pPr>
+              <w:spacing w:after="0" w:line="240"/>
+            </w:pPr>
+            <w:r>
+              <w:rPr>
+                <w:rFonts w:ascii="Times New Roman" w:cs="Times New Roman" w:eastAsia="Times New Roman" w:hAnsi="Times New Roman"/>
+                <w:b w:val="false"/>
+                <w:bCs w:val="false"/>
+                <w:i w:val="false"/>
+                <w:iCs w:val="false"/>
+                <w:sz w:val="20"/>
+                <w:szCs w:val="20"/>
+              </w:rPr>
+              <w:t xml:space="preserve">Pooled, adding added comment lines as a control</w:t>
+            </w:r>
+          </w:p>
+        </w:tc>
+        <w:tc>
+          <w:tcPr>
+            <w:tcW w:type="dxa" w:w="1000"/>
+            <w:tcBorders>
+              <w:top w:val="single" w:color="000000" w:sz="4"/>
+              <w:left w:val="single" w:color="000000" w:sz="4"/>
+              <w:bottom w:val="single" w:color="000000" w:sz="4"/>
+              <w:right w:val="single" w:color="000000" w:sz="4"/>
+            </w:tcBorders>
+            <w:tcMar>
+              <w:top w:type="dxa" w:w="40"/>
+              <w:left w:type="dxa" w:w="80"/>
+              <w:bottom w:type="dxa" w:w="40"/>
+              <w:right w:type="dxa" w:w="80"/>
+            </w:tcMar>
+          </w:tcPr>
+          <w:p>
+            <w:pPr>
+              <w:spacing w:after="0" w:line="240"/>
+            </w:pPr>
+            <w:r>
+              <w:rPr>
+                <w:rFonts w:ascii="Times New Roman" w:cs="Times New Roman" w:eastAsia="Times New Roman" w:hAnsi="Times New Roman"/>
+                <w:b w:val="false"/>
+                <w:bCs w:val="false"/>
+                <w:i w:val="false"/>
+                <w:iCs w:val="false"/>
+                <w:sz w:val="20"/>
+                <w:szCs w:val="20"/>
+              </w:rPr>
+              <w:t xml:space="preserve">22,176</w:t>
+            </w:r>
+          </w:p>
+        </w:tc>
+        <w:tc>
+          <w:tcPr>
+            <w:tcW w:type="dxa" w:w="1100"/>
+            <w:tcBorders>
+              <w:top w:val="single" w:color="000000" w:sz="4"/>
+              <w:left w:val="single" w:color="000000" w:sz="4"/>
+              <w:bottom w:val="single" w:color="000000" w:sz="4"/>
+              <w:right w:val="single" w:color="000000" w:sz="4"/>
+            </w:tcBorders>
+            <w:tcMar>
+              <w:top w:type="dxa" w:w="40"/>
+              <w:left w:type="dxa" w:w="80"/>
+              <w:bottom w:type="dxa" w:w="40"/>
+              <w:right w:type="dxa" w:w="80"/>
+            </w:tcMar>
+          </w:tcPr>
+          <w:p>
+            <w:pPr>
+              <w:spacing w:after="0" w:line="240"/>
+            </w:pPr>
+            <w:r>
+              <w:rPr>
+                <w:rFonts w:ascii="Times New Roman" w:cs="Times New Roman" w:eastAsia="Times New Roman" w:hAnsi="Times New Roman"/>
+                <w:b w:val="false"/>
+                <w:bCs w:val="false"/>
+                <w:i w:val="false"/>
+                <w:iCs w:val="false"/>
+                <w:sz w:val="20"/>
+                <w:szCs w:val="20"/>
+              </w:rPr>
+              <w:t xml:space="preserve">4,811</w:t>
+            </w:r>
+          </w:p>
+        </w:tc>
+        <w:tc>
+          <w:tcPr>
+            <w:tcW w:type="dxa" w:w="800"/>
+            <w:tcBorders>
+              <w:top w:val="single" w:color="000000" w:sz="4"/>
+              <w:left w:val="single" w:color="000000" w:sz="4"/>
+              <w:bottom w:val="single" w:color="000000" w:sz="4"/>
+              <w:right w:val="single" w:color="000000" w:sz="4"/>
+            </w:tcBorders>
+            <w:tcMar>
+              <w:top w:type="dxa" w:w="40"/>
+              <w:left w:type="dxa" w:w="80"/>
+              <w:bottom w:type="dxa" w:w="40"/>
+              <w:right w:type="dxa" w:w="80"/>
+            </w:tcMar>
+          </w:tcPr>
+          <w:p>
+            <w:pPr>
+              <w:spacing w:after="0" w:line="240"/>
+            </w:pPr>
+            <w:r>
+              <w:rPr>
+                <w:rFonts w:ascii="Times New Roman" w:cs="Times New Roman" w:eastAsia="Times New Roman" w:hAnsi="Times New Roman"/>
+                <w:b w:val="false"/>
+                <w:bCs w:val="false"/>
+                <w:i w:val="false"/>
+                <w:iCs w:val="false"/>
+                <w:sz w:val="20"/>
+                <w:szCs w:val="20"/>
+              </w:rPr>
+              <w:t xml:space="preserve">584</w:t>
+            </w:r>
+          </w:p>
+        </w:tc>
+        <w:tc>
+          <w:tcPr>
+            <w:tcW w:type="dxa" w:w="800"/>
+            <w:tcBorders>
+              <w:top w:val="single" w:color="000000" w:sz="4"/>
+              <w:left w:val="single" w:color="000000" w:sz="4"/>
+              <w:bottom w:val="single" w:color="000000" w:sz="4"/>
+              <w:right w:val="single" w:color="000000" w:sz="4"/>
+            </w:tcBorders>
+            <w:tcMar>
+              <w:top w:type="dxa" w:w="40"/>
+              <w:left w:type="dxa" w:w="80"/>
+              <w:bottom w:type="dxa" w:w="40"/>
+              <w:right w:type="dxa" w:w="80"/>
+            </w:tcMar>
+          </w:tcPr>
+          <w:p>
+            <w:pPr>
+              <w:spacing w:after="0" w:line="240"/>
+            </w:pPr>
+            <w:r>
+              <w:rPr>
+                <w:rFonts w:ascii="Times New Roman" w:cs="Times New Roman" w:eastAsia="Times New Roman" w:hAnsi="Times New Roman"/>
+                <w:b w:val="false"/>
+                <w:bCs w:val="false"/>
+                <w:i w:val="false"/>
+                <w:iCs w:val="false"/>
+                <w:sz w:val="20"/>
+                <w:szCs w:val="20"/>
+              </w:rPr>
+              <w:t xml:space="preserve">910</w:t>
+            </w:r>
+          </w:p>
+        </w:tc>
+        <w:tc>
+          <w:tcPr>
+            <w:tcW w:type="dxa" w:w="1880"/>
+            <w:tcBorders>
+              <w:top w:val="single" w:color="000000" w:sz="4"/>
+              <w:left w:val="single" w:color="000000" w:sz="4"/>
+              <w:bottom w:val="single" w:color="000000" w:sz="4"/>
+              <w:right w:val="single" w:color="000000" w:sz="4"/>
+            </w:tcBorders>
+            <w:tcMar>
+              <w:top w:type="dxa" w:w="40"/>
+              <w:left w:type="dxa" w:w="80"/>
+              <w:bottom w:type="dxa" w:w="40"/>
+              <w:right w:type="dxa" w:w="80"/>
+            </w:tcMar>
+          </w:tcPr>
+          <w:p>
+            <w:pPr>
+              <w:spacing w:after="0" w:line="240"/>
+            </w:pPr>
+            <w:r>
+              <w:rPr>
+                <w:rFonts w:ascii="Times New Roman" w:cs="Times New Roman" w:eastAsia="Times New Roman" w:hAnsi="Times New Roman"/>
+                <w:b w:val="false"/>
+                <w:bCs w:val="false"/>
+                <w:i w:val="false"/>
+                <w:iCs w:val="false"/>
+                <w:sz w:val="20"/>
+                <w:szCs w:val="20"/>
+              </w:rPr>
+              <w:t xml:space="preserve">0.51 [0.27, 0.98]</w:t>
+            </w:r>
+          </w:p>
+        </w:tc>
+        <w:tc>
+          <w:tcPr>
+            <w:tcW w:type="dxa" w:w="1880"/>
+            <w:tcBorders>
+              <w:top w:val="single" w:color="000000" w:sz="4"/>
+              <w:left w:val="single" w:color="000000" w:sz="4"/>
+              <w:bottom w:val="single" w:color="000000" w:sz="4"/>
+              <w:right w:val="single" w:color="000000" w:sz="4"/>
+            </w:tcBorders>
+            <w:tcMar>
+              <w:top w:type="dxa" w:w="40"/>
+              <w:left w:type="dxa" w:w="80"/>
+              <w:bottom w:type="dxa" w:w="40"/>
+              <w:right w:type="dxa" w:w="80"/>
+            </w:tcMar>
+          </w:tcPr>
+          <w:p>
+            <w:pPr>
+              <w:spacing w:after="0" w:line="240"/>
+            </w:pPr>
+            <w:r>
+              <w:rPr>
+                <w:rFonts w:ascii="Times New Roman" w:cs="Times New Roman" w:eastAsia="Times New Roman" w:hAnsi="Times New Roman"/>
+                <w:b w:val="false"/>
+                <w:bCs w:val="false"/>
+                <w:i w:val="false"/>
+                <w:iCs w:val="false"/>
+                <w:sz w:val="20"/>
+                <w:szCs w:val="20"/>
+              </w:rPr>
+              <w:t xml:space="preserve">0.42 [0.25, 0.71]</w:t>
+            </w:r>
+          </w:p>
+        </w:tc>
+      </w:tr>
+      <w:tr>
+        <w:trPr>
+          <w:cantSplit/>
+        </w:trPr>
+        <w:tc>
+          <w:tcPr>
+            <w:tcW w:type="dxa" w:w="1900"/>
+            <w:tcBorders>
+              <w:top w:val="single" w:color="000000" w:sz="4"/>
+              <w:left w:val="single" w:color="000000" w:sz="4"/>
+              <w:bottom w:val="single" w:color="000000" w:sz="4"/>
+              <w:right w:val="single" w:color="000000" w:sz="4"/>
+            </w:tcBorders>
+            <w:tcMar>
+              <w:top w:type="dxa" w:w="40"/>
+              <w:left w:type="dxa" w:w="80"/>
+              <w:bottom w:type="dxa" w:w="40"/>
+              <w:right w:type="dxa" w:w="80"/>
+            </w:tcMar>
+          </w:tcPr>
+          <w:p>
+            <w:pPr>
+              <w:spacing w:after="0" w:line="240"/>
+            </w:pPr>
+            <w:r>
+              <w:rPr>
+                <w:rFonts w:ascii="Times New Roman" w:cs="Times New Roman" w:eastAsia="Times New Roman" w:hAnsi="Times New Roman"/>
+                <w:b w:val="false"/>
+                <w:bCs w:val="false"/>
+                <w:i w:val="false"/>
+                <w:iCs w:val="false"/>
+                <w:sz w:val="20"/>
+                <w:szCs w:val="20"/>
+              </w:rPr>
+              <w:t xml:space="preserve">Pooled, excluding Aider</w:t>
+            </w:r>
+          </w:p>
+        </w:tc>
+        <w:tc>
+          <w:tcPr>
+            <w:tcW w:type="dxa" w:w="1000"/>
+            <w:tcBorders>
+              <w:top w:val="single" w:color="000000" w:sz="4"/>
+              <w:left w:val="single" w:color="000000" w:sz="4"/>
+              <w:bottom w:val="single" w:color="000000" w:sz="4"/>
+              <w:right w:val="single" w:color="000000" w:sz="4"/>
+            </w:tcBorders>
+            <w:tcMar>
+              <w:top w:type="dxa" w:w="40"/>
+              <w:left w:type="dxa" w:w="80"/>
+              <w:bottom w:type="dxa" w:w="40"/>
+              <w:right w:type="dxa" w:w="80"/>
+            </w:tcMar>
+          </w:tcPr>
+          <w:p>
+            <w:pPr>
+              <w:spacing w:after="0" w:line="240"/>
+            </w:pPr>
+            <w:r>
+              <w:rPr>
+                <w:rFonts w:ascii="Times New Roman" w:cs="Times New Roman" w:eastAsia="Times New Roman" w:hAnsi="Times New Roman"/>
+                <w:b w:val="false"/>
+                <w:bCs w:val="false"/>
+                <w:i w:val="false"/>
+                <w:iCs w:val="false"/>
+                <w:sz w:val="20"/>
+                <w:szCs w:val="20"/>
+              </w:rPr>
+              <w:t xml:space="preserve">17,403</w:t>
+            </w:r>
+          </w:p>
+        </w:tc>
+        <w:tc>
+          <w:tcPr>
+            <w:tcW w:type="dxa" w:w="1100"/>
+            <w:tcBorders>
+              <w:top w:val="single" w:color="000000" w:sz="4"/>
+              <w:left w:val="single" w:color="000000" w:sz="4"/>
+              <w:bottom w:val="single" w:color="000000" w:sz="4"/>
+              <w:right w:val="single" w:color="000000" w:sz="4"/>
+            </w:tcBorders>
+            <w:tcMar>
+              <w:top w:type="dxa" w:w="40"/>
+              <w:left w:type="dxa" w:w="80"/>
+              <w:bottom w:type="dxa" w:w="40"/>
+              <w:right w:type="dxa" w:w="80"/>
+            </w:tcMar>
+          </w:tcPr>
+          <w:p>
+            <w:pPr>
+              <w:spacing w:after="0" w:line="240"/>
+            </w:pPr>
+            <w:r>
+              <w:rPr>
+                <w:rFonts w:ascii="Times New Roman" w:cs="Times New Roman" w:eastAsia="Times New Roman" w:hAnsi="Times New Roman"/>
+                <w:b w:val="false"/>
+                <w:bCs w:val="false"/>
+                <w:i w:val="false"/>
+                <w:iCs w:val="false"/>
+                <w:sz w:val="20"/>
+                <w:szCs w:val="20"/>
+              </w:rPr>
+              <w:t xml:space="preserve">2,043</w:t>
+            </w:r>
+          </w:p>
+        </w:tc>
+        <w:tc>
+          <w:tcPr>
+            <w:tcW w:type="dxa" w:w="800"/>
+            <w:tcBorders>
+              <w:top w:val="single" w:color="000000" w:sz="4"/>
+              <w:left w:val="single" w:color="000000" w:sz="4"/>
+              <w:bottom w:val="single" w:color="000000" w:sz="4"/>
+              <w:right w:val="single" w:color="000000" w:sz="4"/>
+            </w:tcBorders>
+            <w:tcMar>
+              <w:top w:type="dxa" w:w="40"/>
+              <w:left w:type="dxa" w:w="80"/>
+              <w:bottom w:type="dxa" w:w="40"/>
+              <w:right w:type="dxa" w:w="80"/>
+            </w:tcMar>
+          </w:tcPr>
+          <w:p>
+            <w:pPr>
+              <w:spacing w:after="0" w:line="240"/>
+            </w:pPr>
+            <w:r>
+              <w:rPr>
+                <w:rFonts w:ascii="Times New Roman" w:cs="Times New Roman" w:eastAsia="Times New Roman" w:hAnsi="Times New Roman"/>
+                <w:b w:val="false"/>
+                <w:bCs w:val="false"/>
+                <w:i w:val="false"/>
+                <w:iCs w:val="false"/>
+                <w:sz w:val="20"/>
+                <w:szCs w:val="20"/>
+              </w:rPr>
+              <w:t xml:space="preserve">554</w:t>
+            </w:r>
+          </w:p>
+        </w:tc>
+        <w:tc>
+          <w:tcPr>
+            <w:tcW w:type="dxa" w:w="800"/>
+            <w:tcBorders>
+              <w:top w:val="single" w:color="000000" w:sz="4"/>
+              <w:left w:val="single" w:color="000000" w:sz="4"/>
+              <w:bottom w:val="single" w:color="000000" w:sz="4"/>
+              <w:right w:val="single" w:color="000000" w:sz="4"/>
+            </w:tcBorders>
+            <w:tcMar>
+              <w:top w:type="dxa" w:w="40"/>
+              <w:left w:type="dxa" w:w="80"/>
+              <w:bottom w:type="dxa" w:w="40"/>
+              <w:right w:type="dxa" w:w="80"/>
+            </w:tcMar>
+          </w:tcPr>
+          <w:p>
+            <w:pPr>
+              <w:spacing w:after="0" w:line="240"/>
+            </w:pPr>
+            <w:r>
+              <w:rPr>
+                <w:rFonts w:ascii="Times New Roman" w:cs="Times New Roman" w:eastAsia="Times New Roman" w:hAnsi="Times New Roman"/>
+                <w:b w:val="false"/>
+                <w:bCs w:val="false"/>
+                <w:i w:val="false"/>
+                <w:iCs w:val="false"/>
+                <w:sz w:val="20"/>
+                <w:szCs w:val="20"/>
+              </w:rPr>
+              <w:t xml:space="preserve">793</w:t>
+            </w:r>
+          </w:p>
+        </w:tc>
+        <w:tc>
+          <w:tcPr>
+            <w:tcW w:type="dxa" w:w="1880"/>
+            <w:tcBorders>
+              <w:top w:val="single" w:color="000000" w:sz="4"/>
+              <w:left w:val="single" w:color="000000" w:sz="4"/>
+              <w:bottom w:val="single" w:color="000000" w:sz="4"/>
+              <w:right w:val="single" w:color="000000" w:sz="4"/>
+            </w:tcBorders>
+            <w:tcMar>
+              <w:top w:type="dxa" w:w="40"/>
+              <w:left w:type="dxa" w:w="80"/>
+              <w:bottom w:type="dxa" w:w="40"/>
+              <w:right w:type="dxa" w:w="80"/>
+            </w:tcMar>
+          </w:tcPr>
+          <w:p>
+            <w:pPr>
+              <w:spacing w:after="0" w:line="240"/>
+            </w:pPr>
+            <w:r>
+              <w:rPr>
+                <w:rFonts w:ascii="Times New Roman" w:cs="Times New Roman" w:eastAsia="Times New Roman" w:hAnsi="Times New Roman"/>
+                <w:b w:val="false"/>
+                <w:bCs w:val="false"/>
+                <w:i w:val="false"/>
+                <w:iCs w:val="false"/>
+                <w:sz w:val="20"/>
+                <w:szCs w:val="20"/>
+              </w:rPr>
+              <w:t xml:space="preserve">0.66 [0.44, 1.01]</w:t>
+            </w:r>
+          </w:p>
+        </w:tc>
+        <w:tc>
+          <w:tcPr>
+            <w:tcW w:type="dxa" w:w="1880"/>
+            <w:tcBorders>
+              <w:top w:val="single" w:color="000000" w:sz="4"/>
+              <w:left w:val="single" w:color="000000" w:sz="4"/>
+              <w:bottom w:val="single" w:color="000000" w:sz="4"/>
+              <w:right w:val="single" w:color="000000" w:sz="4"/>
+            </w:tcBorders>
+            <w:tcMar>
+              <w:top w:type="dxa" w:w="40"/>
+              <w:left w:type="dxa" w:w="80"/>
+              <w:bottom w:type="dxa" w:w="40"/>
+              <w:right w:type="dxa" w:w="80"/>
+            </w:tcMar>
+          </w:tcPr>
+          <w:p>
+            <w:pPr>
+              <w:spacing w:after="0" w:line="240"/>
+            </w:pPr>
+            <w:r>
+              <w:rPr>
+                <w:rFonts w:ascii="Times New Roman" w:cs="Times New Roman" w:eastAsia="Times New Roman" w:hAnsi="Times New Roman"/>
+                <w:b w:val="false"/>
+                <w:bCs w:val="false"/>
+                <w:i w:val="false"/>
+                <w:iCs w:val="false"/>
+                <w:sz w:val="20"/>
+                <w:szCs w:val="20"/>
+              </w:rPr>
+              <w:t xml:space="preserve">0.60 [0.43, 0.84]</w:t>
+            </w:r>
+          </w:p>
+        </w:tc>
+      </w:tr>
+      <w:tr>
+        <w:trPr>
+          <w:cantSplit/>
+        </w:trPr>
+        <w:tc>
+          <w:tcPr>
+            <w:tcW w:type="dxa" w:w="1900"/>
+            <w:tcBorders>
+              <w:top w:val="single" w:color="000000" w:sz="4"/>
+              <w:left w:val="single" w:color="000000" w:sz="4"/>
+              <w:bottom w:val="single" w:color="000000" w:sz="4"/>
+              <w:right w:val="single" w:color="000000" w:sz="4"/>
+            </w:tcBorders>
+            <w:tcMar>
+              <w:top w:type="dxa" w:w="40"/>
+              <w:left w:type="dxa" w:w="80"/>
+              <w:bottom w:type="dxa" w:w="40"/>
+              <w:right w:type="dxa" w:w="80"/>
+            </w:tcMar>
+          </w:tcPr>
+          <w:p>
+            <w:pPr>
+              <w:spacing w:after="0" w:line="240"/>
+            </w:pPr>
+            <w:r>
+              <w:rPr>
+                <w:rFonts w:ascii="Times New Roman" w:cs="Times New Roman" w:eastAsia="Times New Roman" w:hAnsi="Times New Roman"/>
+                <w:b w:val="false"/>
+                <w:bCs w:val="false"/>
+                <w:i w:val="false"/>
+                <w:iCs w:val="false"/>
+                <w:sz w:val="20"/>
+                <w:szCs w:val="20"/>
+              </w:rPr>
+              <w:t xml:space="preserve">Random-effects average over six repositories</w:t>
+            </w:r>
+          </w:p>
+        </w:tc>
+        <w:tc>
+          <w:tcPr>
+            <w:tcW w:type="dxa" w:w="1000"/>
+            <w:tcBorders>
+              <w:top w:val="single" w:color="000000" w:sz="4"/>
+              <w:left w:val="single" w:color="000000" w:sz="4"/>
+              <w:bottom w:val="single" w:color="000000" w:sz="4"/>
+              <w:right w:val="single" w:color="000000" w:sz="4"/>
+            </w:tcBorders>
+            <w:tcMar>
+              <w:top w:type="dxa" w:w="40"/>
+              <w:left w:type="dxa" w:w="80"/>
+              <w:bottom w:type="dxa" w:w="40"/>
+              <w:right w:type="dxa" w:w="80"/>
+            </w:tcMar>
+          </w:tcPr>
+          <w:p>
+            <w:pPr>
+              <w:spacing w:after="0" w:line="240"/>
+            </w:pPr>
+          </w:p>
+        </w:tc>
+        <w:tc>
+          <w:tcPr>
+            <w:tcW w:type="dxa" w:w="1100"/>
+            <w:tcBorders>
+              <w:top w:val="single" w:color="000000" w:sz="4"/>
+              <w:left w:val="single" w:color="000000" w:sz="4"/>
+              <w:bottom w:val="single" w:color="000000" w:sz="4"/>
+              <w:right w:val="single" w:color="000000" w:sz="4"/>
+            </w:tcBorders>
+            <w:tcMar>
+              <w:top w:type="dxa" w:w="40"/>
+              <w:left w:type="dxa" w:w="80"/>
+              <w:bottom w:type="dxa" w:w="40"/>
+              <w:right w:type="dxa" w:w="80"/>
+            </w:tcMar>
+          </w:tcPr>
+          <w:p>
+            <w:pPr>
+              <w:spacing w:after="0" w:line="240"/>
+            </w:pPr>
+          </w:p>
+        </w:tc>
+        <w:tc>
+          <w:tcPr>
+            <w:tcW w:type="dxa" w:w="800"/>
+            <w:tcBorders>
+              <w:top w:val="single" w:color="000000" w:sz="4"/>
+              <w:left w:val="single" w:color="000000" w:sz="4"/>
+              <w:bottom w:val="single" w:color="000000" w:sz="4"/>
+              <w:right w:val="single" w:color="000000" w:sz="4"/>
+            </w:tcBorders>
+            <w:tcMar>
+              <w:top w:type="dxa" w:w="40"/>
+              <w:left w:type="dxa" w:w="80"/>
+              <w:bottom w:type="dxa" w:w="40"/>
+              <w:right w:type="dxa" w:w="80"/>
+            </w:tcMar>
+          </w:tcPr>
+          <w:p>
+            <w:pPr>
+              <w:spacing w:after="0" w:line="240"/>
+            </w:pPr>
+          </w:p>
+        </w:tc>
+        <w:tc>
+          <w:tcPr>
+            <w:tcW w:type="dxa" w:w="800"/>
+            <w:tcBorders>
+              <w:top w:val="single" w:color="000000" w:sz="4"/>
+              <w:left w:val="single" w:color="000000" w:sz="4"/>
+              <w:bottom w:val="single" w:color="000000" w:sz="4"/>
+              <w:right w:val="single" w:color="000000" w:sz="4"/>
+            </w:tcBorders>
+            <w:tcMar>
+              <w:top w:type="dxa" w:w="40"/>
+              <w:left w:type="dxa" w:w="80"/>
+              <w:bottom w:type="dxa" w:w="40"/>
+              <w:right w:type="dxa" w:w="80"/>
+            </w:tcMar>
+          </w:tcPr>
+          <w:p>
+            <w:pPr>
+              <w:spacing w:after="0" w:line="240"/>
+            </w:pPr>
+          </w:p>
+        </w:tc>
+        <w:tc>
+          <w:tcPr>
+            <w:tcW w:type="dxa" w:w="1880"/>
+            <w:tcBorders>
+              <w:top w:val="single" w:color="000000" w:sz="4"/>
+              <w:left w:val="single" w:color="000000" w:sz="4"/>
+              <w:bottom w:val="single" w:color="000000" w:sz="4"/>
+              <w:right w:val="single" w:color="000000" w:sz="4"/>
+            </w:tcBorders>
+            <w:tcMar>
+              <w:top w:type="dxa" w:w="40"/>
+              <w:left w:type="dxa" w:w="80"/>
+              <w:bottom w:type="dxa" w:w="40"/>
+              <w:right w:type="dxa" w:w="80"/>
+            </w:tcMar>
+          </w:tcPr>
+          <w:p>
+            <w:pPr>
+              <w:spacing w:after="0" w:line="240"/>
+            </w:pPr>
+            <w:r>
+              <w:rPr>
+                <w:rFonts w:ascii="Times New Roman" w:cs="Times New Roman" w:eastAsia="Times New Roman" w:hAnsi="Times New Roman"/>
+                <w:b w:val="false"/>
+                <w:bCs w:val="false"/>
+                <w:i w:val="false"/>
+                <w:iCs w:val="false"/>
+                <w:sz w:val="20"/>
+                <w:szCs w:val="20"/>
+              </w:rPr>
+              <w:t xml:space="preserve">0.47 [0.23, 0.97]</w:t>
+            </w:r>
+          </w:p>
+        </w:tc>
+        <w:tc>
+          <w:tcPr>
+            <w:tcW w:type="dxa" w:w="1880"/>
+            <w:tcBorders>
+              <w:top w:val="single" w:color="000000" w:sz="4"/>
+              <w:left w:val="single" w:color="000000" w:sz="4"/>
+              <w:bottom w:val="single" w:color="000000" w:sz="4"/>
+              <w:right w:val="single" w:color="000000" w:sz="4"/>
+            </w:tcBorders>
+            <w:tcMar>
+              <w:top w:type="dxa" w:w="40"/>
+              <w:left w:type="dxa" w:w="80"/>
+              <w:bottom w:type="dxa" w:w="40"/>
+              <w:right w:type="dxa" w:w="80"/>
+            </w:tcMar>
+          </w:tcPr>
+          <w:p>
+            <w:pPr>
+              <w:spacing w:after="0" w:line="240"/>
+            </w:pPr>
+            <w:r>
+              <w:rPr>
+                <w:rFonts w:ascii="Times New Roman" w:cs="Times New Roman" w:eastAsia="Times New Roman" w:hAnsi="Times New Roman"/>
+                <w:b w:val="false"/>
+                <w:bCs w:val="false"/>
+                <w:i w:val="false"/>
+                <w:iCs w:val="false"/>
+                <w:sz w:val="20"/>
+                <w:szCs w:val="20"/>
+              </w:rPr>
+              <w:t xml:space="preserve">0.46 [0.29, 0.72]</w:t>
             </w:r>
           </w:p>
         </w:tc>
@@ -10571,7 +12810,7 @@
           <w:sz w:val="20"/>
           <w:szCs w:val="20"/>
         </w:rPr>
-        <w:t xml:space="preserve">Note. Poisson regressions with controls for detected debt introduced, the logarithm of added lines, and quarter fixed effects; 95% confidence intervals in brackets, based on standard errors clustered by month. Values below 1 mean fewer markers in LLM-authored commits.</w:t>
+        <w:t xml:space="preserve">Note. Poisson regressions with controls for detected debt introduced and the logarithm of added lines. Repository rows include author and quarter fixed effects and standard errors clustered by month; pooled rows include author and repository-by-quarter fixed effects and standard errors clustered by author. Values below 1 mean fewer markers in LLM-assisted commits. crewAIInc/crewAI has too few events to estimate and is left out of the averages.</w:t>
       </w:r>
     </w:p>
     <w:p>
@@ -10588,7 +12827,24 @@
           <w:i w:val="false"/>
           <w:iCs w:val="false"/>
         </w:rPr>
-        <w:t xml:space="preserve">The direction matches P4 and contradicts the prediction of rational acceleration that self-admission per unit of detected debt does not depend on authorship (Table 2). The evidence is weak in four respects. It comes from one repository and mainly one maintainer. The tool’s own prompts and conventions, which we did not examine, may discourage TODO comments, in which case the gap reflects tool design rather than the fluency mechanism. Developers choose which tasks to give the assistant, so authorship is not randomly assigned. And the comparison relies on a static-analysis proxy for debt: among the 373 commits that introduce new warnings, the strict measure yields only two events and is uninformative, while the broad measure yields 65 events for human-authored and 11 for LLM-authored commits. We therefore read the result as a consistency check that motivates the full design of Study 1, with several repositories identified through co-author trailers and agent-opened pull requests, and not as a test that the theory has passed. P7 requires review data from the platform’s interface and was not tested.</w:t>
+        <w:t xml:space="preserve">The gap does not arise because marked commits contain fewer comments: they add 0.043 comment lines per added line, against 0.030 for other commits. Marked commits are somewhat less likely to raise the warning count (22 percent against 33 percent), which the regressions take into account.</w:t>
+      </w:r>
+    </w:p>
+    <w:p>
+      <w:pPr>
+        <w:spacing w:after="0" w:before="0" w:line="480" w:lineRule="auto"/>
+        <w:ind w:firstLine="720"/>
+        <w:jc w:val="left"/>
+      </w:pPr>
+      <w:r>
+        <w:rPr>
+          <w:rFonts w:ascii="Times New Roman" w:cs="Times New Roman" w:eastAsia="Times New Roman" w:hAnsi="Times New Roman"/>
+          <w:b w:val="false"/>
+          <w:bCs w:val="false"/>
+          <w:i w:val="false"/>
+          <w:iCs w:val="false"/>
+        </w:rPr>
+        <w:t xml:space="preserve">The direction matches P4 and contradicts the prediction of rational acceleration that self-admission per unit of detected debt does not depend on authorship (Table 2), but the evidence is far from conclusive. The effect is concentrated in some repositories, absent in one, and weaker where it is identified by trailers alone. Team conventions or the tool’s own instructions, which we did not examine, may discourage TODO comments, in which case the gap reflects configuration rather than the fluency mechanism. Developers choose which tasks to give the assistant, so assistance is not randomly assigned. The comparison relies on a static-analysis proxy for debt and on disclosed use. We therefore read the result as a consistency check that motivates the full design of Study 1, with preregistered measures, more repositories, and other languages, and not as a test that the theory has passed. P7 requires review data from the platform’s interface and was not tested.</w:t>
       </w:r>
     </w:p>
     <w:p>
@@ -10766,7 +13022,7 @@
           <w:i w:val="false"/>
           <w:iCs w:val="false"/>
         </w:rPr>
-        <w:t xml:space="preserve">Second, the paper connects the software engineering literature on technical debt to IS research on human–automation interaction, including automation bias (Goddard et al., 2012) and algorithm aversion and appreciation (Dietvorst et al., 2015; Logg et al., 2019). Technical debt is a durable, measurable trace of thousands of human–AI micro-decisions and can be studied with an archival precision that survey measures of over-reliance cannot match. The strategic extension adds a link to research on IT governance and shadow IT (Haag &amp; Eckhardt, 2017): the debt consequences of generative AI depend on who controls the configuration of the tools, and the reach of any organizational remedy is bounded by how easily developers can bypass it.</w:t>
+        <w:t xml:space="preserve">Second, the paper connects the software engineering literature on technical debt to IS research on human–automation interaction, including automation bias (Goddard et al., 2012), algorithm aversion and appreciation (Dietvorst et al., 2015; Logg et al., 2019), and the design of interfaces that counter overreliance on AI advice (Buçinca et al., 2021). Technical debt is a durable, measurable trace of thousands of human–AI micro-decisions and can be studied with an archival precision that survey measures of over-reliance cannot match. The strategic extension adds a link to research on IT governance and shadow IT (Haag &amp; Eckhardt, 2017): the debt consequences of generative AI depend on who controls the configuration of the tools, and the reach of any organizational remedy is bounded by how easily developers can bypass it.</w:t>
       </w:r>
     </w:p>
     <w:p>
@@ -10785,7 +13041,7 @@
           <w:sz w:val="24"/>
           <w:szCs w:val="24"/>
         </w:rPr>
-        <w:t xml:space="preserve">6.2 Implications for Practice</w:t>
+        <w:t xml:space="preserve">6.2 Implications for Decision-Support Design and Practice</w:t>
       </w:r>
     </w:p>
     <w:p>
@@ -10802,7 +13058,816 @@
           <w:i w:val="false"/>
           <w:iCs w:val="false"/>
         </w:rPr>
-        <w:t xml:space="preserve">The prescriptions of the rational model, such as debt registers, interest estimates, and repayment sprints, assume that the debt is visible and will be repaid when the numbers justify it. Our mechanisms suggest that they will underperform, because the debt is not recorded (P4) and repayment is deferred (P1, P2). Choice-architecture interventions target the mechanisms directly. Review defaults that set a floor on review time per changed line and require reviewers to name reusable code counter automation bias and duplication (P7, P10). Reporting net rather than added lines and surfacing unreferenced functions make retention an active choice (P5). Owner sign-off on cross-boundary changes, and routing defects to the authors of the changes, restore ownership and internalize moral hazard (P6, P9). Interfaces that present large suggestions as diffs to be reviewed counter default acceptance (P8), and pairing throughput metrics with maintainability metrics at the team level addresses metric targeting (P11). The model adds two prescriptions. Organizations should control assistant configuration centrally and enforce it against unsanctioned tools (Results 6 and 7), and where developers perceive little risk in generated code, a temporary inspection mandate can have lasting effects (Result 8). Each intervention is cheap relative to a refactoring program and can be tested as a moderator in Study 3.</w:t>
+        <w:t xml:space="preserve">The prescriptions of the rational model, such as debt registers, interest estimates, and repayment sprints, assume that the debt is visible and will be repaid when the numbers justify it. Our mechanisms suggest that decision support built on these assumptions will underperform, because the debt is not recorded (P4) and repayment is deferred (P1, P2). Decision support for generated code should instead target the acceptance decision itself. Table 5 maps each mechanism to a design feature and to the result that motivates it.</w:t>
+      </w:r>
+    </w:p>
+    <w:p>
+      <w:pPr>
+        <w:keepNext/>
+        <w:spacing w:after="120" w:before="240" w:line="276"/>
+      </w:pPr>
+      <w:r>
+        <w:rPr>
+          <w:rFonts w:ascii="Times New Roman" w:cs="Times New Roman" w:eastAsia="Times New Roman" w:hAnsi="Times New Roman"/>
+          <w:b/>
+          <w:bCs/>
+          <w:i w:val="false"/>
+          <w:iCs w:val="false"/>
+        </w:rPr>
+        <w:t xml:space="preserve">Table 5. From Mechanisms to Decision-Support Design</w:t>
+      </w:r>
+    </w:p>
+    <w:tbl>
+      <w:tblPr>
+        <w:tblW w:type="dxa" w:w="9360"/>
+        <w:tblBorders>
+          <w:top w:val="single" w:color="auto" w:sz="4"/>
+          <w:left w:val="single" w:color="auto" w:sz="4"/>
+          <w:bottom w:val="single" w:color="auto" w:sz="4"/>
+          <w:right w:val="single" w:color="auto" w:sz="4"/>
+          <w:insideH w:val="single" w:color="auto" w:sz="4"/>
+          <w:insideV w:val="single" w:color="auto" w:sz="4"/>
+        </w:tblBorders>
+      </w:tblPr>
+      <w:tblGrid>
+        <w:gridCol w:w="1900"/>
+        <w:gridCol w:w="4660"/>
+        <w:gridCol w:w="2800"/>
+      </w:tblGrid>
+      <w:tr>
+        <w:trPr>
+          <w:cantSplit/>
+          <w:tblHeader/>
+        </w:trPr>
+        <w:tc>
+          <w:tcPr>
+            <w:tcW w:type="dxa" w:w="1900"/>
+            <w:tcBorders>
+              <w:top w:val="single" w:color="000000" w:sz="4"/>
+              <w:left w:val="single" w:color="000000" w:sz="4"/>
+              <w:bottom w:val="single" w:color="000000" w:sz="4"/>
+              <w:right w:val="single" w:color="000000" w:sz="4"/>
+            </w:tcBorders>
+            <w:shd w:fill="EDEDED" w:color="auto" w:val="clear"/>
+            <w:tcMar>
+              <w:top w:type="dxa" w:w="40"/>
+              <w:left w:type="dxa" w:w="80"/>
+              <w:bottom w:type="dxa" w:w="40"/>
+              <w:right w:type="dxa" w:w="80"/>
+            </w:tcMar>
+          </w:tcPr>
+          <w:p>
+            <w:pPr>
+              <w:spacing w:after="0" w:line="240"/>
+            </w:pPr>
+            <w:r>
+              <w:rPr>
+                <w:rFonts w:ascii="Times New Roman" w:cs="Times New Roman" w:eastAsia="Times New Roman" w:hAnsi="Times New Roman"/>
+                <w:b/>
+                <w:bCs/>
+                <w:i w:val="false"/>
+                <w:iCs w:val="false"/>
+                <w:sz w:val="20"/>
+                <w:szCs w:val="20"/>
+              </w:rPr>
+              <w:t xml:space="preserve">Mechanism</w:t>
+            </w:r>
+          </w:p>
+        </w:tc>
+        <w:tc>
+          <w:tcPr>
+            <w:tcW w:type="dxa" w:w="4660"/>
+            <w:tcBorders>
+              <w:top w:val="single" w:color="000000" w:sz="4"/>
+              <w:left w:val="single" w:color="000000" w:sz="4"/>
+              <w:bottom w:val="single" w:color="000000" w:sz="4"/>
+              <w:right w:val="single" w:color="000000" w:sz="4"/>
+            </w:tcBorders>
+            <w:shd w:fill="EDEDED" w:color="auto" w:val="clear"/>
+            <w:tcMar>
+              <w:top w:type="dxa" w:w="40"/>
+              <w:left w:type="dxa" w:w="80"/>
+              <w:bottom w:type="dxa" w:w="40"/>
+              <w:right w:type="dxa" w:w="80"/>
+            </w:tcMar>
+          </w:tcPr>
+          <w:p>
+            <w:pPr>
+              <w:spacing w:after="0" w:line="240"/>
+            </w:pPr>
+            <w:r>
+              <w:rPr>
+                <w:rFonts w:ascii="Times New Roman" w:cs="Times New Roman" w:eastAsia="Times New Roman" w:hAnsi="Times New Roman"/>
+                <w:b/>
+                <w:bCs/>
+                <w:i w:val="false"/>
+                <w:iCs w:val="false"/>
+                <w:sz w:val="20"/>
+                <w:szCs w:val="20"/>
+              </w:rPr>
+              <w:t xml:space="preserve">Design feature</w:t>
+            </w:r>
+          </w:p>
+        </w:tc>
+        <w:tc>
+          <w:tcPr>
+            <w:tcW w:type="dxa" w:w="2800"/>
+            <w:tcBorders>
+              <w:top w:val="single" w:color="000000" w:sz="4"/>
+              <w:left w:val="single" w:color="000000" w:sz="4"/>
+              <w:bottom w:val="single" w:color="000000" w:sz="4"/>
+              <w:right w:val="single" w:color="000000" w:sz="4"/>
+            </w:tcBorders>
+            <w:shd w:fill="EDEDED" w:color="auto" w:val="clear"/>
+            <w:tcMar>
+              <w:top w:type="dxa" w:w="40"/>
+              <w:left w:type="dxa" w:w="80"/>
+              <w:bottom w:type="dxa" w:w="40"/>
+              <w:right w:type="dxa" w:w="80"/>
+            </w:tcMar>
+          </w:tcPr>
+          <w:p>
+            <w:pPr>
+              <w:spacing w:after="0" w:line="240"/>
+            </w:pPr>
+            <w:r>
+              <w:rPr>
+                <w:rFonts w:ascii="Times New Roman" w:cs="Times New Roman" w:eastAsia="Times New Roman" w:hAnsi="Times New Roman"/>
+                <w:b/>
+                <w:bCs/>
+                <w:i w:val="false"/>
+                <w:iCs w:val="false"/>
+                <w:sz w:val="20"/>
+                <w:szCs w:val="20"/>
+              </w:rPr>
+              <w:t xml:space="preserve">Basis</w:t>
+            </w:r>
+          </w:p>
+        </w:tc>
+      </w:tr>
+      <w:tr>
+        <w:trPr>
+          <w:cantSplit/>
+        </w:trPr>
+        <w:tc>
+          <w:tcPr>
+            <w:tcW w:type="dxa" w:w="1900"/>
+            <w:tcBorders>
+              <w:top w:val="single" w:color="000000" w:sz="4"/>
+              <w:left w:val="single" w:color="000000" w:sz="4"/>
+              <w:bottom w:val="single" w:color="000000" w:sz="4"/>
+              <w:right w:val="single" w:color="000000" w:sz="4"/>
+            </w:tcBorders>
+            <w:tcMar>
+              <w:top w:type="dxa" w:w="40"/>
+              <w:left w:type="dxa" w:w="80"/>
+              <w:bottom w:type="dxa" w:w="40"/>
+              <w:right w:type="dxa" w:w="80"/>
+            </w:tcMar>
+          </w:tcPr>
+          <w:p>
+            <w:pPr>
+              <w:spacing w:after="0" w:line="240"/>
+            </w:pPr>
+            <w:r>
+              <w:rPr>
+                <w:rFonts w:ascii="Times New Roman" w:cs="Times New Roman" w:eastAsia="Times New Roman" w:hAnsi="Times New Roman"/>
+                <w:b w:val="false"/>
+                <w:bCs w:val="false"/>
+                <w:i w:val="false"/>
+                <w:iCs w:val="false"/>
+                <w:sz w:val="20"/>
+                <w:szCs w:val="20"/>
+              </w:rPr>
+              <w:t xml:space="preserve">Appearance</w:t>
+            </w:r>
+          </w:p>
+        </w:tc>
+        <w:tc>
+          <w:tcPr>
+            <w:tcW w:type="dxa" w:w="4660"/>
+            <w:tcBorders>
+              <w:top w:val="single" w:color="000000" w:sz="4"/>
+              <w:left w:val="single" w:color="000000" w:sz="4"/>
+              <w:bottom w:val="single" w:color="000000" w:sz="4"/>
+              <w:right w:val="single" w:color="000000" w:sz="4"/>
+            </w:tcBorders>
+            <w:tcMar>
+              <w:top w:type="dxa" w:w="40"/>
+              <w:left w:type="dxa" w:w="80"/>
+              <w:bottom w:type="dxa" w:w="40"/>
+              <w:right w:type="dxa" w:w="80"/>
+            </w:tcMar>
+          </w:tcPr>
+          <w:p>
+            <w:pPr>
+              <w:spacing w:after="0" w:line="240"/>
+            </w:pPr>
+            <w:r>
+              <w:rPr>
+                <w:rFonts w:ascii="Times New Roman" w:cs="Times New Roman" w:eastAsia="Times New Roman" w:hAnsi="Times New Roman"/>
+                <w:b w:val="false"/>
+                <w:bCs w:val="false"/>
+                <w:i w:val="false"/>
+                <w:iCs w:val="false"/>
+                <w:sz w:val="20"/>
+                <w:szCs w:val="20"/>
+              </w:rPr>
+              <w:t xml:space="preserve">Review defaults that set a floor on review time per changed line and require reviewers to name reusable code; debt signals shown independently of authorship and of the explanation that accompanies a change</w:t>
+            </w:r>
+          </w:p>
+        </w:tc>
+        <w:tc>
+          <w:tcPr>
+            <w:tcW w:type="dxa" w:w="2800"/>
+            <w:tcBorders>
+              <w:top w:val="single" w:color="000000" w:sz="4"/>
+              <w:left w:val="single" w:color="000000" w:sz="4"/>
+              <w:bottom w:val="single" w:color="000000" w:sz="4"/>
+              <w:right w:val="single" w:color="000000" w:sz="4"/>
+            </w:tcBorders>
+            <w:tcMar>
+              <w:top w:type="dxa" w:w="40"/>
+              <w:left w:type="dxa" w:w="80"/>
+              <w:bottom w:type="dxa" w:w="40"/>
+              <w:right w:type="dxa" w:w="80"/>
+            </w:tcMar>
+          </w:tcPr>
+          <w:p>
+            <w:pPr>
+              <w:spacing w:after="0" w:line="240"/>
+            </w:pPr>
+            <w:r>
+              <w:rPr>
+                <w:rFonts w:ascii="Times New Roman" w:cs="Times New Roman" w:eastAsia="Times New Roman" w:hAnsi="Times New Roman"/>
+                <w:b w:val="false"/>
+                <w:bCs w:val="false"/>
+                <w:i w:val="false"/>
+                <w:iCs w:val="false"/>
+                <w:sz w:val="20"/>
+                <w:szCs w:val="20"/>
+              </w:rPr>
+              <w:t xml:space="preserve">P3, P4, P7, P10; Result 3</w:t>
+            </w:r>
+          </w:p>
+        </w:tc>
+      </w:tr>
+      <w:tr>
+        <w:trPr>
+          <w:cantSplit/>
+        </w:trPr>
+        <w:tc>
+          <w:tcPr>
+            <w:tcW w:type="dxa" w:w="1900"/>
+            <w:tcBorders>
+              <w:top w:val="single" w:color="000000" w:sz="4"/>
+              <w:left w:val="single" w:color="000000" w:sz="4"/>
+              <w:bottom w:val="single" w:color="000000" w:sz="4"/>
+              <w:right w:val="single" w:color="000000" w:sz="4"/>
+            </w:tcBorders>
+            <w:tcMar>
+              <w:top w:type="dxa" w:w="40"/>
+              <w:left w:type="dxa" w:w="80"/>
+              <w:bottom w:type="dxa" w:w="40"/>
+              <w:right w:type="dxa" w:w="80"/>
+            </w:tcMar>
+          </w:tcPr>
+          <w:p>
+            <w:pPr>
+              <w:spacing w:after="0" w:line="240"/>
+            </w:pPr>
+            <w:r>
+              <w:rPr>
+                <w:rFonts w:ascii="Times New Roman" w:cs="Times New Roman" w:eastAsia="Times New Roman" w:hAnsi="Times New Roman"/>
+                <w:b w:val="false"/>
+                <w:bCs w:val="false"/>
+                <w:i w:val="false"/>
+                <w:iCs w:val="false"/>
+                <w:sz w:val="20"/>
+                <w:szCs w:val="20"/>
+              </w:rPr>
+              <w:t xml:space="preserve">Timing</w:t>
+            </w:r>
+          </w:p>
+        </w:tc>
+        <w:tc>
+          <w:tcPr>
+            <w:tcW w:type="dxa" w:w="4660"/>
+            <w:tcBorders>
+              <w:top w:val="single" w:color="000000" w:sz="4"/>
+              <w:left w:val="single" w:color="000000" w:sz="4"/>
+              <w:bottom w:val="single" w:color="000000" w:sz="4"/>
+              <w:right w:val="single" w:color="000000" w:sz="4"/>
+            </w:tcBorders>
+            <w:tcMar>
+              <w:top w:type="dxa" w:w="40"/>
+              <w:left w:type="dxa" w:w="80"/>
+              <w:bottom w:type="dxa" w:w="40"/>
+              <w:right w:type="dxa" w:w="80"/>
+            </w:tcMar>
+          </w:tcPr>
+          <w:p>
+            <w:pPr>
+              <w:spacing w:after="0" w:line="240"/>
+            </w:pPr>
+            <w:r>
+              <w:rPr>
+                <w:rFonts w:ascii="Times New Roman" w:cs="Times New Roman" w:eastAsia="Times New Roman" w:hAnsi="Times New Roman"/>
+                <w:b w:val="false"/>
+                <w:bCs w:val="false"/>
+                <w:i w:val="false"/>
+                <w:iCs w:val="false"/>
+                <w:sz w:val="20"/>
+                <w:szCs w:val="20"/>
+              </w:rPr>
+              <w:t xml:space="preserve">Deferred refactoring recorded as a commitment with an owner and a date, and reminders or capacity reserved when it comes due, because plans lapse</w:t>
+            </w:r>
+          </w:p>
+        </w:tc>
+        <w:tc>
+          <w:tcPr>
+            <w:tcW w:type="dxa" w:w="2800"/>
+            <w:tcBorders>
+              <w:top w:val="single" w:color="000000" w:sz="4"/>
+              <w:left w:val="single" w:color="000000" w:sz="4"/>
+              <w:bottom w:val="single" w:color="000000" w:sz="4"/>
+              <w:right w:val="single" w:color="000000" w:sz="4"/>
+            </w:tcBorders>
+            <w:tcMar>
+              <w:top w:type="dxa" w:w="40"/>
+              <w:left w:type="dxa" w:w="80"/>
+              <w:bottom w:type="dxa" w:w="40"/>
+              <w:right w:type="dxa" w:w="80"/>
+            </w:tcMar>
+          </w:tcPr>
+          <w:p>
+            <w:pPr>
+              <w:spacing w:after="0" w:line="240"/>
+            </w:pPr>
+            <w:r>
+              <w:rPr>
+                <w:rFonts w:ascii="Times New Roman" w:cs="Times New Roman" w:eastAsia="Times New Roman" w:hAnsi="Times New Roman"/>
+                <w:b w:val="false"/>
+                <w:bCs w:val="false"/>
+                <w:i w:val="false"/>
+                <w:iCs w:val="false"/>
+                <w:sz w:val="20"/>
+                <w:szCs w:val="20"/>
+              </w:rPr>
+              <w:t xml:space="preserve">P1, P2; Result 2</w:t>
+            </w:r>
+          </w:p>
+        </w:tc>
+      </w:tr>
+      <w:tr>
+        <w:trPr>
+          <w:cantSplit/>
+        </w:trPr>
+        <w:tc>
+          <w:tcPr>
+            <w:tcW w:type="dxa" w:w="1900"/>
+            <w:tcBorders>
+              <w:top w:val="single" w:color="000000" w:sz="4"/>
+              <w:left w:val="single" w:color="000000" w:sz="4"/>
+              <w:bottom w:val="single" w:color="000000" w:sz="4"/>
+              <w:right w:val="single" w:color="000000" w:sz="4"/>
+            </w:tcBorders>
+            <w:tcMar>
+              <w:top w:type="dxa" w:w="40"/>
+              <w:left w:type="dxa" w:w="80"/>
+              <w:bottom w:type="dxa" w:w="40"/>
+              <w:right w:type="dxa" w:w="80"/>
+            </w:tcMar>
+          </w:tcPr>
+          <w:p>
+            <w:pPr>
+              <w:spacing w:after="0" w:line="240"/>
+            </w:pPr>
+            <w:r>
+              <w:rPr>
+                <w:rFonts w:ascii="Times New Roman" w:cs="Times New Roman" w:eastAsia="Times New Roman" w:hAnsi="Times New Roman"/>
+                <w:b w:val="false"/>
+                <w:bCs w:val="false"/>
+                <w:i w:val="false"/>
+                <w:iCs w:val="false"/>
+                <w:sz w:val="20"/>
+                <w:szCs w:val="20"/>
+              </w:rPr>
+              <w:t xml:space="preserve">Possession</w:t>
+            </w:r>
+          </w:p>
+        </w:tc>
+        <w:tc>
+          <w:tcPr>
+            <w:tcW w:type="dxa" w:w="4660"/>
+            <w:tcBorders>
+              <w:top w:val="single" w:color="000000" w:sz="4"/>
+              <w:left w:val="single" w:color="000000" w:sz="4"/>
+              <w:bottom w:val="single" w:color="000000" w:sz="4"/>
+              <w:right w:val="single" w:color="000000" w:sz="4"/>
+            </w:tcBorders>
+            <w:tcMar>
+              <w:top w:type="dxa" w:w="40"/>
+              <w:left w:type="dxa" w:w="80"/>
+              <w:bottom w:type="dxa" w:w="40"/>
+              <w:right w:type="dxa" w:w="80"/>
+            </w:tcMar>
+          </w:tcPr>
+          <w:p>
+            <w:pPr>
+              <w:spacing w:after="0" w:line="240"/>
+            </w:pPr>
+            <w:r>
+              <w:rPr>
+                <w:rFonts w:ascii="Times New Roman" w:cs="Times New Roman" w:eastAsia="Times New Roman" w:hAnsi="Times New Roman"/>
+                <w:b w:val="false"/>
+                <w:bCs w:val="false"/>
+                <w:i w:val="false"/>
+                <w:iCs w:val="false"/>
+                <w:sz w:val="20"/>
+                <w:szCs w:val="20"/>
+              </w:rPr>
+              <w:t xml:space="preserve">Large suggestions presented as diffs to be reviewed, active selection instead of passive acceptance, reporting of net rather than added lines, and unreferenced functions surfaced</w:t>
+            </w:r>
+          </w:p>
+        </w:tc>
+        <w:tc>
+          <w:tcPr>
+            <w:tcW w:type="dxa" w:w="2800"/>
+            <w:tcBorders>
+              <w:top w:val="single" w:color="000000" w:sz="4"/>
+              <w:left w:val="single" w:color="000000" w:sz="4"/>
+              <w:bottom w:val="single" w:color="000000" w:sz="4"/>
+              <w:right w:val="single" w:color="000000" w:sz="4"/>
+            </w:tcBorders>
+            <w:tcMar>
+              <w:top w:type="dxa" w:w="40"/>
+              <w:left w:type="dxa" w:w="80"/>
+              <w:bottom w:type="dxa" w:w="40"/>
+              <w:right w:type="dxa" w:w="80"/>
+            </w:tcMar>
+          </w:tcPr>
+          <w:p>
+            <w:pPr>
+              <w:spacing w:after="0" w:line="240"/>
+            </w:pPr>
+            <w:r>
+              <w:rPr>
+                <w:rFonts w:ascii="Times New Roman" w:cs="Times New Roman" w:eastAsia="Times New Roman" w:hAnsi="Times New Roman"/>
+                <w:b w:val="false"/>
+                <w:bCs w:val="false"/>
+                <w:i w:val="false"/>
+                <w:iCs w:val="false"/>
+                <w:sz w:val="20"/>
+                <w:szCs w:val="20"/>
+              </w:rPr>
+              <w:t xml:space="preserve">P5, P8; Results 3, 5</w:t>
+            </w:r>
+          </w:p>
+        </w:tc>
+      </w:tr>
+      <w:tr>
+        <w:trPr>
+          <w:cantSplit/>
+        </w:trPr>
+        <w:tc>
+          <w:tcPr>
+            <w:tcW w:type="dxa" w:w="1900"/>
+            <w:tcBorders>
+              <w:top w:val="single" w:color="000000" w:sz="4"/>
+              <w:left w:val="single" w:color="000000" w:sz="4"/>
+              <w:bottom w:val="single" w:color="000000" w:sz="4"/>
+              <w:right w:val="single" w:color="000000" w:sz="4"/>
+            </w:tcBorders>
+            <w:tcMar>
+              <w:top w:type="dxa" w:w="40"/>
+              <w:left w:type="dxa" w:w="80"/>
+              <w:bottom w:type="dxa" w:w="40"/>
+              <w:right w:type="dxa" w:w="80"/>
+            </w:tcMar>
+          </w:tcPr>
+          <w:p>
+            <w:pPr>
+              <w:spacing w:after="0" w:line="240"/>
+            </w:pPr>
+            <w:r>
+              <w:rPr>
+                <w:rFonts w:ascii="Times New Roman" w:cs="Times New Roman" w:eastAsia="Times New Roman" w:hAnsi="Times New Roman"/>
+                <w:b w:val="false"/>
+                <w:bCs w:val="false"/>
+                <w:i w:val="false"/>
+                <w:iCs w:val="false"/>
+                <w:sz w:val="20"/>
+                <w:szCs w:val="20"/>
+              </w:rPr>
+              <w:t xml:space="preserve">Ownership and incentives</w:t>
+            </w:r>
+          </w:p>
+        </w:tc>
+        <w:tc>
+          <w:tcPr>
+            <w:tcW w:type="dxa" w:w="4660"/>
+            <w:tcBorders>
+              <w:top w:val="single" w:color="000000" w:sz="4"/>
+              <w:left w:val="single" w:color="000000" w:sz="4"/>
+              <w:bottom w:val="single" w:color="000000" w:sz="4"/>
+              <w:right w:val="single" w:color="000000" w:sz="4"/>
+            </w:tcBorders>
+            <w:tcMar>
+              <w:top w:type="dxa" w:w="40"/>
+              <w:left w:type="dxa" w:w="80"/>
+              <w:bottom w:type="dxa" w:w="40"/>
+              <w:right w:type="dxa" w:w="80"/>
+            </w:tcMar>
+          </w:tcPr>
+          <w:p>
+            <w:pPr>
+              <w:spacing w:after="0" w:line="240"/>
+            </w:pPr>
+            <w:r>
+              <w:rPr>
+                <w:rFonts w:ascii="Times New Roman" w:cs="Times New Roman" w:eastAsia="Times New Roman" w:hAnsi="Times New Roman"/>
+                <w:b w:val="false"/>
+                <w:bCs w:val="false"/>
+                <w:i w:val="false"/>
+                <w:iCs w:val="false"/>
+                <w:sz w:val="20"/>
+                <w:szCs w:val="20"/>
+              </w:rPr>
+              <w:t xml:space="preserve">Owner sign-off on cross-boundary changes, defects routed to the authors of the changes, and throughput metrics paired with maintainability metrics</w:t>
+            </w:r>
+          </w:p>
+        </w:tc>
+        <w:tc>
+          <w:tcPr>
+            <w:tcW w:type="dxa" w:w="2800"/>
+            <w:tcBorders>
+              <w:top w:val="single" w:color="000000" w:sz="4"/>
+              <w:left w:val="single" w:color="000000" w:sz="4"/>
+              <w:bottom w:val="single" w:color="000000" w:sz="4"/>
+              <w:right w:val="single" w:color="000000" w:sz="4"/>
+            </w:tcBorders>
+            <w:tcMar>
+              <w:top w:type="dxa" w:w="40"/>
+              <w:left w:type="dxa" w:w="80"/>
+              <w:bottom w:type="dxa" w:w="40"/>
+              <w:right w:type="dxa" w:w="80"/>
+            </w:tcMar>
+          </w:tcPr>
+          <w:p>
+            <w:pPr>
+              <w:spacing w:after="0" w:line="240"/>
+            </w:pPr>
+            <w:r>
+              <w:rPr>
+                <w:rFonts w:ascii="Times New Roman" w:cs="Times New Roman" w:eastAsia="Times New Roman" w:hAnsi="Times New Roman"/>
+                <w:b w:val="false"/>
+                <w:bCs w:val="false"/>
+                <w:i w:val="false"/>
+                <w:iCs w:val="false"/>
+                <w:sz w:val="20"/>
+                <w:szCs w:val="20"/>
+              </w:rPr>
+              <w:t xml:space="preserve">P6, P9 to P11 (verbal)</w:t>
+            </w:r>
+          </w:p>
+        </w:tc>
+      </w:tr>
+      <w:tr>
+        <w:trPr>
+          <w:cantSplit/>
+        </w:trPr>
+        <w:tc>
+          <w:tcPr>
+            <w:tcW w:type="dxa" w:w="1900"/>
+            <w:tcBorders>
+              <w:top w:val="single" w:color="000000" w:sz="4"/>
+              <w:left w:val="single" w:color="000000" w:sz="4"/>
+              <w:bottom w:val="single" w:color="000000" w:sz="4"/>
+              <w:right w:val="single" w:color="000000" w:sz="4"/>
+            </w:tcBorders>
+            <w:tcMar>
+              <w:top w:type="dxa" w:w="40"/>
+              <w:left w:type="dxa" w:w="80"/>
+              <w:bottom w:type="dxa" w:w="40"/>
+              <w:right w:type="dxa" w:w="80"/>
+            </w:tcMar>
+          </w:tcPr>
+          <w:p>
+            <w:pPr>
+              <w:spacing w:after="0" w:line="240"/>
+            </w:pPr>
+            <w:r>
+              <w:rPr>
+                <w:rFonts w:ascii="Times New Roman" w:cs="Times New Roman" w:eastAsia="Times New Roman" w:hAnsi="Times New Roman"/>
+                <w:b w:val="false"/>
+                <w:bCs w:val="false"/>
+                <w:i w:val="false"/>
+                <w:iCs w:val="false"/>
+                <w:sz w:val="20"/>
+                <w:szCs w:val="20"/>
+              </w:rPr>
+              <w:t xml:space="preserve">Governance</w:t>
+            </w:r>
+          </w:p>
+        </w:tc>
+        <w:tc>
+          <w:tcPr>
+            <w:tcW w:type="dxa" w:w="4660"/>
+            <w:tcBorders>
+              <w:top w:val="single" w:color="000000" w:sz="4"/>
+              <w:left w:val="single" w:color="000000" w:sz="4"/>
+              <w:bottom w:val="single" w:color="000000" w:sz="4"/>
+              <w:right w:val="single" w:color="000000" w:sz="4"/>
+            </w:tcBorders>
+            <w:tcMar>
+              <w:top w:type="dxa" w:w="40"/>
+              <w:left w:type="dxa" w:w="80"/>
+              <w:bottom w:type="dxa" w:w="40"/>
+              <w:right w:type="dxa" w:w="80"/>
+            </w:tcMar>
+          </w:tcPr>
+          <w:p>
+            <w:pPr>
+              <w:spacing w:after="0" w:line="240"/>
+            </w:pPr>
+            <w:r>
+              <w:rPr>
+                <w:rFonts w:ascii="Times New Roman" w:cs="Times New Roman" w:eastAsia="Times New Roman" w:hAnsi="Times New Roman"/>
+                <w:b w:val="false"/>
+                <w:bCs w:val="false"/>
+                <w:i w:val="false"/>
+                <w:iCs w:val="false"/>
+                <w:sz w:val="20"/>
+                <w:szCs w:val="20"/>
+              </w:rPr>
+              <w:t xml:space="preserve">Central control of assistant configuration, enforced against unsanctioned tools</w:t>
+            </w:r>
+          </w:p>
+        </w:tc>
+        <w:tc>
+          <w:tcPr>
+            <w:tcW w:type="dxa" w:w="2800"/>
+            <w:tcBorders>
+              <w:top w:val="single" w:color="000000" w:sz="4"/>
+              <w:left w:val="single" w:color="000000" w:sz="4"/>
+              <w:bottom w:val="single" w:color="000000" w:sz="4"/>
+              <w:right w:val="single" w:color="000000" w:sz="4"/>
+            </w:tcBorders>
+            <w:tcMar>
+              <w:top w:type="dxa" w:w="40"/>
+              <w:left w:type="dxa" w:w="80"/>
+              <w:bottom w:type="dxa" w:w="40"/>
+              <w:right w:type="dxa" w:w="80"/>
+            </w:tcMar>
+          </w:tcPr>
+          <w:p>
+            <w:pPr>
+              <w:spacing w:after="0" w:line="240"/>
+            </w:pPr>
+            <w:r>
+              <w:rPr>
+                <w:rFonts w:ascii="Times New Roman" w:cs="Times New Roman" w:eastAsia="Times New Roman" w:hAnsi="Times New Roman"/>
+                <w:b w:val="false"/>
+                <w:bCs w:val="false"/>
+                <w:i w:val="false"/>
+                <w:iCs w:val="false"/>
+                <w:sz w:val="20"/>
+                <w:szCs w:val="20"/>
+              </w:rPr>
+              <w:t xml:space="preserve">Results 6, 7</w:t>
+            </w:r>
+          </w:p>
+        </w:tc>
+      </w:tr>
+      <w:tr>
+        <w:trPr>
+          <w:cantSplit/>
+        </w:trPr>
+        <w:tc>
+          <w:tcPr>
+            <w:tcW w:type="dxa" w:w="1900"/>
+            <w:tcBorders>
+              <w:top w:val="single" w:color="000000" w:sz="4"/>
+              <w:left w:val="single" w:color="000000" w:sz="4"/>
+              <w:bottom w:val="single" w:color="000000" w:sz="4"/>
+              <w:right w:val="single" w:color="000000" w:sz="4"/>
+            </w:tcBorders>
+            <w:tcMar>
+              <w:top w:type="dxa" w:w="40"/>
+              <w:left w:type="dxa" w:w="80"/>
+              <w:bottom w:type="dxa" w:w="40"/>
+              <w:right w:type="dxa" w:w="80"/>
+            </w:tcMar>
+          </w:tcPr>
+          <w:p>
+            <w:pPr>
+              <w:spacing w:after="0" w:line="240"/>
+            </w:pPr>
+            <w:r>
+              <w:rPr>
+                <w:rFonts w:ascii="Times New Roman" w:cs="Times New Roman" w:eastAsia="Times New Roman" w:hAnsi="Times New Roman"/>
+                <w:b w:val="false"/>
+                <w:bCs w:val="false"/>
+                <w:i w:val="false"/>
+                <w:iCs w:val="false"/>
+                <w:sz w:val="20"/>
+                <w:szCs w:val="20"/>
+              </w:rPr>
+              <w:t xml:space="preserve">Learning</w:t>
+            </w:r>
+          </w:p>
+        </w:tc>
+        <w:tc>
+          <w:tcPr>
+            <w:tcW w:type="dxa" w:w="4660"/>
+            <w:tcBorders>
+              <w:top w:val="single" w:color="000000" w:sz="4"/>
+              <w:left w:val="single" w:color="000000" w:sz="4"/>
+              <w:bottom w:val="single" w:color="000000" w:sz="4"/>
+              <w:right w:val="single" w:color="000000" w:sz="4"/>
+            </w:tcBorders>
+            <w:tcMar>
+              <w:top w:type="dxa" w:w="40"/>
+              <w:left w:type="dxa" w:w="80"/>
+              <w:bottom w:type="dxa" w:w="40"/>
+              <w:right w:type="dxa" w:w="80"/>
+            </w:tcMar>
+          </w:tcPr>
+          <w:p>
+            <w:pPr>
+              <w:spacing w:after="0" w:line="240"/>
+            </w:pPr>
+            <w:r>
+              <w:rPr>
+                <w:rFonts w:ascii="Times New Roman" w:cs="Times New Roman" w:eastAsia="Times New Roman" w:hAnsi="Times New Roman"/>
+                <w:b w:val="false"/>
+                <w:bCs w:val="false"/>
+                <w:i w:val="false"/>
+                <w:iCs w:val="false"/>
+                <w:sz w:val="20"/>
+                <w:szCs w:val="20"/>
+              </w:rPr>
+              <w:t xml:space="preserve">Temporary inspection mandates and feedback on realized defect rates, used to correct perceived risk</w:t>
+            </w:r>
+          </w:p>
+        </w:tc>
+        <w:tc>
+          <w:tcPr>
+            <w:tcW w:type="dxa" w:w="2800"/>
+            <w:tcBorders>
+              <w:top w:val="single" w:color="000000" w:sz="4"/>
+              <w:left w:val="single" w:color="000000" w:sz="4"/>
+              <w:bottom w:val="single" w:color="000000" w:sz="4"/>
+              <w:right w:val="single" w:color="000000" w:sz="4"/>
+            </w:tcBorders>
+            <w:tcMar>
+              <w:top w:type="dxa" w:w="40"/>
+              <w:left w:type="dxa" w:w="80"/>
+              <w:bottom w:type="dxa" w:w="40"/>
+              <w:right w:type="dxa" w:w="80"/>
+            </w:tcMar>
+          </w:tcPr>
+          <w:p>
+            <w:pPr>
+              <w:spacing w:after="0" w:line="240"/>
+            </w:pPr>
+            <w:r>
+              <w:rPr>
+                <w:rFonts w:ascii="Times New Roman" w:cs="Times New Roman" w:eastAsia="Times New Roman" w:hAnsi="Times New Roman"/>
+                <w:b w:val="false"/>
+                <w:bCs w:val="false"/>
+                <w:i w:val="false"/>
+                <w:iCs w:val="false"/>
+                <w:sz w:val="20"/>
+                <w:szCs w:val="20"/>
+              </w:rPr>
+              <w:t xml:space="preserve">Result 8</w:t>
+            </w:r>
+          </w:p>
+        </w:tc>
+      </w:tr>
+    </w:tbl>
+    <w:p>
+      <w:pPr>
+        <w:spacing w:after="120"/>
+      </w:pPr>
+    </w:p>
+    <w:p>
+      <w:pPr>
+        <w:spacing w:after="0" w:before="0" w:line="480" w:lineRule="auto"/>
+        <w:ind w:firstLine="720"/>
+        <w:jc w:val="left"/>
+      </w:pPr>
+      <w:r>
+        <w:rPr>
+          <w:rFonts w:ascii="Times New Roman" w:cs="Times New Roman" w:eastAsia="Times New Roman" w:hAnsi="Times New Roman"/>
+          <w:b w:val="false"/>
+          <w:bCs w:val="false"/>
+          <w:i w:val="false"/>
+          <w:iCs w:val="false"/>
+        </w:rPr>
+        <w:t xml:space="preserve">Three points follow for those who design and procure such support. First, friction is a decision variable with a cost: it moves artifacts from default acceptance into deliberation, but deliberation yields inspection only in proportion to perceived risk, so friction should be paired with feedback that corrects perceived risk (Results 5 and 8). Second, the organization and the developers prefer different levels of friction whenever a wedge binds, and the gap is bounded by how easily developers can bypass the sanctioned tool (Results 6 and 7); control of configuration and enforcement against unsanctioned tools are therefore part of the design. Third, because better models can increase debt (Result 3), a model upgrade should be accompanied by an explicit decision about how much inspection it is allowed to displace. Each intervention is cheap relative to a refactoring program and can be tested as a moderator in Study 3.</w:t>
       </w:r>
     </w:p>
     <w:p>
@@ -10838,7 +13903,7 @@
           <w:i w:val="false"/>
           <w:iCs w:val="false"/>
         </w:rPr>
-        <w:t xml:space="preserve">With the exception of the exploratory pilot test of P4 in Section 5.1, which covers a single repository, the theory and model are developed here rather than tested; the propositions and results await the evidence that the design in Section 5 would produce. The formal model is deliberately minimal. Tasks are independent, inspection detects defects perfectly, and the debt-trap result relies on a particular form of interest on debt, so its results are statements about mechanisms and not calibrated magnitudes. The strategic extensions abstract from competition among the organizations that use the tools, and they model learning only about the defect rate, not about the heuristic component of fluency, which may resist statistical evidence. The ownership and incentive mechanisms, and with them Propositions 6 and 9 to 11, are stated verbally rather than derived, and extending the formal model to teams is left for future work. The results also rest on regularity assumptions, namely continuous rework-cost and inspection-time distributions with positive density, a representative developer, and complete information in the game, and on a constant rework cost and uniform inspection time for the closed forms. Several measurement challenges also remain unresolved. AI-authorship labels are noisy and probably understate usage, which biases Study 1 estimates toward zero. Static-analysis measures of debt are proxies that may not track the debt developers experience. The experiment’s cover story may not fully reproduce field conditions in which reviewers know which tools their colleagues use. Finally, the theory is silent on model capability. A sufficiently capable model might produce code whose surface fluency is matched by its structure, and the fluency mechanism would then become harmless. The evidence to date, which finds structural degradation increasing with model capability, suggests that this point has not been reached, but the theory should be understood as conditional on the current gap between apparent and actual quality.</w:t>
+        <w:t xml:space="preserve">With the exception of the exploratory archival test of P4 in Section 5.1, which covers seven repositories, the theory and model are developed here rather than tested; the propositions and results await the evidence that the design in Section 5 would produce. The formal model is deliberately minimal. Tasks are independent, inspection detects defects perfectly, and the debt-trap result relies on a particular form of interest on debt, so its results are statements about mechanisms and not calibrated magnitudes. The strategic extensions abstract from competition among the organizations that use the tools, and they model learning only about the defect rate, not about the heuristic component of fluency, which may resist statistical evidence. The ownership and incentive mechanisms, and with them Propositions 6 and 9 to 11, are stated verbally rather than derived, and extending the formal model to teams is left for future work. The results also rest on regularity assumptions, namely continuous rework-cost and inspection-time distributions with positive density, a representative developer, and complete information in the game, and on a constant rework cost and uniform inspection time for the closed forms. Several measurement challenges also remain unresolved. AI-authorship labels are noisy and probably understate usage, which biases Study 1 estimates toward zero. Static-analysis measures of debt are proxies that may not track the debt developers experience. The experiment’s cover story may not fully reproduce field conditions in which reviewers know which tools their colleagues use. Finally, the theory is silent on model capability. A sufficiently capable model might produce code whose surface fluency is matched by its structure, and the fluency mechanism would then become harmless. The evidence to date, which finds structural degradation increasing with model capability, suggests that this point has not been reached, but the theory should be understood as conditional on the current gap between apparent and actual quality.</w:t>
       </w:r>
     </w:p>
     <w:p>
@@ -10874,7 +13939,7 @@
           <w:i w:val="false"/>
           <w:iCs w:val="false"/>
         </w:rPr>
-        <w:t xml:space="preserve">Three extensions suggest themselves. First, the theory could be applied to other generative-AI artifacts, such as documentation, infrastructure configuration, and analytics notebooks, where the same mechanisms plausibly operate but the debt has not been named. Second, the propositions could be tested at the level of the individual developer over time, asking whether biases attenuate with experience or, as some automation-bias research suggests, intensify as trust accumulates. Third, the choice-architecture interventions in Section 6.2 could be studied as field experiments, which would provide both a test of the mechanisms and direct evidence on remedies. Extending the formal model to teams would also allow the incentive mechanisms to be analyzed jointly with the behavioral wedges.</w:t>
+        <w:t xml:space="preserve">Three extensions suggest themselves. First, the theory could be applied to other generative-AI artifacts, such as documentation, infrastructure configuration, and analytics notebooks, where the same mechanisms plausibly operate but the debt has not been named. Second, the propositions could be tested at the level of the individual developer over time, asking whether biases attenuate with experience or, as some automation-bias research suggests, intensify as trust accumulates. Third, the decision-support designs in Table 5 could be studied as field experiments, which would provide both a test of the mechanisms and direct evidence on remedies. Extending the formal model to teams would also allow the incentive mechanisms to be analyzed jointly with the behavioral wedges.</w:t>
       </w:r>
     </w:p>
     <w:p>
@@ -10908,7 +13973,7 @@
           <w:i w:val="false"/>
           <w:iCs w:val="false"/>
         </w:rPr>
-        <w:t xml:space="preserve">LLM coding assistants have made code cheap to produce, and the first evidence suggests that they have made systems more expensive to maintain. We have argued that the explanation lies in how LLM assistance restructures the decision. It places a working artifact in the developer’s hand before the quality decision is made, dresses shortcuts as finished work, makes acceptance the default and deletion a loss, and weakens the ownership that effort would confer. A rational response to cheaper code can also produce more debt. What distinguishes our account is that the debt it predicts is unrecorded, under-reviewed, and unrepaid, and the statistics derived here can tell the two apart. The model adds two warnings: better models do not guarantee less debt, and a codebase that has tipped into a high-debt state will not be rescued by the nudges that would have prevented it. If the theory is correct, the remedy lies in better choice architecture and not in better accounting.</w:t>
+        <w:t xml:space="preserve">LLM coding assistants have made code cheap to produce, and the first evidence suggests that they have made systems more expensive to maintain. We have argued that the explanation lies in how LLM assistance restructures the decision: it places a working artifact in the developer’s hand before the quality decision is made, dresses shortcuts as finished work, makes acceptance the default and deletion a loss, and weakens the ownership that effort would confer. A rational response to cheaper code can also produce more debt. What distinguishes our account is that the debt it predicts is unrecorded, under-reviewed, and unrepaid, and the statistics derived here can tell the two apart. The model adds warnings for those who design decision support: better models do not guarantee less debt, a codebase that has tipped into a high-debt state will not be rescued by the nudges that would have prevented it, and the reach of any organizational remedy is limited by who controls the configuration and by how easily developers can bypass it. If the theory is correct, decision support for generated code should target the acceptance decision itself, through choice architecture, inspection requirements, and feedback, and not only the accounting of debt after the fact.</w:t>
       </w:r>
     </w:p>
     <w:p>
@@ -18676,27 +21741,27 @@
           <w:i w:val="false"/>
           <w:iCs w:val="false"/>
         </w:rPr>
-        <w:t xml:space="preserve">Buehler, R., Griffin, D., &amp; Ross, M. (1994). Exploring the “planning fallacy”: Why people underestimate their task completion times. </w:t>
-      </w:r>
-      <w:r>
-        <w:rPr>
-          <w:rFonts w:ascii="Times New Roman" w:cs="Times New Roman" w:eastAsia="Times New Roman" w:hAnsi="Times New Roman"/>
-          <w:b w:val="false"/>
-          <w:bCs w:val="false"/>
-          <w:i/>
-          <w:iCs/>
-        </w:rPr>
-        <w:t xml:space="preserve">Journal of Personality and Social Psychology, 67</w:t>
-      </w:r>
-      <w:r>
-        <w:rPr>
-          <w:rFonts w:ascii="Times New Roman" w:cs="Times New Roman" w:eastAsia="Times New Roman" w:hAnsi="Times New Roman"/>
-          <w:b w:val="false"/>
-          <w:bCs w:val="false"/>
-          <w:i w:val="false"/>
-          <w:iCs w:val="false"/>
-        </w:rPr>
-        <w:t xml:space="preserve">(3), 366–381.</w:t>
+        <w:t xml:space="preserve">BerriAI. (2026). </w:t>
+      </w:r>
+      <w:r>
+        <w:rPr>
+          <w:rFonts w:ascii="Times New Roman" w:cs="Times New Roman" w:eastAsia="Times New Roman" w:hAnsi="Times New Roman"/>
+          <w:b w:val="false"/>
+          <w:bCs w:val="false"/>
+          <w:i/>
+          <w:iCs/>
+        </w:rPr>
+        <w:t xml:space="preserve">litellm</w:t>
+      </w:r>
+      <w:r>
+        <w:rPr>
+          <w:rFonts w:ascii="Times New Roman" w:cs="Times New Roman" w:eastAsia="Times New Roman" w:hAnsi="Times New Roman"/>
+          <w:b w:val="false"/>
+          <w:bCs w:val="false"/>
+          <w:i w:val="false"/>
+          <w:iCs w:val="false"/>
+        </w:rPr>
+        <w:t xml:space="preserve"> [Source code repository]. GitHub. https://github.com/BerriAI/litellm</w:t>
       </w:r>
     </w:p>
     <w:p>
@@ -18712,27 +21777,27 @@
           <w:i w:val="false"/>
           <w:iCs w:val="false"/>
         </w:rPr>
-        <w:t xml:space="preserve">Buschmann, F. (2011). To pay or not to pay technical debt. </w:t>
-      </w:r>
-      <w:r>
-        <w:rPr>
-          <w:rFonts w:ascii="Times New Roman" w:cs="Times New Roman" w:eastAsia="Times New Roman" w:hAnsi="Times New Roman"/>
-          <w:b w:val="false"/>
-          <w:bCs w:val="false"/>
-          <w:i/>
-          <w:iCs/>
-        </w:rPr>
-        <w:t xml:space="preserve">IEEE Software, 28</w:t>
-      </w:r>
-      <w:r>
-        <w:rPr>
-          <w:rFonts w:ascii="Times New Roman" w:cs="Times New Roman" w:eastAsia="Times New Roman" w:hAnsi="Times New Roman"/>
-          <w:b w:val="false"/>
-          <w:bCs w:val="false"/>
-          <w:i w:val="false"/>
-          <w:iCs w:val="false"/>
-        </w:rPr>
-        <w:t xml:space="preserve">(6), 29–31.</w:t>
+        <w:t xml:space="preserve">Buçinca, Z., Malaya, M. B., &amp; Gajos, K. Z. (2021). To trust or to think: Cognitive forcing functions can reduce overreliance on AI in AI-assisted decision-making. </w:t>
+      </w:r>
+      <w:r>
+        <w:rPr>
+          <w:rFonts w:ascii="Times New Roman" w:cs="Times New Roman" w:eastAsia="Times New Roman" w:hAnsi="Times New Roman"/>
+          <w:b w:val="false"/>
+          <w:bCs w:val="false"/>
+          <w:i/>
+          <w:iCs/>
+        </w:rPr>
+        <w:t xml:space="preserve">Proceedings of the ACM on Human-Computer Interaction, 5</w:t>
+      </w:r>
+      <w:r>
+        <w:rPr>
+          <w:rFonts w:ascii="Times New Roman" w:cs="Times New Roman" w:eastAsia="Times New Roman" w:hAnsi="Times New Roman"/>
+          <w:b w:val="false"/>
+          <w:bCs w:val="false"/>
+          <w:i w:val="false"/>
+          <w:iCs w:val="false"/>
+        </w:rPr>
+        <w:t xml:space="preserve">(CSCW1), Article 188. https://doi.org/10.1145/3449287</w:t>
       </w:r>
     </w:p>
     <w:p>
@@ -18748,27 +21813,27 @@
           <w:i w:val="false"/>
           <w:iCs w:val="false"/>
         </w:rPr>
-        <w:t xml:space="preserve">Cunningham, W. (1992). The WyCash portfolio management system. In </w:t>
-      </w:r>
-      <w:r>
-        <w:rPr>
-          <w:rFonts w:ascii="Times New Roman" w:cs="Times New Roman" w:eastAsia="Times New Roman" w:hAnsi="Times New Roman"/>
-          <w:b w:val="false"/>
-          <w:bCs w:val="false"/>
-          <w:i/>
-          <w:iCs/>
-        </w:rPr>
-        <w:t xml:space="preserve">Addendum to the Proceedings of Object-Oriented Programming Systems, Languages, and Applications</w:t>
-      </w:r>
-      <w:r>
-        <w:rPr>
-          <w:rFonts w:ascii="Times New Roman" w:cs="Times New Roman" w:eastAsia="Times New Roman" w:hAnsi="Times New Roman"/>
-          <w:b w:val="false"/>
-          <w:bCs w:val="false"/>
-          <w:i w:val="false"/>
-          <w:iCs w:val="false"/>
-        </w:rPr>
-        <w:t xml:space="preserve"> (pp. 29–30). ACM.</w:t>
+        <w:t xml:space="preserve">Buehler, R., Griffin, D., &amp; Ross, M. (1994). Exploring the “planning fallacy”: Why people underestimate their task completion times. </w:t>
+      </w:r>
+      <w:r>
+        <w:rPr>
+          <w:rFonts w:ascii="Times New Roman" w:cs="Times New Roman" w:eastAsia="Times New Roman" w:hAnsi="Times New Roman"/>
+          <w:b w:val="false"/>
+          <w:bCs w:val="false"/>
+          <w:i/>
+          <w:iCs/>
+        </w:rPr>
+        <w:t xml:space="preserve">Journal of Personality and Social Psychology, 67</w:t>
+      </w:r>
+      <w:r>
+        <w:rPr>
+          <w:rFonts w:ascii="Times New Roman" w:cs="Times New Roman" w:eastAsia="Times New Roman" w:hAnsi="Times New Roman"/>
+          <w:b w:val="false"/>
+          <w:bCs w:val="false"/>
+          <w:i w:val="false"/>
+          <w:iCs w:val="false"/>
+        </w:rPr>
+        <w:t xml:space="preserve">(3), 366–381.</w:t>
       </w:r>
     </w:p>
     <w:p>
@@ -18784,27 +21849,27 @@
           <w:i w:val="false"/>
           <w:iCs w:val="false"/>
         </w:rPr>
-        <w:t xml:space="preserve">DellaVigna, S., &amp; Malmendier, U. (2004). Contract design and self-control: Theory and evidence. </w:t>
-      </w:r>
-      <w:r>
-        <w:rPr>
-          <w:rFonts w:ascii="Times New Roman" w:cs="Times New Roman" w:eastAsia="Times New Roman" w:hAnsi="Times New Roman"/>
-          <w:b w:val="false"/>
-          <w:bCs w:val="false"/>
-          <w:i/>
-          <w:iCs/>
-        </w:rPr>
-        <w:t xml:space="preserve">Quarterly Journal of Economics, 119</w:t>
-      </w:r>
-      <w:r>
-        <w:rPr>
-          <w:rFonts w:ascii="Times New Roman" w:cs="Times New Roman" w:eastAsia="Times New Roman" w:hAnsi="Times New Roman"/>
-          <w:b w:val="false"/>
-          <w:bCs w:val="false"/>
-          <w:i w:val="false"/>
-          <w:iCs w:val="false"/>
-        </w:rPr>
-        <w:t xml:space="preserve">(2), 353–402.</w:t>
+        <w:t xml:space="preserve">Buschmann, F. (2011). To pay or not to pay technical debt. </w:t>
+      </w:r>
+      <w:r>
+        <w:rPr>
+          <w:rFonts w:ascii="Times New Roman" w:cs="Times New Roman" w:eastAsia="Times New Roman" w:hAnsi="Times New Roman"/>
+          <w:b w:val="false"/>
+          <w:bCs w:val="false"/>
+          <w:i/>
+          <w:iCs/>
+        </w:rPr>
+        <w:t xml:space="preserve">IEEE Software, 28</w:t>
+      </w:r>
+      <w:r>
+        <w:rPr>
+          <w:rFonts w:ascii="Times New Roman" w:cs="Times New Roman" w:eastAsia="Times New Roman" w:hAnsi="Times New Roman"/>
+          <w:b w:val="false"/>
+          <w:bCs w:val="false"/>
+          <w:i w:val="false"/>
+          <w:iCs w:val="false"/>
+        </w:rPr>
+        <w:t xml:space="preserve">(6), 29–31.</w:t>
       </w:r>
     </w:p>
     <w:p>
@@ -18820,27 +21885,27 @@
           <w:i w:val="false"/>
           <w:iCs w:val="false"/>
         </w:rPr>
-        <w:t xml:space="preserve">Dietvorst, B. J., Simmons, J. P., &amp; Massey, C. (2015). Algorithm aversion: People erroneously avoid algorithms after seeing them err. </w:t>
-      </w:r>
-      <w:r>
-        <w:rPr>
-          <w:rFonts w:ascii="Times New Roman" w:cs="Times New Roman" w:eastAsia="Times New Roman" w:hAnsi="Times New Roman"/>
-          <w:b w:val="false"/>
-          <w:bCs w:val="false"/>
-          <w:i/>
-          <w:iCs/>
-        </w:rPr>
-        <w:t xml:space="preserve">Journal of Experimental Psychology: General, 144</w:t>
-      </w:r>
-      <w:r>
-        <w:rPr>
-          <w:rFonts w:ascii="Times New Roman" w:cs="Times New Roman" w:eastAsia="Times New Roman" w:hAnsi="Times New Roman"/>
-          <w:b w:val="false"/>
-          <w:bCs w:val="false"/>
-          <w:i w:val="false"/>
-          <w:iCs w:val="false"/>
-        </w:rPr>
-        <w:t xml:space="preserve">(1), 114–126.</w:t>
+        <w:t xml:space="preserve">crewAIInc. (2026). </w:t>
+      </w:r>
+      <w:r>
+        <w:rPr>
+          <w:rFonts w:ascii="Times New Roman" w:cs="Times New Roman" w:eastAsia="Times New Roman" w:hAnsi="Times New Roman"/>
+          <w:b w:val="false"/>
+          <w:bCs w:val="false"/>
+          <w:i/>
+          <w:iCs/>
+        </w:rPr>
+        <w:t xml:space="preserve">crewAI</w:t>
+      </w:r>
+      <w:r>
+        <w:rPr>
+          <w:rFonts w:ascii="Times New Roman" w:cs="Times New Roman" w:eastAsia="Times New Roman" w:hAnsi="Times New Roman"/>
+          <w:b w:val="false"/>
+          <w:bCs w:val="false"/>
+          <w:i w:val="false"/>
+          <w:iCs w:val="false"/>
+        </w:rPr>
+        <w:t xml:space="preserve"> [Source code repository]. GitHub. https://github.com/crewAIInc/crewAI</w:t>
       </w:r>
     </w:p>
     <w:p>
@@ -18856,27 +21921,27 @@
           <w:i w:val="false"/>
           <w:iCs w:val="false"/>
         </w:rPr>
-        <w:t xml:space="preserve">Ehsani, R., Rawal, S., Cai, Y., &amp; Chatterjee, P. (2026). Faster code, deeper debt? A multivocal literature review on technical debt and its early signs in LLM-assisted software development. </w:t>
-      </w:r>
-      <w:r>
-        <w:rPr>
-          <w:rFonts w:ascii="Times New Roman" w:cs="Times New Roman" w:eastAsia="Times New Roman" w:hAnsi="Times New Roman"/>
-          <w:b w:val="false"/>
-          <w:bCs w:val="false"/>
-          <w:i/>
-          <w:iCs/>
-        </w:rPr>
-        <w:t xml:space="preserve">ACM Transactions on Software Engineering and Methodology</w:t>
-      </w:r>
-      <w:r>
-        <w:rPr>
-          <w:rFonts w:ascii="Times New Roman" w:cs="Times New Roman" w:eastAsia="Times New Roman" w:hAnsi="Times New Roman"/>
-          <w:b w:val="false"/>
-          <w:bCs w:val="false"/>
-          <w:i w:val="false"/>
-          <w:iCs w:val="false"/>
-        </w:rPr>
-        <w:t xml:space="preserve">. Advance online publication. https://doi.org/10.1145/3820165</w:t>
+        <w:t xml:space="preserve">Cunningham, W. (1992). The WyCash portfolio management system. In </w:t>
+      </w:r>
+      <w:r>
+        <w:rPr>
+          <w:rFonts w:ascii="Times New Roman" w:cs="Times New Roman" w:eastAsia="Times New Roman" w:hAnsi="Times New Roman"/>
+          <w:b w:val="false"/>
+          <w:bCs w:val="false"/>
+          <w:i/>
+          <w:iCs/>
+        </w:rPr>
+        <w:t xml:space="preserve">Addendum to the Proceedings of Object-Oriented Programming Systems, Languages, and Applications</w:t>
+      </w:r>
+      <w:r>
+        <w:rPr>
+          <w:rFonts w:ascii="Times New Roman" w:cs="Times New Roman" w:eastAsia="Times New Roman" w:hAnsi="Times New Roman"/>
+          <w:b w:val="false"/>
+          <w:bCs w:val="false"/>
+          <w:i w:val="false"/>
+          <w:iCs w:val="false"/>
+        </w:rPr>
+        <w:t xml:space="preserve"> (pp. 29–30). ACM.</w:t>
       </w:r>
     </w:p>
     <w:p>
@@ -18892,27 +21957,27 @@
           <w:i w:val="false"/>
           <w:iCs w:val="false"/>
         </w:rPr>
-        <w:t xml:space="preserve">Fu, Y., Liang, P., Tahir, A., Li, Z., Shahin, M., Yu, J., &amp; Chen, J. (2025). Security weaknesses of Copilot-generated code in GitHub projects: An empirical study. </w:t>
-      </w:r>
-      <w:r>
-        <w:rPr>
-          <w:rFonts w:ascii="Times New Roman" w:cs="Times New Roman" w:eastAsia="Times New Roman" w:hAnsi="Times New Roman"/>
-          <w:b w:val="false"/>
-          <w:bCs w:val="false"/>
-          <w:i/>
-          <w:iCs/>
-        </w:rPr>
-        <w:t xml:space="preserve">ACM Transactions on Software Engineering and Methodology, 34</w:t>
-      </w:r>
-      <w:r>
-        <w:rPr>
-          <w:rFonts w:ascii="Times New Roman" w:cs="Times New Roman" w:eastAsia="Times New Roman" w:hAnsi="Times New Roman"/>
-          <w:b w:val="false"/>
-          <w:bCs w:val="false"/>
-          <w:i w:val="false"/>
-          <w:iCs w:val="false"/>
-        </w:rPr>
-        <w:t xml:space="preserve">(8), 1–34.</w:t>
+        <w:t xml:space="preserve">DellaVigna, S., &amp; Malmendier, U. (2004). Contract design and self-control: Theory and evidence. </w:t>
+      </w:r>
+      <w:r>
+        <w:rPr>
+          <w:rFonts w:ascii="Times New Roman" w:cs="Times New Roman" w:eastAsia="Times New Roman" w:hAnsi="Times New Roman"/>
+          <w:b w:val="false"/>
+          <w:bCs w:val="false"/>
+          <w:i/>
+          <w:iCs/>
+        </w:rPr>
+        <w:t xml:space="preserve">Quarterly Journal of Economics, 119</w:t>
+      </w:r>
+      <w:r>
+        <w:rPr>
+          <w:rFonts w:ascii="Times New Roman" w:cs="Times New Roman" w:eastAsia="Times New Roman" w:hAnsi="Times New Roman"/>
+          <w:b w:val="false"/>
+          <w:bCs w:val="false"/>
+          <w:i w:val="false"/>
+          <w:iCs w:val="false"/>
+        </w:rPr>
+        <w:t xml:space="preserve">(2), 353–402.</w:t>
       </w:r>
     </w:p>
     <w:p>
@@ -18928,27 +21993,27 @@
           <w:i w:val="false"/>
           <w:iCs w:val="false"/>
         </w:rPr>
-        <w:t xml:space="preserve">Gabaix, X., &amp; Laibson, D. (2006). Shrouded attributes, consumer myopia, and information suppression in competitive markets. </w:t>
-      </w:r>
-      <w:r>
-        <w:rPr>
-          <w:rFonts w:ascii="Times New Roman" w:cs="Times New Roman" w:eastAsia="Times New Roman" w:hAnsi="Times New Roman"/>
-          <w:b w:val="false"/>
-          <w:bCs w:val="false"/>
-          <w:i/>
-          <w:iCs/>
-        </w:rPr>
-        <w:t xml:space="preserve">Quarterly Journal of Economics, 121</w:t>
-      </w:r>
-      <w:r>
-        <w:rPr>
-          <w:rFonts w:ascii="Times New Roman" w:cs="Times New Roman" w:eastAsia="Times New Roman" w:hAnsi="Times New Roman"/>
-          <w:b w:val="false"/>
-          <w:bCs w:val="false"/>
-          <w:i w:val="false"/>
-          <w:iCs w:val="false"/>
-        </w:rPr>
-        <w:t xml:space="preserve">(2), 505–540.</w:t>
+        <w:t xml:space="preserve">Dietvorst, B. J., Simmons, J. P., &amp; Massey, C. (2015). Algorithm aversion: People erroneously avoid algorithms after seeing them err. </w:t>
+      </w:r>
+      <w:r>
+        <w:rPr>
+          <w:rFonts w:ascii="Times New Roman" w:cs="Times New Roman" w:eastAsia="Times New Roman" w:hAnsi="Times New Roman"/>
+          <w:b w:val="false"/>
+          <w:bCs w:val="false"/>
+          <w:i/>
+          <w:iCs/>
+        </w:rPr>
+        <w:t xml:space="preserve">Journal of Experimental Psychology: General, 144</w:t>
+      </w:r>
+      <w:r>
+        <w:rPr>
+          <w:rFonts w:ascii="Times New Roman" w:cs="Times New Roman" w:eastAsia="Times New Roman" w:hAnsi="Times New Roman"/>
+          <w:b w:val="false"/>
+          <w:bCs w:val="false"/>
+          <w:i w:val="false"/>
+          <w:iCs w:val="false"/>
+        </w:rPr>
+        <w:t xml:space="preserve">(1), 114–126.</w:t>
       </w:r>
     </w:p>
     <w:p>
@@ -18964,27 +22029,27 @@
           <w:i w:val="false"/>
           <w:iCs w:val="false"/>
         </w:rPr>
-        <w:t xml:space="preserve">GitClear. (2025). </w:t>
-      </w:r>
-      <w:r>
-        <w:rPr>
-          <w:rFonts w:ascii="Times New Roman" w:cs="Times New Roman" w:eastAsia="Times New Roman" w:hAnsi="Times New Roman"/>
-          <w:b w:val="false"/>
-          <w:bCs w:val="false"/>
-          <w:i/>
-          <w:iCs/>
-        </w:rPr>
-        <w:t xml:space="preserve">AI copilot code quality: 2025 data suggests 4x growth in code clones</w:t>
-      </w:r>
-      <w:r>
-        <w:rPr>
-          <w:rFonts w:ascii="Times New Roman" w:cs="Times New Roman" w:eastAsia="Times New Roman" w:hAnsi="Times New Roman"/>
-          <w:b w:val="false"/>
-          <w:bCs w:val="false"/>
-          <w:i w:val="false"/>
-          <w:iCs w:val="false"/>
-        </w:rPr>
-        <w:t xml:space="preserve"> [Report]. https://www.gitclear.com/ai_assistant_code_quality_2025_research</w:t>
+        <w:t xml:space="preserve">Ehsani, R., Rawal, S., Cai, Y., &amp; Chatterjee, P. (2026). Faster code, deeper debt? A multivocal literature review on technical debt and its early signs in LLM-assisted software development. </w:t>
+      </w:r>
+      <w:r>
+        <w:rPr>
+          <w:rFonts w:ascii="Times New Roman" w:cs="Times New Roman" w:eastAsia="Times New Roman" w:hAnsi="Times New Roman"/>
+          <w:b w:val="false"/>
+          <w:bCs w:val="false"/>
+          <w:i/>
+          <w:iCs/>
+        </w:rPr>
+        <w:t xml:space="preserve">ACM Transactions on Software Engineering and Methodology</w:t>
+      </w:r>
+      <w:r>
+        <w:rPr>
+          <w:rFonts w:ascii="Times New Roman" w:cs="Times New Roman" w:eastAsia="Times New Roman" w:hAnsi="Times New Roman"/>
+          <w:b w:val="false"/>
+          <w:bCs w:val="false"/>
+          <w:i w:val="false"/>
+          <w:iCs w:val="false"/>
+        </w:rPr>
+        <w:t xml:space="preserve">. Advance online publication. https://doi.org/10.1145/3820165</w:t>
       </w:r>
     </w:p>
     <w:p>
@@ -19000,27 +22065,27 @@
           <w:i w:val="false"/>
           <w:iCs w:val="false"/>
         </w:rPr>
-        <w:t xml:space="preserve">GitClear. (2026). </w:t>
-      </w:r>
-      <w:r>
-        <w:rPr>
-          <w:rFonts w:ascii="Times New Roman" w:cs="Times New Roman" w:eastAsia="Times New Roman" w:hAnsi="Times New Roman"/>
-          <w:b w:val="false"/>
-          <w:bCs w:val="false"/>
-          <w:i/>
-          <w:iCs/>
-        </w:rPr>
-        <w:t xml:space="preserve">The maintainability gap: 2026 AI code quality research</w:t>
-      </w:r>
-      <w:r>
-        <w:rPr>
-          <w:rFonts w:ascii="Times New Roman" w:cs="Times New Roman" w:eastAsia="Times New Roman" w:hAnsi="Times New Roman"/>
-          <w:b w:val="false"/>
-          <w:bCs w:val="false"/>
-          <w:i w:val="false"/>
-          <w:iCs w:val="false"/>
-        </w:rPr>
-        <w:t xml:space="preserve"> [Report]. https://www.gitclear.com/the_ai_code_quality_maintainability_gap</w:t>
+        <w:t xml:space="preserve">Fu, Y., Liang, P., Tahir, A., Li, Z., Shahin, M., Yu, J., &amp; Chen, J. (2025). Security weaknesses of Copilot-generated code in GitHub projects: An empirical study. </w:t>
+      </w:r>
+      <w:r>
+        <w:rPr>
+          <w:rFonts w:ascii="Times New Roman" w:cs="Times New Roman" w:eastAsia="Times New Roman" w:hAnsi="Times New Roman"/>
+          <w:b w:val="false"/>
+          <w:bCs w:val="false"/>
+          <w:i/>
+          <w:iCs/>
+        </w:rPr>
+        <w:t xml:space="preserve">ACM Transactions on Software Engineering and Methodology, 34</w:t>
+      </w:r>
+      <w:r>
+        <w:rPr>
+          <w:rFonts w:ascii="Times New Roman" w:cs="Times New Roman" w:eastAsia="Times New Roman" w:hAnsi="Times New Roman"/>
+          <w:b w:val="false"/>
+          <w:bCs w:val="false"/>
+          <w:i w:val="false"/>
+          <w:iCs w:val="false"/>
+        </w:rPr>
+        <w:t xml:space="preserve">(8), 1–34.</w:t>
       </w:r>
     </w:p>
     <w:p>
@@ -19036,27 +22101,27 @@
           <w:i w:val="false"/>
           <w:iCs w:val="false"/>
         </w:rPr>
-        <w:t xml:space="preserve">Goddard, K., Roudsari, A., &amp; Wyatt, J. C. (2012). Automation bias: A systematic review of frequency, effect mediators, and mitigators. </w:t>
-      </w:r>
-      <w:r>
-        <w:rPr>
-          <w:rFonts w:ascii="Times New Roman" w:cs="Times New Roman" w:eastAsia="Times New Roman" w:hAnsi="Times New Roman"/>
-          <w:b w:val="false"/>
-          <w:bCs w:val="false"/>
-          <w:i/>
-          <w:iCs/>
-        </w:rPr>
-        <w:t xml:space="preserve">Journal of the American Medical Informatics Association, 19</w:t>
-      </w:r>
-      <w:r>
-        <w:rPr>
-          <w:rFonts w:ascii="Times New Roman" w:cs="Times New Roman" w:eastAsia="Times New Roman" w:hAnsi="Times New Roman"/>
-          <w:b w:val="false"/>
-          <w:bCs w:val="false"/>
-          <w:i w:val="false"/>
-          <w:iCs w:val="false"/>
-        </w:rPr>
-        <w:t xml:space="preserve">(1), 121–127.</w:t>
+        <w:t xml:space="preserve">Gabaix, X., &amp; Laibson, D. (2006). Shrouded attributes, consumer myopia, and information suppression in competitive markets. </w:t>
+      </w:r>
+      <w:r>
+        <w:rPr>
+          <w:rFonts w:ascii="Times New Roman" w:cs="Times New Roman" w:eastAsia="Times New Roman" w:hAnsi="Times New Roman"/>
+          <w:b w:val="false"/>
+          <w:bCs w:val="false"/>
+          <w:i/>
+          <w:iCs/>
+        </w:rPr>
+        <w:t xml:space="preserve">Quarterly Journal of Economics, 121</w:t>
+      </w:r>
+      <w:r>
+        <w:rPr>
+          <w:rFonts w:ascii="Times New Roman" w:cs="Times New Roman" w:eastAsia="Times New Roman" w:hAnsi="Times New Roman"/>
+          <w:b w:val="false"/>
+          <w:bCs w:val="false"/>
+          <w:i w:val="false"/>
+          <w:iCs w:val="false"/>
+        </w:rPr>
+        <w:t xml:space="preserve">(2), 505–540.</w:t>
       </w:r>
     </w:p>
     <w:p>
@@ -19072,27 +22137,27 @@
           <w:i w:val="false"/>
           <w:iCs w:val="false"/>
         </w:rPr>
-        <w:t xml:space="preserve">Haag, S., &amp; Eckhardt, A. (2017). Shadow IT. </w:t>
-      </w:r>
-      <w:r>
-        <w:rPr>
-          <w:rFonts w:ascii="Times New Roman" w:cs="Times New Roman" w:eastAsia="Times New Roman" w:hAnsi="Times New Roman"/>
-          <w:b w:val="false"/>
-          <w:bCs w:val="false"/>
-          <w:i/>
-          <w:iCs/>
-        </w:rPr>
-        <w:t xml:space="preserve">Business &amp; Information Systems Engineering, 59</w:t>
-      </w:r>
-      <w:r>
-        <w:rPr>
-          <w:rFonts w:ascii="Times New Roman" w:cs="Times New Roman" w:eastAsia="Times New Roman" w:hAnsi="Times New Roman"/>
-          <w:b w:val="false"/>
-          <w:bCs w:val="false"/>
-          <w:i w:val="false"/>
-          <w:iCs w:val="false"/>
-        </w:rPr>
-        <w:t xml:space="preserve">(6), 469–473.</w:t>
+        <w:t xml:space="preserve">GitClear. (2025). </w:t>
+      </w:r>
+      <w:r>
+        <w:rPr>
+          <w:rFonts w:ascii="Times New Roman" w:cs="Times New Roman" w:eastAsia="Times New Roman" w:hAnsi="Times New Roman"/>
+          <w:b w:val="false"/>
+          <w:bCs w:val="false"/>
+          <w:i/>
+          <w:iCs/>
+        </w:rPr>
+        <w:t xml:space="preserve">AI copilot code quality: 2025 data suggests 4x growth in code clones</w:t>
+      </w:r>
+      <w:r>
+        <w:rPr>
+          <w:rFonts w:ascii="Times New Roman" w:cs="Times New Roman" w:eastAsia="Times New Roman" w:hAnsi="Times New Roman"/>
+          <w:b w:val="false"/>
+          <w:bCs w:val="false"/>
+          <w:i w:val="false"/>
+          <w:iCs w:val="false"/>
+        </w:rPr>
+        <w:t xml:space="preserve"> [Report]. https://www.gitclear.com/ai_assistant_code_quality_2025_research</w:t>
       </w:r>
     </w:p>
     <w:p>
@@ -19108,27 +22173,27 @@
           <w:i w:val="false"/>
           <w:iCs w:val="false"/>
         </w:rPr>
-        <w:t xml:space="preserve">Hardin, G. (1968). The tragedy of the commons. </w:t>
-      </w:r>
-      <w:r>
-        <w:rPr>
-          <w:rFonts w:ascii="Times New Roman" w:cs="Times New Roman" w:eastAsia="Times New Roman" w:hAnsi="Times New Roman"/>
-          <w:b w:val="false"/>
-          <w:bCs w:val="false"/>
-          <w:i/>
-          <w:iCs/>
-        </w:rPr>
-        <w:t xml:space="preserve">Science, 162</w:t>
-      </w:r>
-      <w:r>
-        <w:rPr>
-          <w:rFonts w:ascii="Times New Roman" w:cs="Times New Roman" w:eastAsia="Times New Roman" w:hAnsi="Times New Roman"/>
-          <w:b w:val="false"/>
-          <w:bCs w:val="false"/>
-          <w:i w:val="false"/>
-          <w:iCs w:val="false"/>
-        </w:rPr>
-        <w:t xml:space="preserve">(3859), 1243–1248.</w:t>
+        <w:t xml:space="preserve">GitClear. (2026). </w:t>
+      </w:r>
+      <w:r>
+        <w:rPr>
+          <w:rFonts w:ascii="Times New Roman" w:cs="Times New Roman" w:eastAsia="Times New Roman" w:hAnsi="Times New Roman"/>
+          <w:b w:val="false"/>
+          <w:bCs w:val="false"/>
+          <w:i/>
+          <w:iCs/>
+        </w:rPr>
+        <w:t xml:space="preserve">The maintainability gap: 2026 AI code quality research</w:t>
+      </w:r>
+      <w:r>
+        <w:rPr>
+          <w:rFonts w:ascii="Times New Roman" w:cs="Times New Roman" w:eastAsia="Times New Roman" w:hAnsi="Times New Roman"/>
+          <w:b w:val="false"/>
+          <w:bCs w:val="false"/>
+          <w:i w:val="false"/>
+          <w:iCs w:val="false"/>
+        </w:rPr>
+        <w:t xml:space="preserve"> [Report]. https://www.gitclear.com/the_ai_code_quality_maintainability_gap</w:t>
       </w:r>
     </w:p>
     <w:p>
@@ -19144,27 +22209,27 @@
           <w:i w:val="false"/>
           <w:iCs w:val="false"/>
         </w:rPr>
-        <w:t xml:space="preserve">He, H., Miller, C., Agarwal, S., Kästner, C., &amp; Vasilescu, B. (2026). Speed at the cost of quality: How Cursor AI increases short-term velocity and long-term complexity in open-source projects. In </w:t>
-      </w:r>
-      <w:r>
-        <w:rPr>
-          <w:rFonts w:ascii="Times New Roman" w:cs="Times New Roman" w:eastAsia="Times New Roman" w:hAnsi="Times New Roman"/>
-          <w:b w:val="false"/>
-          <w:bCs w:val="false"/>
-          <w:i/>
-          <w:iCs/>
-        </w:rPr>
-        <w:t xml:space="preserve">Proceedings of the 23rd International Conference on Mining Software Repositories</w:t>
-      </w:r>
-      <w:r>
-        <w:rPr>
-          <w:rFonts w:ascii="Times New Roman" w:cs="Times New Roman" w:eastAsia="Times New Roman" w:hAnsi="Times New Roman"/>
-          <w:b w:val="false"/>
-          <w:bCs w:val="false"/>
-          <w:i w:val="false"/>
-          <w:iCs w:val="false"/>
-        </w:rPr>
-        <w:t xml:space="preserve">. ACM. (Preprint arXiv:2511.04427)</w:t>
+        <w:t xml:space="preserve">Goddard, K., Roudsari, A., &amp; Wyatt, J. C. (2012). Automation bias: A systematic review of frequency, effect mediators, and mitigators. </w:t>
+      </w:r>
+      <w:r>
+        <w:rPr>
+          <w:rFonts w:ascii="Times New Roman" w:cs="Times New Roman" w:eastAsia="Times New Roman" w:hAnsi="Times New Roman"/>
+          <w:b w:val="false"/>
+          <w:bCs w:val="false"/>
+          <w:i/>
+          <w:iCs/>
+        </w:rPr>
+        <w:t xml:space="preserve">Journal of the American Medical Informatics Association, 19</w:t>
+      </w:r>
+      <w:r>
+        <w:rPr>
+          <w:rFonts w:ascii="Times New Roman" w:cs="Times New Roman" w:eastAsia="Times New Roman" w:hAnsi="Times New Roman"/>
+          <w:b w:val="false"/>
+          <w:bCs w:val="false"/>
+          <w:i w:val="false"/>
+          <w:iCs w:val="false"/>
+        </w:rPr>
+        <w:t xml:space="preserve">(1), 121–127.</w:t>
       </w:r>
     </w:p>
     <w:p>
@@ -19180,27 +22245,27 @@
           <w:i w:val="false"/>
           <w:iCs w:val="false"/>
         </w:rPr>
-        <w:t xml:space="preserve">Jevons, W. S. (1865). </w:t>
-      </w:r>
-      <w:r>
-        <w:rPr>
-          <w:rFonts w:ascii="Times New Roman" w:cs="Times New Roman" w:eastAsia="Times New Roman" w:hAnsi="Times New Roman"/>
-          <w:b w:val="false"/>
-          <w:bCs w:val="false"/>
-          <w:i/>
-          <w:iCs/>
-        </w:rPr>
-        <w:t xml:space="preserve">The coal question</w:t>
-      </w:r>
-      <w:r>
-        <w:rPr>
-          <w:rFonts w:ascii="Times New Roman" w:cs="Times New Roman" w:eastAsia="Times New Roman" w:hAnsi="Times New Roman"/>
-          <w:b w:val="false"/>
-          <w:bCs w:val="false"/>
-          <w:i w:val="false"/>
-          <w:iCs w:val="false"/>
-        </w:rPr>
-        <w:t xml:space="preserve">. Macmillan.</w:t>
+        <w:t xml:space="preserve">Haag, S., &amp; Eckhardt, A. (2017). Shadow IT. </w:t>
+      </w:r>
+      <w:r>
+        <w:rPr>
+          <w:rFonts w:ascii="Times New Roman" w:cs="Times New Roman" w:eastAsia="Times New Roman" w:hAnsi="Times New Roman"/>
+          <w:b w:val="false"/>
+          <w:bCs w:val="false"/>
+          <w:i/>
+          <w:iCs/>
+        </w:rPr>
+        <w:t xml:space="preserve">Business &amp; Information Systems Engineering, 59</w:t>
+      </w:r>
+      <w:r>
+        <w:rPr>
+          <w:rFonts w:ascii="Times New Roman" w:cs="Times New Roman" w:eastAsia="Times New Roman" w:hAnsi="Times New Roman"/>
+          <w:b w:val="false"/>
+          <w:bCs w:val="false"/>
+          <w:i w:val="false"/>
+          <w:iCs w:val="false"/>
+        </w:rPr>
+        <w:t xml:space="preserve">(6), 469–473.</w:t>
       </w:r>
     </w:p>
     <w:p>
@@ -19216,27 +22281,27 @@
           <w:i w:val="false"/>
           <w:iCs w:val="false"/>
         </w:rPr>
-        <w:t xml:space="preserve">Johnson, E. J., &amp; Goldstein, D. (2003). Do defaults save lives? </w:t>
-      </w:r>
-      <w:r>
-        <w:rPr>
-          <w:rFonts w:ascii="Times New Roman" w:cs="Times New Roman" w:eastAsia="Times New Roman" w:hAnsi="Times New Roman"/>
-          <w:b w:val="false"/>
-          <w:bCs w:val="false"/>
-          <w:i/>
-          <w:iCs/>
-        </w:rPr>
-        <w:t xml:space="preserve">Science, 302</w:t>
-      </w:r>
-      <w:r>
-        <w:rPr>
-          <w:rFonts w:ascii="Times New Roman" w:cs="Times New Roman" w:eastAsia="Times New Roman" w:hAnsi="Times New Roman"/>
-          <w:b w:val="false"/>
-          <w:bCs w:val="false"/>
-          <w:i w:val="false"/>
-          <w:iCs w:val="false"/>
-        </w:rPr>
-        <w:t xml:space="preserve">(5649), 1338–1339.</w:t>
+        <w:t xml:space="preserve">Hardin, G. (1968). The tragedy of the commons. </w:t>
+      </w:r>
+      <w:r>
+        <w:rPr>
+          <w:rFonts w:ascii="Times New Roman" w:cs="Times New Roman" w:eastAsia="Times New Roman" w:hAnsi="Times New Roman"/>
+          <w:b w:val="false"/>
+          <w:bCs w:val="false"/>
+          <w:i/>
+          <w:iCs/>
+        </w:rPr>
+        <w:t xml:space="preserve">Science, 162</w:t>
+      </w:r>
+      <w:r>
+        <w:rPr>
+          <w:rFonts w:ascii="Times New Roman" w:cs="Times New Roman" w:eastAsia="Times New Roman" w:hAnsi="Times New Roman"/>
+          <w:b w:val="false"/>
+          <w:bCs w:val="false"/>
+          <w:i w:val="false"/>
+          <w:iCs w:val="false"/>
+        </w:rPr>
+        <w:t xml:space="preserve">(3859), 1243–1248.</w:t>
       </w:r>
     </w:p>
     <w:p>
@@ -19252,27 +22317,27 @@
           <w:i w:val="false"/>
           <w:iCs w:val="false"/>
         </w:rPr>
-        <w:t xml:space="preserve">Kahneman, D., &amp; Tversky, A. (1979). Prospect theory: An analysis of decision under risk. </w:t>
-      </w:r>
-      <w:r>
-        <w:rPr>
-          <w:rFonts w:ascii="Times New Roman" w:cs="Times New Roman" w:eastAsia="Times New Roman" w:hAnsi="Times New Roman"/>
-          <w:b w:val="false"/>
-          <w:bCs w:val="false"/>
-          <w:i/>
-          <w:iCs/>
-        </w:rPr>
-        <w:t xml:space="preserve">Econometrica, 47</w:t>
-      </w:r>
-      <w:r>
-        <w:rPr>
-          <w:rFonts w:ascii="Times New Roman" w:cs="Times New Roman" w:eastAsia="Times New Roman" w:hAnsi="Times New Roman"/>
-          <w:b w:val="false"/>
-          <w:bCs w:val="false"/>
-          <w:i w:val="false"/>
-          <w:iCs w:val="false"/>
-        </w:rPr>
-        <w:t xml:space="preserve">(2), 263–291.</w:t>
+        <w:t xml:space="preserve">He, H., Miller, C., Agarwal, S., Kästner, C., &amp; Vasilescu, B. (2026). Speed at the cost of quality: How Cursor AI increases short-term velocity and long-term complexity in open-source projects. In </w:t>
+      </w:r>
+      <w:r>
+        <w:rPr>
+          <w:rFonts w:ascii="Times New Roman" w:cs="Times New Roman" w:eastAsia="Times New Roman" w:hAnsi="Times New Roman"/>
+          <w:b w:val="false"/>
+          <w:bCs w:val="false"/>
+          <w:i/>
+          <w:iCs/>
+        </w:rPr>
+        <w:t xml:space="preserve">Proceedings of the 23rd International Conference on Mining Software Repositories</w:t>
+      </w:r>
+      <w:r>
+        <w:rPr>
+          <w:rFonts w:ascii="Times New Roman" w:cs="Times New Roman" w:eastAsia="Times New Roman" w:hAnsi="Times New Roman"/>
+          <w:b w:val="false"/>
+          <w:bCs w:val="false"/>
+          <w:i w:val="false"/>
+          <w:iCs w:val="false"/>
+        </w:rPr>
+        <w:t xml:space="preserve">. ACM. (Preprint arXiv:2511.04427)</w:t>
       </w:r>
     </w:p>
     <w:p>
@@ -19288,27 +22353,27 @@
           <w:i w:val="false"/>
           <w:iCs w:val="false"/>
         </w:rPr>
-        <w:t xml:space="preserve">Kruchten, P., Nord, R. L., &amp; Ozkaya, I. (2012). Technical debt: From metaphor to theory and practice. </w:t>
-      </w:r>
-      <w:r>
-        <w:rPr>
-          <w:rFonts w:ascii="Times New Roman" w:cs="Times New Roman" w:eastAsia="Times New Roman" w:hAnsi="Times New Roman"/>
-          <w:b w:val="false"/>
-          <w:bCs w:val="false"/>
-          <w:i/>
-          <w:iCs/>
-        </w:rPr>
-        <w:t xml:space="preserve">IEEE Software, 29</w:t>
-      </w:r>
-      <w:r>
-        <w:rPr>
-          <w:rFonts w:ascii="Times New Roman" w:cs="Times New Roman" w:eastAsia="Times New Roman" w:hAnsi="Times New Roman"/>
-          <w:b w:val="false"/>
-          <w:bCs w:val="false"/>
-          <w:i w:val="false"/>
-          <w:iCs w:val="false"/>
-        </w:rPr>
-        <w:t xml:space="preserve">(6), 18–21.</w:t>
+        <w:t xml:space="preserve">Jevons, W. S. (1865). </w:t>
+      </w:r>
+      <w:r>
+        <w:rPr>
+          <w:rFonts w:ascii="Times New Roman" w:cs="Times New Roman" w:eastAsia="Times New Roman" w:hAnsi="Times New Roman"/>
+          <w:b w:val="false"/>
+          <w:bCs w:val="false"/>
+          <w:i/>
+          <w:iCs/>
+        </w:rPr>
+        <w:t xml:space="preserve">The coal question</w:t>
+      </w:r>
+      <w:r>
+        <w:rPr>
+          <w:rFonts w:ascii="Times New Roman" w:cs="Times New Roman" w:eastAsia="Times New Roman" w:hAnsi="Times New Roman"/>
+          <w:b w:val="false"/>
+          <w:bCs w:val="false"/>
+          <w:i w:val="false"/>
+          <w:iCs w:val="false"/>
+        </w:rPr>
+        <w:t xml:space="preserve">. Macmillan.</w:t>
       </w:r>
     </w:p>
     <w:p>
@@ -19324,27 +22389,27 @@
           <w:i w:val="false"/>
           <w:iCs w:val="false"/>
         </w:rPr>
-        <w:t xml:space="preserve">Laibson, D. (1997). Golden eggs and hyperbolic discounting. </w:t>
-      </w:r>
-      <w:r>
-        <w:rPr>
-          <w:rFonts w:ascii="Times New Roman" w:cs="Times New Roman" w:eastAsia="Times New Roman" w:hAnsi="Times New Roman"/>
-          <w:b w:val="false"/>
-          <w:bCs w:val="false"/>
-          <w:i/>
-          <w:iCs/>
-        </w:rPr>
-        <w:t xml:space="preserve">Quarterly Journal of Economics, 112</w:t>
-      </w:r>
-      <w:r>
-        <w:rPr>
-          <w:rFonts w:ascii="Times New Roman" w:cs="Times New Roman" w:eastAsia="Times New Roman" w:hAnsi="Times New Roman"/>
-          <w:b w:val="false"/>
-          <w:bCs w:val="false"/>
-          <w:i w:val="false"/>
-          <w:iCs w:val="false"/>
-        </w:rPr>
-        <w:t xml:space="preserve">(2), 443–478.</w:t>
+        <w:t xml:space="preserve">Johnson, E. J., &amp; Goldstein, D. (2003). Do defaults save lives? </w:t>
+      </w:r>
+      <w:r>
+        <w:rPr>
+          <w:rFonts w:ascii="Times New Roman" w:cs="Times New Roman" w:eastAsia="Times New Roman" w:hAnsi="Times New Roman"/>
+          <w:b w:val="false"/>
+          <w:bCs w:val="false"/>
+          <w:i/>
+          <w:iCs/>
+        </w:rPr>
+        <w:t xml:space="preserve">Science, 302</w:t>
+      </w:r>
+      <w:r>
+        <w:rPr>
+          <w:rFonts w:ascii="Times New Roman" w:cs="Times New Roman" w:eastAsia="Times New Roman" w:hAnsi="Times New Roman"/>
+          <w:b w:val="false"/>
+          <w:bCs w:val="false"/>
+          <w:i w:val="false"/>
+          <w:iCs w:val="false"/>
+        </w:rPr>
+        <w:t xml:space="preserve">(5649), 1338–1339.</w:t>
       </w:r>
     </w:p>
     <w:p>
@@ -19360,27 +22425,27 @@
           <w:i w:val="false"/>
           <w:iCs w:val="false"/>
         </w:rPr>
-        <w:t xml:space="preserve">Li, H., Zhang, H., &amp; Hassan, A. E. (2025). </w:t>
-      </w:r>
-      <w:r>
-        <w:rPr>
-          <w:rFonts w:ascii="Times New Roman" w:cs="Times New Roman" w:eastAsia="Times New Roman" w:hAnsi="Times New Roman"/>
-          <w:b w:val="false"/>
-          <w:bCs w:val="false"/>
-          <w:i/>
-          <w:iCs/>
-        </w:rPr>
-        <w:t xml:space="preserve">The rise of AI teammates in software engineering (SE) 3.0: How autonomous coding agents are reshaping software engineering</w:t>
-      </w:r>
-      <w:r>
-        <w:rPr>
-          <w:rFonts w:ascii="Times New Roman" w:cs="Times New Roman" w:eastAsia="Times New Roman" w:hAnsi="Times New Roman"/>
-          <w:b w:val="false"/>
-          <w:bCs w:val="false"/>
-          <w:i w:val="false"/>
-          <w:iCs w:val="false"/>
-        </w:rPr>
-        <w:t xml:space="preserve"> (arXiv:2507.15003). arXiv.</w:t>
+        <w:t xml:space="preserve">Kahneman, D., &amp; Tversky, A. (1979). Prospect theory: An analysis of decision under risk. </w:t>
+      </w:r>
+      <w:r>
+        <w:rPr>
+          <w:rFonts w:ascii="Times New Roman" w:cs="Times New Roman" w:eastAsia="Times New Roman" w:hAnsi="Times New Roman"/>
+          <w:b w:val="false"/>
+          <w:bCs w:val="false"/>
+          <w:i/>
+          <w:iCs/>
+        </w:rPr>
+        <w:t xml:space="preserve">Econometrica, 47</w:t>
+      </w:r>
+      <w:r>
+        <w:rPr>
+          <w:rFonts w:ascii="Times New Roman" w:cs="Times New Roman" w:eastAsia="Times New Roman" w:hAnsi="Times New Roman"/>
+          <w:b w:val="false"/>
+          <w:bCs w:val="false"/>
+          <w:i w:val="false"/>
+          <w:iCs w:val="false"/>
+        </w:rPr>
+        <w:t xml:space="preserve">(2), 263–291.</w:t>
       </w:r>
     </w:p>
     <w:p>
@@ -19396,27 +22461,27 @@
           <w:i w:val="false"/>
           <w:iCs w:val="false"/>
         </w:rPr>
-        <w:t xml:space="preserve">Li, H., Zhang, H., &amp; Hassan, A. E. (2026). AIDev: Studying AI coding agents on GitHub. In </w:t>
-      </w:r>
-      <w:r>
-        <w:rPr>
-          <w:rFonts w:ascii="Times New Roman" w:cs="Times New Roman" w:eastAsia="Times New Roman" w:hAnsi="Times New Roman"/>
-          <w:b w:val="false"/>
-          <w:bCs w:val="false"/>
-          <w:i/>
-          <w:iCs/>
-        </w:rPr>
-        <w:t xml:space="preserve">Proceedings of the 23rd International Conference on Mining Software Repositories</w:t>
-      </w:r>
-      <w:r>
-        <w:rPr>
-          <w:rFonts w:ascii="Times New Roman" w:cs="Times New Roman" w:eastAsia="Times New Roman" w:hAnsi="Times New Roman"/>
-          <w:b w:val="false"/>
-          <w:bCs w:val="false"/>
-          <w:i w:val="false"/>
-          <w:iCs w:val="false"/>
-        </w:rPr>
-        <w:t xml:space="preserve">. ACM. https://doi.org/10.1145/3793302.3797249</w:t>
+        <w:t xml:space="preserve">Kruchten, P., Nord, R. L., &amp; Ozkaya, I. (2012). Technical debt: From metaphor to theory and practice. </w:t>
+      </w:r>
+      <w:r>
+        <w:rPr>
+          <w:rFonts w:ascii="Times New Roman" w:cs="Times New Roman" w:eastAsia="Times New Roman" w:hAnsi="Times New Roman"/>
+          <w:b w:val="false"/>
+          <w:bCs w:val="false"/>
+          <w:i/>
+          <w:iCs/>
+        </w:rPr>
+        <w:t xml:space="preserve">IEEE Software, 29</w:t>
+      </w:r>
+      <w:r>
+        <w:rPr>
+          <w:rFonts w:ascii="Times New Roman" w:cs="Times New Roman" w:eastAsia="Times New Roman" w:hAnsi="Times New Roman"/>
+          <w:b w:val="false"/>
+          <w:bCs w:val="false"/>
+          <w:i w:val="false"/>
+          <w:iCs w:val="false"/>
+        </w:rPr>
+        <w:t xml:space="preserve">(6), 18–21.</w:t>
       </w:r>
     </w:p>
     <w:p>
@@ -19432,27 +22497,27 @@
           <w:i w:val="false"/>
           <w:iCs w:val="false"/>
         </w:rPr>
-        <w:t xml:space="preserve">Logg, J. M., Minson, J. A., &amp; Moore, D. A. (2019). Algorithm appreciation: People prefer algorithmic to human judgment. </w:t>
-      </w:r>
-      <w:r>
-        <w:rPr>
-          <w:rFonts w:ascii="Times New Roman" w:cs="Times New Roman" w:eastAsia="Times New Roman" w:hAnsi="Times New Roman"/>
-          <w:b w:val="false"/>
-          <w:bCs w:val="false"/>
-          <w:i/>
-          <w:iCs/>
-        </w:rPr>
-        <w:t xml:space="preserve">Organizational Behavior and Human Decision Processes, 151</w:t>
-      </w:r>
-      <w:r>
-        <w:rPr>
-          <w:rFonts w:ascii="Times New Roman" w:cs="Times New Roman" w:eastAsia="Times New Roman" w:hAnsi="Times New Roman"/>
-          <w:b w:val="false"/>
-          <w:bCs w:val="false"/>
-          <w:i w:val="false"/>
-          <w:iCs w:val="false"/>
-        </w:rPr>
-        <w:t xml:space="preserve">, 90–103.</w:t>
+        <w:t xml:space="preserve">Laibson, D. (1997). Golden eggs and hyperbolic discounting. </w:t>
+      </w:r>
+      <w:r>
+        <w:rPr>
+          <w:rFonts w:ascii="Times New Roman" w:cs="Times New Roman" w:eastAsia="Times New Roman" w:hAnsi="Times New Roman"/>
+          <w:b w:val="false"/>
+          <w:bCs w:val="false"/>
+          <w:i/>
+          <w:iCs/>
+        </w:rPr>
+        <w:t xml:space="preserve">Quarterly Journal of Economics, 112</w:t>
+      </w:r>
+      <w:r>
+        <w:rPr>
+          <w:rFonts w:ascii="Times New Roman" w:cs="Times New Roman" w:eastAsia="Times New Roman" w:hAnsi="Times New Roman"/>
+          <w:b w:val="false"/>
+          <w:bCs w:val="false"/>
+          <w:i w:val="false"/>
+          <w:iCs w:val="false"/>
+        </w:rPr>
+        <w:t xml:space="preserve">(2), 443–478.</w:t>
       </w:r>
     </w:p>
     <w:p>
@@ -19468,27 +22533,27 @@
           <w:i w:val="false"/>
           <w:iCs w:val="false"/>
         </w:rPr>
-        <w:t xml:space="preserve">Norton, M. I., Mochon, D., &amp; Ariely, D. (2012). The IKEA effect: When labor leads to love. </w:t>
-      </w:r>
-      <w:r>
-        <w:rPr>
-          <w:rFonts w:ascii="Times New Roman" w:cs="Times New Roman" w:eastAsia="Times New Roman" w:hAnsi="Times New Roman"/>
-          <w:b w:val="false"/>
-          <w:bCs w:val="false"/>
-          <w:i/>
-          <w:iCs/>
-        </w:rPr>
-        <w:t xml:space="preserve">Journal of Consumer Psychology, 22</w:t>
-      </w:r>
-      <w:r>
-        <w:rPr>
-          <w:rFonts w:ascii="Times New Roman" w:cs="Times New Roman" w:eastAsia="Times New Roman" w:hAnsi="Times New Roman"/>
-          <w:b w:val="false"/>
-          <w:bCs w:val="false"/>
-          <w:i w:val="false"/>
-          <w:iCs w:val="false"/>
-        </w:rPr>
-        <w:t xml:space="preserve">(3), 453–460.</w:t>
+        <w:t xml:space="preserve">Li, H., Zhang, H., &amp; Hassan, A. E. (2025). </w:t>
+      </w:r>
+      <w:r>
+        <w:rPr>
+          <w:rFonts w:ascii="Times New Roman" w:cs="Times New Roman" w:eastAsia="Times New Roman" w:hAnsi="Times New Roman"/>
+          <w:b w:val="false"/>
+          <w:bCs w:val="false"/>
+          <w:i/>
+          <w:iCs/>
+        </w:rPr>
+        <w:t xml:space="preserve">The rise of AI teammates in software engineering (SE) 3.0: How autonomous coding agents are reshaping software engineering</w:t>
+      </w:r>
+      <w:r>
+        <w:rPr>
+          <w:rFonts w:ascii="Times New Roman" w:cs="Times New Roman" w:eastAsia="Times New Roman" w:hAnsi="Times New Roman"/>
+          <w:b w:val="false"/>
+          <w:bCs w:val="false"/>
+          <w:i w:val="false"/>
+          <w:iCs w:val="false"/>
+        </w:rPr>
+        <w:t xml:space="preserve"> (arXiv:2507.15003). arXiv.</w:t>
       </w:r>
     </w:p>
     <w:p>
@@ -19504,27 +22569,27 @@
           <w:i w:val="false"/>
           <w:iCs w:val="false"/>
         </w:rPr>
-        <w:t xml:space="preserve">O’Donoghue, T., &amp; Rabin, M. (1999). Doing it now or later. </w:t>
-      </w:r>
-      <w:r>
-        <w:rPr>
-          <w:rFonts w:ascii="Times New Roman" w:cs="Times New Roman" w:eastAsia="Times New Roman" w:hAnsi="Times New Roman"/>
-          <w:b w:val="false"/>
-          <w:bCs w:val="false"/>
-          <w:i/>
-          <w:iCs/>
-        </w:rPr>
-        <w:t xml:space="preserve">American Economic Review, 89</w:t>
-      </w:r>
-      <w:r>
-        <w:rPr>
-          <w:rFonts w:ascii="Times New Roman" w:cs="Times New Roman" w:eastAsia="Times New Roman" w:hAnsi="Times New Roman"/>
-          <w:b w:val="false"/>
-          <w:bCs w:val="false"/>
-          <w:i w:val="false"/>
-          <w:iCs w:val="false"/>
-        </w:rPr>
-        <w:t xml:space="preserve">(1), 103–124.</w:t>
+        <w:t xml:space="preserve">Li, H., Zhang, H., &amp; Hassan, A. E. (2026). AIDev: Studying AI coding agents on GitHub. In </w:t>
+      </w:r>
+      <w:r>
+        <w:rPr>
+          <w:rFonts w:ascii="Times New Roman" w:cs="Times New Roman" w:eastAsia="Times New Roman" w:hAnsi="Times New Roman"/>
+          <w:b w:val="false"/>
+          <w:bCs w:val="false"/>
+          <w:i/>
+          <w:iCs/>
+        </w:rPr>
+        <w:t xml:space="preserve">Proceedings of the 23rd International Conference on Mining Software Repositories</w:t>
+      </w:r>
+      <w:r>
+        <w:rPr>
+          <w:rFonts w:ascii="Times New Roman" w:cs="Times New Roman" w:eastAsia="Times New Roman" w:hAnsi="Times New Roman"/>
+          <w:b w:val="false"/>
+          <w:bCs w:val="false"/>
+          <w:i w:val="false"/>
+          <w:iCs w:val="false"/>
+        </w:rPr>
+        <w:t xml:space="preserve">. ACM. https://doi.org/10.1145/3793302.3797249</w:t>
       </w:r>
     </w:p>
     <w:p>
@@ -19540,27 +22605,27 @@
           <w:i w:val="false"/>
           <w:iCs w:val="false"/>
         </w:rPr>
-        <w:t xml:space="preserve">Ostrom, E. (1990). </w:t>
-      </w:r>
-      <w:r>
-        <w:rPr>
-          <w:rFonts w:ascii="Times New Roman" w:cs="Times New Roman" w:eastAsia="Times New Roman" w:hAnsi="Times New Roman"/>
-          <w:b w:val="false"/>
-          <w:bCs w:val="false"/>
-          <w:i/>
-          <w:iCs/>
-        </w:rPr>
-        <w:t xml:space="preserve">Governing the commons: The evolution of institutions for collective action</w:t>
-      </w:r>
-      <w:r>
-        <w:rPr>
-          <w:rFonts w:ascii="Times New Roman" w:cs="Times New Roman" w:eastAsia="Times New Roman" w:hAnsi="Times New Roman"/>
-          <w:b w:val="false"/>
-          <w:bCs w:val="false"/>
-          <w:i w:val="false"/>
-          <w:iCs w:val="false"/>
-        </w:rPr>
-        <w:t xml:space="preserve">. Cambridge University Press.</w:t>
+        <w:t xml:space="preserve">Logg, J. M., Minson, J. A., &amp; Moore, D. A. (2019). Algorithm appreciation: People prefer algorithmic to human judgment. </w:t>
+      </w:r>
+      <w:r>
+        <w:rPr>
+          <w:rFonts w:ascii="Times New Roman" w:cs="Times New Roman" w:eastAsia="Times New Roman" w:hAnsi="Times New Roman"/>
+          <w:b w:val="false"/>
+          <w:bCs w:val="false"/>
+          <w:i/>
+          <w:iCs/>
+        </w:rPr>
+        <w:t xml:space="preserve">Organizational Behavior and Human Decision Processes, 151</w:t>
+      </w:r>
+      <w:r>
+        <w:rPr>
+          <w:rFonts w:ascii="Times New Roman" w:cs="Times New Roman" w:eastAsia="Times New Roman" w:hAnsi="Times New Roman"/>
+          <w:b w:val="false"/>
+          <w:bCs w:val="false"/>
+          <w:i w:val="false"/>
+          <w:iCs w:val="false"/>
+        </w:rPr>
+        <w:t xml:space="preserve">, 90–103.</w:t>
       </w:r>
     </w:p>
     <w:p>
@@ -19576,27 +22641,27 @@
           <w:i w:val="false"/>
           <w:iCs w:val="false"/>
         </w:rPr>
-        <w:t xml:space="preserve">Parasuraman, R., &amp; Manzey, D. H. (2010). Complacency and bias in human use of automation: An attentional integration. </w:t>
-      </w:r>
-      <w:r>
-        <w:rPr>
-          <w:rFonts w:ascii="Times New Roman" w:cs="Times New Roman" w:eastAsia="Times New Roman" w:hAnsi="Times New Roman"/>
-          <w:b w:val="false"/>
-          <w:bCs w:val="false"/>
-          <w:i/>
-          <w:iCs/>
-        </w:rPr>
-        <w:t xml:space="preserve">Human Factors, 52</w:t>
-      </w:r>
-      <w:r>
-        <w:rPr>
-          <w:rFonts w:ascii="Times New Roman" w:cs="Times New Roman" w:eastAsia="Times New Roman" w:hAnsi="Times New Roman"/>
-          <w:b w:val="false"/>
-          <w:bCs w:val="false"/>
-          <w:i w:val="false"/>
-          <w:iCs w:val="false"/>
-        </w:rPr>
-        <w:t xml:space="preserve">(3), 381–410.</w:t>
+        <w:t xml:space="preserve">MLflow. (2026). </w:t>
+      </w:r>
+      <w:r>
+        <w:rPr>
+          <w:rFonts w:ascii="Times New Roman" w:cs="Times New Roman" w:eastAsia="Times New Roman" w:hAnsi="Times New Roman"/>
+          <w:b w:val="false"/>
+          <w:bCs w:val="false"/>
+          <w:i/>
+          <w:iCs/>
+        </w:rPr>
+        <w:t xml:space="preserve">mlflow</w:t>
+      </w:r>
+      <w:r>
+        <w:rPr>
+          <w:rFonts w:ascii="Times New Roman" w:cs="Times New Roman" w:eastAsia="Times New Roman" w:hAnsi="Times New Roman"/>
+          <w:b w:val="false"/>
+          <w:bCs w:val="false"/>
+          <w:i w:val="false"/>
+          <w:iCs w:val="false"/>
+        </w:rPr>
+        <w:t xml:space="preserve"> [Source code repository]. GitHub. https://github.com/mlflow/mlflow</w:t>
       </w:r>
     </w:p>
     <w:p>
@@ -19612,27 +22677,27 @@
           <w:i w:val="false"/>
           <w:iCs w:val="false"/>
         </w:rPr>
-        <w:t xml:space="preserve">Pearce, H., Ahmad, B., Tan, B., Dolan-Gavitt, B., &amp; Karri, R. (2022). Asleep at the keyboard? Assessing the security of GitHub Copilot’s code contributions. In </w:t>
-      </w:r>
-      <w:r>
-        <w:rPr>
-          <w:rFonts w:ascii="Times New Roman" w:cs="Times New Roman" w:eastAsia="Times New Roman" w:hAnsi="Times New Roman"/>
-          <w:b w:val="false"/>
-          <w:bCs w:val="false"/>
-          <w:i/>
-          <w:iCs/>
-        </w:rPr>
-        <w:t xml:space="preserve">Proceedings of the 2022 IEEE Symposium on Security and Privacy</w:t>
-      </w:r>
-      <w:r>
-        <w:rPr>
-          <w:rFonts w:ascii="Times New Roman" w:cs="Times New Roman" w:eastAsia="Times New Roman" w:hAnsi="Times New Roman"/>
-          <w:b w:val="false"/>
-          <w:bCs w:val="false"/>
-          <w:i w:val="false"/>
-          <w:iCs w:val="false"/>
-        </w:rPr>
-        <w:t xml:space="preserve"> (pp. 754–768). IEEE.</w:t>
+        <w:t xml:space="preserve">Norton, M. I., Mochon, D., &amp; Ariely, D. (2012). The IKEA effect: When labor leads to love. </w:t>
+      </w:r>
+      <w:r>
+        <w:rPr>
+          <w:rFonts w:ascii="Times New Roman" w:cs="Times New Roman" w:eastAsia="Times New Roman" w:hAnsi="Times New Roman"/>
+          <w:b w:val="false"/>
+          <w:bCs w:val="false"/>
+          <w:i/>
+          <w:iCs/>
+        </w:rPr>
+        <w:t xml:space="preserve">Journal of Consumer Psychology, 22</w:t>
+      </w:r>
+      <w:r>
+        <w:rPr>
+          <w:rFonts w:ascii="Times New Roman" w:cs="Times New Roman" w:eastAsia="Times New Roman" w:hAnsi="Times New Roman"/>
+          <w:b w:val="false"/>
+          <w:bCs w:val="false"/>
+          <w:i w:val="false"/>
+          <w:iCs w:val="false"/>
+        </w:rPr>
+        <w:t xml:space="preserve">(3), 453–460.</w:t>
       </w:r>
     </w:p>
     <w:p>
@@ -19648,27 +22713,27 @@
           <w:i w:val="false"/>
           <w:iCs w:val="false"/>
         </w:rPr>
-        <w:t xml:space="preserve">Pierce, J. L., Kostova, T., &amp; Dirks, K. T. (2001). Toward a theory of psychological ownership in organizations. </w:t>
-      </w:r>
-      <w:r>
-        <w:rPr>
-          <w:rFonts w:ascii="Times New Roman" w:cs="Times New Roman" w:eastAsia="Times New Roman" w:hAnsi="Times New Roman"/>
-          <w:b w:val="false"/>
-          <w:bCs w:val="false"/>
-          <w:i/>
-          <w:iCs/>
-        </w:rPr>
-        <w:t xml:space="preserve">Academy of Management Review, 26</w:t>
-      </w:r>
-      <w:r>
-        <w:rPr>
-          <w:rFonts w:ascii="Times New Roman" w:cs="Times New Roman" w:eastAsia="Times New Roman" w:hAnsi="Times New Roman"/>
-          <w:b w:val="false"/>
-          <w:bCs w:val="false"/>
-          <w:i w:val="false"/>
-          <w:iCs w:val="false"/>
-        </w:rPr>
-        <w:t xml:space="preserve">(2), 298–310.</w:t>
+        <w:t xml:space="preserve">O’Donoghue, T., &amp; Rabin, M. (1999). Doing it now or later. </w:t>
+      </w:r>
+      <w:r>
+        <w:rPr>
+          <w:rFonts w:ascii="Times New Roman" w:cs="Times New Roman" w:eastAsia="Times New Roman" w:hAnsi="Times New Roman"/>
+          <w:b w:val="false"/>
+          <w:bCs w:val="false"/>
+          <w:i/>
+          <w:iCs/>
+        </w:rPr>
+        <w:t xml:space="preserve">American Economic Review, 89</w:t>
+      </w:r>
+      <w:r>
+        <w:rPr>
+          <w:rFonts w:ascii="Times New Roman" w:cs="Times New Roman" w:eastAsia="Times New Roman" w:hAnsi="Times New Roman"/>
+          <w:b w:val="false"/>
+          <w:bCs w:val="false"/>
+          <w:i w:val="false"/>
+          <w:iCs w:val="false"/>
+        </w:rPr>
+        <w:t xml:space="preserve">(1), 103–124.</w:t>
       </w:r>
     </w:p>
     <w:p>
@@ -19684,27 +22749,27 @@
           <w:i w:val="false"/>
           <w:iCs w:val="false"/>
         </w:rPr>
-        <w:t xml:space="preserve">Potdar, A., &amp; Shihab, E. (2014). An exploratory study on self-admitted technical debt. In </w:t>
-      </w:r>
-      <w:r>
-        <w:rPr>
-          <w:rFonts w:ascii="Times New Roman" w:cs="Times New Roman" w:eastAsia="Times New Roman" w:hAnsi="Times New Roman"/>
-          <w:b w:val="false"/>
-          <w:bCs w:val="false"/>
-          <w:i/>
-          <w:iCs/>
-        </w:rPr>
-        <w:t xml:space="preserve">Proceedings of the 2014 IEEE International Conference on Software Maintenance and Evolution</w:t>
-      </w:r>
-      <w:r>
-        <w:rPr>
-          <w:rFonts w:ascii="Times New Roman" w:cs="Times New Roman" w:eastAsia="Times New Roman" w:hAnsi="Times New Roman"/>
-          <w:b w:val="false"/>
-          <w:bCs w:val="false"/>
-          <w:i w:val="false"/>
-          <w:iCs w:val="false"/>
-        </w:rPr>
-        <w:t xml:space="preserve"> (pp. 91–100). IEEE.</w:t>
+        <w:t xml:space="preserve">Ostrom, E. (1990). </w:t>
+      </w:r>
+      <w:r>
+        <w:rPr>
+          <w:rFonts w:ascii="Times New Roman" w:cs="Times New Roman" w:eastAsia="Times New Roman" w:hAnsi="Times New Roman"/>
+          <w:b w:val="false"/>
+          <w:bCs w:val="false"/>
+          <w:i/>
+          <w:iCs/>
+        </w:rPr>
+        <w:t xml:space="preserve">Governing the commons: The evolution of institutions for collective action</w:t>
+      </w:r>
+      <w:r>
+        <w:rPr>
+          <w:rFonts w:ascii="Times New Roman" w:cs="Times New Roman" w:eastAsia="Times New Roman" w:hAnsi="Times New Roman"/>
+          <w:b w:val="false"/>
+          <w:bCs w:val="false"/>
+          <w:i w:val="false"/>
+          <w:iCs w:val="false"/>
+        </w:rPr>
+        <w:t xml:space="preserve">. Cambridge University Press.</w:t>
       </w:r>
     </w:p>
     <w:p>
@@ -19720,27 +22785,27 @@
           <w:i w:val="false"/>
           <w:iCs w:val="false"/>
         </w:rPr>
-        <w:t xml:space="preserve">Samuelson, W., &amp; Zeckhauser, R. (1988). Status quo bias in decision making. </w:t>
-      </w:r>
-      <w:r>
-        <w:rPr>
-          <w:rFonts w:ascii="Times New Roman" w:cs="Times New Roman" w:eastAsia="Times New Roman" w:hAnsi="Times New Roman"/>
-          <w:b w:val="false"/>
-          <w:bCs w:val="false"/>
-          <w:i/>
-          <w:iCs/>
-        </w:rPr>
-        <w:t xml:space="preserve">Journal of Risk and Uncertainty, 1</w:t>
-      </w:r>
-      <w:r>
-        <w:rPr>
-          <w:rFonts w:ascii="Times New Roman" w:cs="Times New Roman" w:eastAsia="Times New Roman" w:hAnsi="Times New Roman"/>
-          <w:b w:val="false"/>
-          <w:bCs w:val="false"/>
-          <w:i w:val="false"/>
-          <w:iCs w:val="false"/>
-        </w:rPr>
-        <w:t xml:space="preserve">(1), 7–59.</w:t>
+        <w:t xml:space="preserve">Parasuraman, R., &amp; Manzey, D. H. (2010). Complacency and bias in human use of automation: An attentional integration. </w:t>
+      </w:r>
+      <w:r>
+        <w:rPr>
+          <w:rFonts w:ascii="Times New Roman" w:cs="Times New Roman" w:eastAsia="Times New Roman" w:hAnsi="Times New Roman"/>
+          <w:b w:val="false"/>
+          <w:bCs w:val="false"/>
+          <w:i/>
+          <w:iCs/>
+        </w:rPr>
+        <w:t xml:space="preserve">Human Factors, 52</w:t>
+      </w:r>
+      <w:r>
+        <w:rPr>
+          <w:rFonts w:ascii="Times New Roman" w:cs="Times New Roman" w:eastAsia="Times New Roman" w:hAnsi="Times New Roman"/>
+          <w:b w:val="false"/>
+          <w:bCs w:val="false"/>
+          <w:i w:val="false"/>
+          <w:iCs w:val="false"/>
+        </w:rPr>
+        <w:t xml:space="preserve">(3), 381–410.</w:t>
       </w:r>
     </w:p>
     <w:p>
@@ -19756,27 +22821,27 @@
           <w:i w:val="false"/>
           <w:iCs w:val="false"/>
         </w:rPr>
-        <w:t xml:space="preserve">Seaman, C., &amp; Guo, Y. (2011). Measuring and monitoring technical debt. </w:t>
-      </w:r>
-      <w:r>
-        <w:rPr>
-          <w:rFonts w:ascii="Times New Roman" w:cs="Times New Roman" w:eastAsia="Times New Roman" w:hAnsi="Times New Roman"/>
-          <w:b w:val="false"/>
-          <w:bCs w:val="false"/>
-          <w:i/>
-          <w:iCs/>
-        </w:rPr>
-        <w:t xml:space="preserve">Advances in Computers, 82</w:t>
-      </w:r>
-      <w:r>
-        <w:rPr>
-          <w:rFonts w:ascii="Times New Roman" w:cs="Times New Roman" w:eastAsia="Times New Roman" w:hAnsi="Times New Roman"/>
-          <w:b w:val="false"/>
-          <w:bCs w:val="false"/>
-          <w:i w:val="false"/>
-          <w:iCs w:val="false"/>
-        </w:rPr>
-        <w:t xml:space="preserve">, 25–46.</w:t>
+        <w:t xml:space="preserve">Pearce, H., Ahmad, B., Tan, B., Dolan-Gavitt, B., &amp; Karri, R. (2022). Asleep at the keyboard? Assessing the security of GitHub Copilot’s code contributions. In </w:t>
+      </w:r>
+      <w:r>
+        <w:rPr>
+          <w:rFonts w:ascii="Times New Roman" w:cs="Times New Roman" w:eastAsia="Times New Roman" w:hAnsi="Times New Roman"/>
+          <w:b w:val="false"/>
+          <w:bCs w:val="false"/>
+          <w:i/>
+          <w:iCs/>
+        </w:rPr>
+        <w:t xml:space="preserve">Proceedings of the 2022 IEEE Symposium on Security and Privacy</w:t>
+      </w:r>
+      <w:r>
+        <w:rPr>
+          <w:rFonts w:ascii="Times New Roman" w:cs="Times New Roman" w:eastAsia="Times New Roman" w:hAnsi="Times New Roman"/>
+          <w:b w:val="false"/>
+          <w:bCs w:val="false"/>
+          <w:i w:val="false"/>
+          <w:iCs w:val="false"/>
+        </w:rPr>
+        <w:t xml:space="preserve"> (pp. 754–768). IEEE.</w:t>
       </w:r>
     </w:p>
     <w:p>
@@ -19792,27 +22857,27 @@
           <w:i w:val="false"/>
           <w:iCs w:val="false"/>
         </w:rPr>
-        <w:t xml:space="preserve">Slater, T. (2025). </w:t>
-      </w:r>
-      <w:r>
-        <w:rPr>
-          <w:rFonts w:ascii="Times New Roman" w:cs="Times New Roman" w:eastAsia="Times New Roman" w:hAnsi="Times New Roman"/>
-          <w:b w:val="false"/>
-          <w:bCs w:val="false"/>
-          <w:i/>
-          <w:iCs/>
-        </w:rPr>
-        <w:t xml:space="preserve">Quantitative analysis of technical debt and pattern violation in large language model architectures</w:t>
-      </w:r>
-      <w:r>
-        <w:rPr>
-          <w:rFonts w:ascii="Times New Roman" w:cs="Times New Roman" w:eastAsia="Times New Roman" w:hAnsi="Times New Roman"/>
-          <w:b w:val="false"/>
-          <w:bCs w:val="false"/>
-          <w:i w:val="false"/>
-          <w:iCs w:val="false"/>
-        </w:rPr>
-        <w:t xml:space="preserve"> (arXiv:2512.04273). arXiv.</w:t>
+        <w:t xml:space="preserve">Pierce, J. L., Kostova, T., &amp; Dirks, K. T. (2001). Toward a theory of psychological ownership in organizations. </w:t>
+      </w:r>
+      <w:r>
+        <w:rPr>
+          <w:rFonts w:ascii="Times New Roman" w:cs="Times New Roman" w:eastAsia="Times New Roman" w:hAnsi="Times New Roman"/>
+          <w:b w:val="false"/>
+          <w:bCs w:val="false"/>
+          <w:i/>
+          <w:iCs/>
+        </w:rPr>
+        <w:t xml:space="preserve">Academy of Management Review, 26</w:t>
+      </w:r>
+      <w:r>
+        <w:rPr>
+          <w:rFonts w:ascii="Times New Roman" w:cs="Times New Roman" w:eastAsia="Times New Roman" w:hAnsi="Times New Roman"/>
+          <w:b w:val="false"/>
+          <w:bCs w:val="false"/>
+          <w:i w:val="false"/>
+          <w:iCs w:val="false"/>
+        </w:rPr>
+        <w:t xml:space="preserve">(2), 298–310.</w:t>
       </w:r>
     </w:p>
     <w:p>
@@ -19828,27 +22893,27 @@
           <w:i w:val="false"/>
           <w:iCs w:val="false"/>
         </w:rPr>
-        <w:t xml:space="preserve">Sorrell, S. (2009). Jevons’ paradox revisited: The evidence for backfire from improved energy efficiency. </w:t>
-      </w:r>
-      <w:r>
-        <w:rPr>
-          <w:rFonts w:ascii="Times New Roman" w:cs="Times New Roman" w:eastAsia="Times New Roman" w:hAnsi="Times New Roman"/>
-          <w:b w:val="false"/>
-          <w:bCs w:val="false"/>
-          <w:i/>
-          <w:iCs/>
-        </w:rPr>
-        <w:t xml:space="preserve">Energy Policy, 37</w:t>
-      </w:r>
-      <w:r>
-        <w:rPr>
-          <w:rFonts w:ascii="Times New Roman" w:cs="Times New Roman" w:eastAsia="Times New Roman" w:hAnsi="Times New Roman"/>
-          <w:b w:val="false"/>
-          <w:bCs w:val="false"/>
-          <w:i w:val="false"/>
-          <w:iCs w:val="false"/>
-        </w:rPr>
-        <w:t xml:space="preserve">(4), 1456–1469.</w:t>
+        <w:t xml:space="preserve">Potdar, A., &amp; Shihab, E. (2014). An exploratory study on self-admitted technical debt. In </w:t>
+      </w:r>
+      <w:r>
+        <w:rPr>
+          <w:rFonts w:ascii="Times New Roman" w:cs="Times New Roman" w:eastAsia="Times New Roman" w:hAnsi="Times New Roman"/>
+          <w:b w:val="false"/>
+          <w:bCs w:val="false"/>
+          <w:i/>
+          <w:iCs/>
+        </w:rPr>
+        <w:t xml:space="preserve">Proceedings of the 2014 IEEE International Conference on Software Maintenance and Evolution</w:t>
+      </w:r>
+      <w:r>
+        <w:rPr>
+          <w:rFonts w:ascii="Times New Roman" w:cs="Times New Roman" w:eastAsia="Times New Roman" w:hAnsi="Times New Roman"/>
+          <w:b w:val="false"/>
+          <w:bCs w:val="false"/>
+          <w:i w:val="false"/>
+          <w:iCs w:val="false"/>
+        </w:rPr>
+        <w:t xml:space="preserve"> (pp. 91–100). IEEE.</w:t>
       </w:r>
     </w:p>
     <w:p>
@@ -19864,27 +22929,27 @@
           <w:i w:val="false"/>
           <w:iCs w:val="false"/>
         </w:rPr>
-        <w:t xml:space="preserve">Stack Overflow. (2025). </w:t>
-      </w:r>
-      <w:r>
-        <w:rPr>
-          <w:rFonts w:ascii="Times New Roman" w:cs="Times New Roman" w:eastAsia="Times New Roman" w:hAnsi="Times New Roman"/>
-          <w:b w:val="false"/>
-          <w:bCs w:val="false"/>
-          <w:i/>
-          <w:iCs/>
-        </w:rPr>
-        <w:t xml:space="preserve">2025 developer survey</w:t>
-      </w:r>
-      <w:r>
-        <w:rPr>
-          <w:rFonts w:ascii="Times New Roman" w:cs="Times New Roman" w:eastAsia="Times New Roman" w:hAnsi="Times New Roman"/>
-          <w:b w:val="false"/>
-          <w:bCs w:val="false"/>
-          <w:i w:val="false"/>
-          <w:iCs w:val="false"/>
-        </w:rPr>
-        <w:t xml:space="preserve">. Retrieved September 27, 2026, from https://survey.stackoverflow.co/2025/</w:t>
+        <w:t xml:space="preserve">PrefectHQ. (2026). </w:t>
+      </w:r>
+      <w:r>
+        <w:rPr>
+          <w:rFonts w:ascii="Times New Roman" w:cs="Times New Roman" w:eastAsia="Times New Roman" w:hAnsi="Times New Roman"/>
+          <w:b w:val="false"/>
+          <w:bCs w:val="false"/>
+          <w:i/>
+          <w:iCs/>
+        </w:rPr>
+        <w:t xml:space="preserve">fastmcp</w:t>
+      </w:r>
+      <w:r>
+        <w:rPr>
+          <w:rFonts w:ascii="Times New Roman" w:cs="Times New Roman" w:eastAsia="Times New Roman" w:hAnsi="Times New Roman"/>
+          <w:b w:val="false"/>
+          <w:bCs w:val="false"/>
+          <w:i w:val="false"/>
+          <w:iCs w:val="false"/>
+        </w:rPr>
+        <w:t xml:space="preserve"> [Source code repository]. GitHub. https://github.com/PrefectHQ/fastmcp</w:t>
       </w:r>
     </w:p>
     <w:p>
@@ -19900,27 +22965,27 @@
           <w:i w:val="false"/>
           <w:iCs w:val="false"/>
         </w:rPr>
-        <w:t xml:space="preserve">Sun, X., Ståhl, D., Sandahl, K., &amp; Kessler, C. (2026). Quality assurance of LLM-generated code: Addressing non-functional quality characteristics. </w:t>
-      </w:r>
-      <w:r>
-        <w:rPr>
-          <w:rFonts w:ascii="Times New Roman" w:cs="Times New Roman" w:eastAsia="Times New Roman" w:hAnsi="Times New Roman"/>
-          <w:b w:val="false"/>
-          <w:bCs w:val="false"/>
-          <w:i/>
-          <w:iCs/>
-        </w:rPr>
-        <w:t xml:space="preserve">Journal of Systems and Software, 238</w:t>
-      </w:r>
-      <w:r>
-        <w:rPr>
-          <w:rFonts w:ascii="Times New Roman" w:cs="Times New Roman" w:eastAsia="Times New Roman" w:hAnsi="Times New Roman"/>
-          <w:b w:val="false"/>
-          <w:bCs w:val="false"/>
-          <w:i w:val="false"/>
-          <w:iCs w:val="false"/>
-        </w:rPr>
-        <w:t xml:space="preserve">, Article 112885.</w:t>
+        <w:t xml:space="preserve">Pydantic. (2026). </w:t>
+      </w:r>
+      <w:r>
+        <w:rPr>
+          <w:rFonts w:ascii="Times New Roman" w:cs="Times New Roman" w:eastAsia="Times New Roman" w:hAnsi="Times New Roman"/>
+          <w:b w:val="false"/>
+          <w:bCs w:val="false"/>
+          <w:i/>
+          <w:iCs/>
+        </w:rPr>
+        <w:t xml:space="preserve">pydantic-ai</w:t>
+      </w:r>
+      <w:r>
+        <w:rPr>
+          <w:rFonts w:ascii="Times New Roman" w:cs="Times New Roman" w:eastAsia="Times New Roman" w:hAnsi="Times New Roman"/>
+          <w:b w:val="false"/>
+          <w:bCs w:val="false"/>
+          <w:i w:val="false"/>
+          <w:iCs w:val="false"/>
+        </w:rPr>
+        <w:t xml:space="preserve"> [Source code repository]. GitHub. https://github.com/pydantic/pydantic-ai</w:t>
       </w:r>
     </w:p>
     <w:p>
@@ -19936,27 +23001,27 @@
           <w:i w:val="false"/>
           <w:iCs w:val="false"/>
         </w:rPr>
-        <w:t xml:space="preserve">Thaler, R. H., &amp; Sunstein, C. R. (2008). </w:t>
-      </w:r>
-      <w:r>
-        <w:rPr>
-          <w:rFonts w:ascii="Times New Roman" w:cs="Times New Roman" w:eastAsia="Times New Roman" w:hAnsi="Times New Roman"/>
-          <w:b w:val="false"/>
-          <w:bCs w:val="false"/>
-          <w:i/>
-          <w:iCs/>
-        </w:rPr>
-        <w:t xml:space="preserve">Nudge: Improving decisions about health, wealth, and happiness</w:t>
-      </w:r>
-      <w:r>
-        <w:rPr>
-          <w:rFonts w:ascii="Times New Roman" w:cs="Times New Roman" w:eastAsia="Times New Roman" w:hAnsi="Times New Roman"/>
-          <w:b w:val="false"/>
-          <w:bCs w:val="false"/>
-          <w:i w:val="false"/>
-          <w:iCs w:val="false"/>
-        </w:rPr>
-        <w:t xml:space="preserve">. Yale University Press.</w:t>
+        <w:t xml:space="preserve">Samuelson, W., &amp; Zeckhauser, R. (1988). Status quo bias in decision making. </w:t>
+      </w:r>
+      <w:r>
+        <w:rPr>
+          <w:rFonts w:ascii="Times New Roman" w:cs="Times New Roman" w:eastAsia="Times New Roman" w:hAnsi="Times New Roman"/>
+          <w:b w:val="false"/>
+          <w:bCs w:val="false"/>
+          <w:i/>
+          <w:iCs/>
+        </w:rPr>
+        <w:t xml:space="preserve">Journal of Risk and Uncertainty, 1</w:t>
+      </w:r>
+      <w:r>
+        <w:rPr>
+          <w:rFonts w:ascii="Times New Roman" w:cs="Times New Roman" w:eastAsia="Times New Roman" w:hAnsi="Times New Roman"/>
+          <w:b w:val="false"/>
+          <w:bCs w:val="false"/>
+          <w:i w:val="false"/>
+          <w:iCs w:val="false"/>
+        </w:rPr>
+        <w:t xml:space="preserve">(1), 7–59.</w:t>
       </w:r>
     </w:p>
     <w:p>
@@ -19972,6 +23037,222 @@
           <w:i w:val="false"/>
           <w:iCs w:val="false"/>
         </w:rPr>
+        <w:t xml:space="preserve">Seaman, C., &amp; Guo, Y. (2011). Measuring and monitoring technical debt. </w:t>
+      </w:r>
+      <w:r>
+        <w:rPr>
+          <w:rFonts w:ascii="Times New Roman" w:cs="Times New Roman" w:eastAsia="Times New Roman" w:hAnsi="Times New Roman"/>
+          <w:b w:val="false"/>
+          <w:bCs w:val="false"/>
+          <w:i/>
+          <w:iCs/>
+        </w:rPr>
+        <w:t xml:space="preserve">Advances in Computers, 82</w:t>
+      </w:r>
+      <w:r>
+        <w:rPr>
+          <w:rFonts w:ascii="Times New Roman" w:cs="Times New Roman" w:eastAsia="Times New Roman" w:hAnsi="Times New Roman"/>
+          <w:b w:val="false"/>
+          <w:bCs w:val="false"/>
+          <w:i w:val="false"/>
+          <w:iCs w:val="false"/>
+        </w:rPr>
+        <w:t xml:space="preserve">, 25–46.</w:t>
+      </w:r>
+    </w:p>
+    <w:p>
+      <w:pPr>
+        <w:spacing w:after="0" w:line="480" w:lineRule="auto"/>
+        <w:ind w:left="720" w:hanging="720"/>
+      </w:pPr>
+      <w:r>
+        <w:rPr>
+          <w:rFonts w:ascii="Times New Roman" w:cs="Times New Roman" w:eastAsia="Times New Roman" w:hAnsi="Times New Roman"/>
+          <w:b w:val="false"/>
+          <w:bCs w:val="false"/>
+          <w:i w:val="false"/>
+          <w:iCs w:val="false"/>
+        </w:rPr>
+        <w:t xml:space="preserve">Slater, T. (2025). </w:t>
+      </w:r>
+      <w:r>
+        <w:rPr>
+          <w:rFonts w:ascii="Times New Roman" w:cs="Times New Roman" w:eastAsia="Times New Roman" w:hAnsi="Times New Roman"/>
+          <w:b w:val="false"/>
+          <w:bCs w:val="false"/>
+          <w:i/>
+          <w:iCs/>
+        </w:rPr>
+        <w:t xml:space="preserve">Quantitative analysis of technical debt and pattern violation in large language model architectures</w:t>
+      </w:r>
+      <w:r>
+        <w:rPr>
+          <w:rFonts w:ascii="Times New Roman" w:cs="Times New Roman" w:eastAsia="Times New Roman" w:hAnsi="Times New Roman"/>
+          <w:b w:val="false"/>
+          <w:bCs w:val="false"/>
+          <w:i w:val="false"/>
+          <w:iCs w:val="false"/>
+        </w:rPr>
+        <w:t xml:space="preserve"> (arXiv:2512.04273). arXiv.</w:t>
+      </w:r>
+    </w:p>
+    <w:p>
+      <w:pPr>
+        <w:spacing w:after="0" w:line="480" w:lineRule="auto"/>
+        <w:ind w:left="720" w:hanging="720"/>
+      </w:pPr>
+      <w:r>
+        <w:rPr>
+          <w:rFonts w:ascii="Times New Roman" w:cs="Times New Roman" w:eastAsia="Times New Roman" w:hAnsi="Times New Roman"/>
+          <w:b w:val="false"/>
+          <w:bCs w:val="false"/>
+          <w:i w:val="false"/>
+          <w:iCs w:val="false"/>
+        </w:rPr>
+        <w:t xml:space="preserve">Sorrell, S. (2009). Jevons’ paradox revisited: The evidence for backfire from improved energy efficiency. </w:t>
+      </w:r>
+      <w:r>
+        <w:rPr>
+          <w:rFonts w:ascii="Times New Roman" w:cs="Times New Roman" w:eastAsia="Times New Roman" w:hAnsi="Times New Roman"/>
+          <w:b w:val="false"/>
+          <w:bCs w:val="false"/>
+          <w:i/>
+          <w:iCs/>
+        </w:rPr>
+        <w:t xml:space="preserve">Energy Policy, 37</w:t>
+      </w:r>
+      <w:r>
+        <w:rPr>
+          <w:rFonts w:ascii="Times New Roman" w:cs="Times New Roman" w:eastAsia="Times New Roman" w:hAnsi="Times New Roman"/>
+          <w:b w:val="false"/>
+          <w:bCs w:val="false"/>
+          <w:i w:val="false"/>
+          <w:iCs w:val="false"/>
+        </w:rPr>
+        <w:t xml:space="preserve">(4), 1456–1469.</w:t>
+      </w:r>
+    </w:p>
+    <w:p>
+      <w:pPr>
+        <w:spacing w:after="0" w:line="480" w:lineRule="auto"/>
+        <w:ind w:left="720" w:hanging="720"/>
+      </w:pPr>
+      <w:r>
+        <w:rPr>
+          <w:rFonts w:ascii="Times New Roman" w:cs="Times New Roman" w:eastAsia="Times New Roman" w:hAnsi="Times New Roman"/>
+          <w:b w:val="false"/>
+          <w:bCs w:val="false"/>
+          <w:i w:val="false"/>
+          <w:iCs w:val="false"/>
+        </w:rPr>
+        <w:t xml:space="preserve">Stack Overflow. (2025). </w:t>
+      </w:r>
+      <w:r>
+        <w:rPr>
+          <w:rFonts w:ascii="Times New Roman" w:cs="Times New Roman" w:eastAsia="Times New Roman" w:hAnsi="Times New Roman"/>
+          <w:b w:val="false"/>
+          <w:bCs w:val="false"/>
+          <w:i/>
+          <w:iCs/>
+        </w:rPr>
+        <w:t xml:space="preserve">2025 developer survey</w:t>
+      </w:r>
+      <w:r>
+        <w:rPr>
+          <w:rFonts w:ascii="Times New Roman" w:cs="Times New Roman" w:eastAsia="Times New Roman" w:hAnsi="Times New Roman"/>
+          <w:b w:val="false"/>
+          <w:bCs w:val="false"/>
+          <w:i w:val="false"/>
+          <w:iCs w:val="false"/>
+        </w:rPr>
+        <w:t xml:space="preserve">. Retrieved September 27, 2026, from https://survey.stackoverflow.co/2025/</w:t>
+      </w:r>
+    </w:p>
+    <w:p>
+      <w:pPr>
+        <w:spacing w:after="0" w:line="480" w:lineRule="auto"/>
+        <w:ind w:left="720" w:hanging="720"/>
+      </w:pPr>
+      <w:r>
+        <w:rPr>
+          <w:rFonts w:ascii="Times New Roman" w:cs="Times New Roman" w:eastAsia="Times New Roman" w:hAnsi="Times New Roman"/>
+          <w:b w:val="false"/>
+          <w:bCs w:val="false"/>
+          <w:i w:val="false"/>
+          <w:iCs w:val="false"/>
+        </w:rPr>
+        <w:t xml:space="preserve">Sun, X., Ståhl, D., Sandahl, K., &amp; Kessler, C. (2026). Quality assurance of LLM-generated code: Addressing non-functional quality characteristics. </w:t>
+      </w:r>
+      <w:r>
+        <w:rPr>
+          <w:rFonts w:ascii="Times New Roman" w:cs="Times New Roman" w:eastAsia="Times New Roman" w:hAnsi="Times New Roman"/>
+          <w:b w:val="false"/>
+          <w:bCs w:val="false"/>
+          <w:i/>
+          <w:iCs/>
+        </w:rPr>
+        <w:t xml:space="preserve">Journal of Systems and Software, 238</w:t>
+      </w:r>
+      <w:r>
+        <w:rPr>
+          <w:rFonts w:ascii="Times New Roman" w:cs="Times New Roman" w:eastAsia="Times New Roman" w:hAnsi="Times New Roman"/>
+          <w:b w:val="false"/>
+          <w:bCs w:val="false"/>
+          <w:i w:val="false"/>
+          <w:iCs w:val="false"/>
+        </w:rPr>
+        <w:t xml:space="preserve">, Article 112885.</w:t>
+      </w:r>
+    </w:p>
+    <w:p>
+      <w:pPr>
+        <w:spacing w:after="0" w:line="480" w:lineRule="auto"/>
+        <w:ind w:left="720" w:hanging="720"/>
+      </w:pPr>
+      <w:r>
+        <w:rPr>
+          <w:rFonts w:ascii="Times New Roman" w:cs="Times New Roman" w:eastAsia="Times New Roman" w:hAnsi="Times New Roman"/>
+          <w:b w:val="false"/>
+          <w:bCs w:val="false"/>
+          <w:i w:val="false"/>
+          <w:iCs w:val="false"/>
+        </w:rPr>
+        <w:t xml:space="preserve">Thaler, R. H., &amp; Sunstein, C. R. (2008). </w:t>
+      </w:r>
+      <w:r>
+        <w:rPr>
+          <w:rFonts w:ascii="Times New Roman" w:cs="Times New Roman" w:eastAsia="Times New Roman" w:hAnsi="Times New Roman"/>
+          <w:b w:val="false"/>
+          <w:bCs w:val="false"/>
+          <w:i/>
+          <w:iCs/>
+        </w:rPr>
+        <w:t xml:space="preserve">Nudge: Improving decisions about health, wealth, and happiness</w:t>
+      </w:r>
+      <w:r>
+        <w:rPr>
+          <w:rFonts w:ascii="Times New Roman" w:cs="Times New Roman" w:eastAsia="Times New Roman" w:hAnsi="Times New Roman"/>
+          <w:b w:val="false"/>
+          <w:bCs w:val="false"/>
+          <w:i w:val="false"/>
+          <w:iCs w:val="false"/>
+        </w:rPr>
+        <w:t xml:space="preserve">. Yale University Press.</w:t>
+      </w:r>
+    </w:p>
+    <w:p>
+      <w:pPr>
+        <w:spacing w:after="0" w:line="480" w:lineRule="auto"/>
+        <w:ind w:left="720" w:hanging="720"/>
+      </w:pPr>
+      <w:r>
+        <w:rPr>
+          <w:rFonts w:ascii="Times New Roman" w:cs="Times New Roman" w:eastAsia="Times New Roman" w:hAnsi="Times New Roman"/>
+          <w:b w:val="false"/>
+          <w:bCs w:val="false"/>
+          <w:i w:val="false"/>
+          <w:iCs w:val="false"/>
+        </w:rPr>
         <w:t xml:space="preserve">Tom, E., Aurum, A., &amp; Vidgen, R. (2013). An exploration of technical debt. </w:t>
       </w:r>
       <w:r>
@@ -19993,6 +23274,42 @@
           <w:iCs w:val="false"/>
         </w:rPr>
         <w:t xml:space="preserve">(6), 1498–1516.</w:t>
+      </w:r>
+    </w:p>
+    <w:p>
+      <w:pPr>
+        <w:spacing w:after="0" w:line="480" w:lineRule="auto"/>
+        <w:ind w:left="720" w:hanging="720"/>
+      </w:pPr>
+      <w:r>
+        <w:rPr>
+          <w:rFonts w:ascii="Times New Roman" w:cs="Times New Roman" w:eastAsia="Times New Roman" w:hAnsi="Times New Roman"/>
+          <w:b w:val="false"/>
+          <w:bCs w:val="false"/>
+          <w:i w:val="false"/>
+          <w:iCs w:val="false"/>
+        </w:rPr>
+        <w:t xml:space="preserve">Willison, S. (2026). </w:t>
+      </w:r>
+      <w:r>
+        <w:rPr>
+          <w:rFonts w:ascii="Times New Roman" w:cs="Times New Roman" w:eastAsia="Times New Roman" w:hAnsi="Times New Roman"/>
+          <w:b w:val="false"/>
+          <w:bCs w:val="false"/>
+          <w:i/>
+          <w:iCs/>
+        </w:rPr>
+        <w:t xml:space="preserve">datasette</w:t>
+      </w:r>
+      <w:r>
+        <w:rPr>
+          <w:rFonts w:ascii="Times New Roman" w:cs="Times New Roman" w:eastAsia="Times New Roman" w:hAnsi="Times New Roman"/>
+          <w:b w:val="false"/>
+          <w:bCs w:val="false"/>
+          <w:i w:val="false"/>
+          <w:iCs w:val="false"/>
+        </w:rPr>
+        <w:t xml:space="preserve"> [Source code repository]. GitHub. https://github.com/simonw/datasette</w:t>
       </w:r>
     </w:p>
     <w:p>
